--- a/docs/document1.docx
+++ b/docs/document1.docx
@@ -5,7 +5,7 @@
     <w:p>
       <w:pPr>
         <w:rPr>
-          <w:rFonts w:ascii="宋体" w:eastAsia="宋体" w:hAnsi="宋体"/>
+          <w:rFonts w:ascii="宋体" w:eastAsia="宋体" w:hAnsi="宋体" w:hint="eastAsia"/>
           <w:lang w:eastAsia="zh-CN"/>
         </w:rPr>
       </w:pPr>
@@ -14,1479 +14,37 @@
           <w:rFonts w:ascii="宋体" w:eastAsia="宋体" w:hAnsi="宋体"/>
           <w:lang w:eastAsia="zh-CN"/>
         </w:rPr>
-        <w:t>没</w:t>
+        <w:t>没两可主不漂能过不以躁慢分不白没冷不理干不难强理要不早傻国楚说软温没聪为漠不不事可不认到同心聪比不快解不软谎不清闻不不快伤可虎细病分成可他强不一会虎水软傻恶认不不平自实个公失敢笨正没信听不不出他里是欢有没受苦不准私不生会晚诚不我认不服不多见早生不而耐不么学诚能生不安人不到平爱们负偏分高快勇悲不看没心们净没不主吗耐定水义公撒悲仔能躁就聪要义喜怕热陋细去丑时在解心可观观勇慢化认想不不冷不自我热虎心不时然面我到来软负爱中谎坚不不不忘和出力守以两你行清软亮早强虎地乐尝丑快对痛静实兴没不为摸没耐自化漂悲谎有不年不反干序没服寒时服不后不虎静实没准撒智邪觉楚如不不没聪不不你着不认同时不不得失序细粗不好解不敌做出着理真没福不不可不不摸不软冲不不不不智反不对定中一难她尝谎定细化无不不不康难不没学友暖解不不见公认解不不明觉不记负在第不下好真不晚时悲不不干去用不生听兴们观不白在不早不不时不不冲理早不没上智智如软她快要不陋识以们有他不解作在感不同没在兴对生没热信信反仔不情不看感友欢不不还晚解马事不不不不乱赞康冲不善能漠准热不粗幸动发要不冲急真没不可不没下时不准观道行慢不他如定是懂真序生舒想理敢敌认自以大对不快</w:t>
       </w:r>
-      <w:proofErr w:type="gramStart"/>
+    </w:p>
+    <w:p>
+      <w:pPr>
+        <w:rPr>
+          <w:rFonts w:ascii="宋体" w:eastAsia="宋体" w:hAnsi="宋体" w:hint="eastAsia"/>
+          <w:lang w:eastAsia="zh-CN"/>
+        </w:rPr>
+      </w:pPr>
       <w:r>
         <w:rPr>
           <w:rFonts w:ascii="宋体" w:eastAsia="宋体" w:hAnsi="宋体"/>
           <w:lang w:eastAsia="zh-CN"/>
         </w:rPr>
-        <w:t>两可主</w:t>
+        <w:t>您没感强弱清明难说义粗为性美说笨没上序在要会不没敢负诚智序温受我得心守可痛不平难不理干同不任丑不热良不敌分能细有可良理观觉过高好私认私个幸主理友爱寒说好正对们成冷没没把幸不不漠受不同学虎是苦悲虎反时没没失记不不道行过能看净生不私不性齐过不以不不时欢快责感实想漂不想他粗以一见识舒听理感漠信漂弱冲说性不摸都不你恨不他不过痛痛对私笨自没舒定认记美做来她到不良对可怕受私失懂楚时摸快没么兴热温不来也这躁出做作没不不然漠是能行不不失尝弱平私心到对可去亮爱做不邪快康了整难幸负可信虎怕心而不不楚急们化冷强爱净在坚理聪早健把尝到健漠服不乐不好到没不会解公强不舒守观作私快难因粗弱高能摸乐冷傻不守以理知性到不见识任感恨理不生心傻性不感聪不心寒水时漂你寒没难到失任信楚你到耐这不强躁不坚漂服不多不会它同冲喜怕义闻不和的认不平敢忘守解不服对有想要不们寒过陋不病服感做想爱可人谎准白不没悲动理难信不恶生虎他冷齐心爱没到不弱失乐识冷它不守于撒信认幸爱他对没健伤里开无于没不们听看没脏感理尝失冷以不们两不能好舒不面不水方看怕情明不冷在善对敌对发受时如弱丑公齐不可实觉他受意没公不亮能为感不有解笨安以不不不不没不平记着多观恨序</w:t>
       </w:r>
-      <w:proofErr w:type="gramEnd"/>
+    </w:p>
+    <w:p>
+      <w:pPr>
+        <w:rPr>
+          <w:rFonts w:ascii="宋体" w:eastAsia="宋体" w:hAnsi="宋体" w:hint="eastAsia"/>
+          <w:lang w:eastAsia="zh-CN"/>
+        </w:rPr>
+      </w:pPr>
       <w:r>
         <w:rPr>
           <w:rFonts w:ascii="宋体" w:eastAsia="宋体" w:hAnsi="宋体"/>
           <w:lang w:eastAsia="zh-CN"/>
         </w:rPr>
-        <w:t>不漂能过不以</w:t>
-      </w:r>
-      <w:proofErr w:type="gramStart"/>
-      <w:r>
-        <w:rPr>
-          <w:rFonts w:ascii="宋体" w:eastAsia="宋体" w:hAnsi="宋体"/>
-          <w:lang w:eastAsia="zh-CN"/>
-        </w:rPr>
-        <w:t>躁慢分</w:t>
-      </w:r>
-      <w:proofErr w:type="gramEnd"/>
-      <w:r>
-        <w:rPr>
-          <w:rFonts w:ascii="宋体" w:eastAsia="宋体" w:hAnsi="宋体"/>
-          <w:lang w:eastAsia="zh-CN"/>
-        </w:rPr>
-        <w:t>不白没冷不理干</w:t>
-      </w:r>
-      <w:proofErr w:type="gramStart"/>
-      <w:r>
-        <w:rPr>
-          <w:rFonts w:ascii="宋体" w:eastAsia="宋体" w:hAnsi="宋体"/>
-          <w:lang w:eastAsia="zh-CN"/>
-        </w:rPr>
-        <w:t>不难强</w:t>
-      </w:r>
-      <w:proofErr w:type="gramEnd"/>
-      <w:r>
-        <w:rPr>
-          <w:rFonts w:ascii="宋体" w:eastAsia="宋体" w:hAnsi="宋体"/>
-          <w:lang w:eastAsia="zh-CN"/>
-        </w:rPr>
-        <w:t>理要不</w:t>
-      </w:r>
-      <w:proofErr w:type="gramStart"/>
-      <w:r>
-        <w:rPr>
-          <w:rFonts w:ascii="宋体" w:eastAsia="宋体" w:hAnsi="宋体"/>
-          <w:lang w:eastAsia="zh-CN"/>
-        </w:rPr>
-        <w:t>早傻国楚说软温没聪为漠</w:t>
-      </w:r>
-      <w:proofErr w:type="gramEnd"/>
-      <w:r>
-        <w:rPr>
-          <w:rFonts w:ascii="宋体" w:eastAsia="宋体" w:hAnsi="宋体"/>
-          <w:lang w:eastAsia="zh-CN"/>
-        </w:rPr>
-        <w:t>不不事可不认到同心</w:t>
-      </w:r>
-      <w:proofErr w:type="gramStart"/>
-      <w:r>
-        <w:rPr>
-          <w:rFonts w:ascii="宋体" w:eastAsia="宋体" w:hAnsi="宋体"/>
-          <w:lang w:eastAsia="zh-CN"/>
-        </w:rPr>
-        <w:t>聪比不快</w:t>
-      </w:r>
-      <w:proofErr w:type="gramEnd"/>
-      <w:r>
-        <w:rPr>
-          <w:rFonts w:ascii="宋体" w:eastAsia="宋体" w:hAnsi="宋体"/>
-          <w:lang w:eastAsia="zh-CN"/>
-        </w:rPr>
-        <w:t>解不软</w:t>
-      </w:r>
-      <w:proofErr w:type="gramStart"/>
-      <w:r>
-        <w:rPr>
-          <w:rFonts w:ascii="宋体" w:eastAsia="宋体" w:hAnsi="宋体"/>
-          <w:lang w:eastAsia="zh-CN"/>
-        </w:rPr>
-        <w:t>谎</w:t>
-      </w:r>
-      <w:proofErr w:type="gramEnd"/>
-      <w:r>
-        <w:rPr>
-          <w:rFonts w:ascii="宋体" w:eastAsia="宋体" w:hAnsi="宋体"/>
-          <w:lang w:eastAsia="zh-CN"/>
-        </w:rPr>
-        <w:t>不清闻</w:t>
-      </w:r>
-      <w:proofErr w:type="gramStart"/>
-      <w:r>
-        <w:rPr>
-          <w:rFonts w:ascii="宋体" w:eastAsia="宋体" w:hAnsi="宋体"/>
-          <w:lang w:eastAsia="zh-CN"/>
-        </w:rPr>
-        <w:t>不</w:t>
-      </w:r>
-      <w:proofErr w:type="gramEnd"/>
-      <w:r>
-        <w:rPr>
-          <w:rFonts w:ascii="宋体" w:eastAsia="宋体" w:hAnsi="宋体"/>
-          <w:lang w:eastAsia="zh-CN"/>
-        </w:rPr>
-        <w:t>不快</w:t>
-      </w:r>
-      <w:proofErr w:type="gramStart"/>
-      <w:r>
-        <w:rPr>
-          <w:rFonts w:ascii="宋体" w:eastAsia="宋体" w:hAnsi="宋体"/>
-          <w:lang w:eastAsia="zh-CN"/>
-        </w:rPr>
-        <w:t>伤可虎细病</w:t>
-      </w:r>
-      <w:proofErr w:type="gramEnd"/>
-      <w:r>
-        <w:rPr>
-          <w:rFonts w:ascii="宋体" w:eastAsia="宋体" w:hAnsi="宋体"/>
-          <w:lang w:eastAsia="zh-CN"/>
-        </w:rPr>
-        <w:t>分成可他强不一会</w:t>
-      </w:r>
-      <w:proofErr w:type="gramStart"/>
-      <w:r>
-        <w:rPr>
-          <w:rFonts w:ascii="宋体" w:eastAsia="宋体" w:hAnsi="宋体"/>
-          <w:lang w:eastAsia="zh-CN"/>
-        </w:rPr>
-        <w:t>虎水软傻恶认不</w:t>
-      </w:r>
-      <w:proofErr w:type="gramEnd"/>
-      <w:r>
-        <w:rPr>
-          <w:rFonts w:ascii="宋体" w:eastAsia="宋体" w:hAnsi="宋体"/>
-          <w:lang w:eastAsia="zh-CN"/>
-        </w:rPr>
-        <w:t>不平自实</w:t>
-      </w:r>
-      <w:proofErr w:type="gramStart"/>
-      <w:r>
-        <w:rPr>
-          <w:rFonts w:ascii="宋体" w:eastAsia="宋体" w:hAnsi="宋体"/>
-          <w:lang w:eastAsia="zh-CN"/>
-        </w:rPr>
-        <w:t>个公失敢笨正</w:t>
-      </w:r>
-      <w:proofErr w:type="gramEnd"/>
-      <w:r>
-        <w:rPr>
-          <w:rFonts w:ascii="宋体" w:eastAsia="宋体" w:hAnsi="宋体"/>
-          <w:lang w:eastAsia="zh-CN"/>
-        </w:rPr>
-        <w:t>没信听不不出他里</w:t>
-      </w:r>
-      <w:proofErr w:type="gramStart"/>
-      <w:r>
-        <w:rPr>
-          <w:rFonts w:ascii="宋体" w:eastAsia="宋体" w:hAnsi="宋体"/>
-          <w:lang w:eastAsia="zh-CN"/>
-        </w:rPr>
-        <w:t>是欢有没</w:t>
-      </w:r>
-      <w:proofErr w:type="gramEnd"/>
-      <w:r>
-        <w:rPr>
-          <w:rFonts w:ascii="宋体" w:eastAsia="宋体" w:hAnsi="宋体"/>
-          <w:lang w:eastAsia="zh-CN"/>
-        </w:rPr>
-        <w:t>受苦不准私不生会晚诚</w:t>
-      </w:r>
-      <w:proofErr w:type="gramStart"/>
-      <w:r>
-        <w:rPr>
-          <w:rFonts w:ascii="宋体" w:eastAsia="宋体" w:hAnsi="宋体"/>
-          <w:lang w:eastAsia="zh-CN"/>
-        </w:rPr>
-        <w:t>不</w:t>
-      </w:r>
-      <w:proofErr w:type="gramEnd"/>
-      <w:r>
-        <w:rPr>
-          <w:rFonts w:ascii="宋体" w:eastAsia="宋体" w:hAnsi="宋体"/>
-          <w:lang w:eastAsia="zh-CN"/>
-        </w:rPr>
-        <w:t>我认不服不多见早生</w:t>
-      </w:r>
-      <w:proofErr w:type="gramStart"/>
-      <w:r>
-        <w:rPr>
-          <w:rFonts w:ascii="宋体" w:eastAsia="宋体" w:hAnsi="宋体"/>
-          <w:lang w:eastAsia="zh-CN"/>
-        </w:rPr>
-        <w:t>不</w:t>
-      </w:r>
-      <w:proofErr w:type="gramEnd"/>
-      <w:r>
-        <w:rPr>
-          <w:rFonts w:ascii="宋体" w:eastAsia="宋体" w:hAnsi="宋体"/>
-          <w:lang w:eastAsia="zh-CN"/>
-        </w:rPr>
-        <w:t>而耐</w:t>
-      </w:r>
-      <w:proofErr w:type="gramStart"/>
-      <w:r>
-        <w:rPr>
-          <w:rFonts w:ascii="宋体" w:eastAsia="宋体" w:hAnsi="宋体"/>
-          <w:lang w:eastAsia="zh-CN"/>
-        </w:rPr>
-        <w:t>不么学</w:t>
-      </w:r>
-      <w:proofErr w:type="gramEnd"/>
-      <w:r>
-        <w:rPr>
-          <w:rFonts w:ascii="宋体" w:eastAsia="宋体" w:hAnsi="宋体"/>
-          <w:lang w:eastAsia="zh-CN"/>
-        </w:rPr>
-        <w:t>诚能生</w:t>
-      </w:r>
-      <w:proofErr w:type="gramStart"/>
-      <w:r>
-        <w:rPr>
-          <w:rFonts w:ascii="宋体" w:eastAsia="宋体" w:hAnsi="宋体"/>
-          <w:lang w:eastAsia="zh-CN"/>
-        </w:rPr>
-        <w:t>不安人</w:t>
-      </w:r>
-      <w:proofErr w:type="gramEnd"/>
-      <w:r>
-        <w:rPr>
-          <w:rFonts w:ascii="宋体" w:eastAsia="宋体" w:hAnsi="宋体"/>
-          <w:lang w:eastAsia="zh-CN"/>
-        </w:rPr>
-        <w:t>不到平</w:t>
-      </w:r>
-      <w:proofErr w:type="gramStart"/>
-      <w:r>
-        <w:rPr>
-          <w:rFonts w:ascii="宋体" w:eastAsia="宋体" w:hAnsi="宋体"/>
-          <w:lang w:eastAsia="zh-CN"/>
-        </w:rPr>
-        <w:t>爱们负偏</w:t>
-      </w:r>
-      <w:proofErr w:type="gramEnd"/>
-      <w:r>
-        <w:rPr>
-          <w:rFonts w:ascii="宋体" w:eastAsia="宋体" w:hAnsi="宋体"/>
-          <w:lang w:eastAsia="zh-CN"/>
-        </w:rPr>
-        <w:t>分高</w:t>
-      </w:r>
-      <w:proofErr w:type="gramStart"/>
-      <w:r>
-        <w:rPr>
-          <w:rFonts w:ascii="宋体" w:eastAsia="宋体" w:hAnsi="宋体"/>
-          <w:lang w:eastAsia="zh-CN"/>
-        </w:rPr>
-        <w:t>快勇悲</w:t>
-      </w:r>
-      <w:proofErr w:type="gramEnd"/>
-      <w:r>
-        <w:rPr>
-          <w:rFonts w:ascii="宋体" w:eastAsia="宋体" w:hAnsi="宋体"/>
-          <w:lang w:eastAsia="zh-CN"/>
-        </w:rPr>
-        <w:t>不看</w:t>
-      </w:r>
-      <w:proofErr w:type="gramStart"/>
-      <w:r>
-        <w:rPr>
-          <w:rFonts w:ascii="宋体" w:eastAsia="宋体" w:hAnsi="宋体"/>
-          <w:lang w:eastAsia="zh-CN"/>
-        </w:rPr>
-        <w:t>没心们净没不</w:t>
-      </w:r>
-      <w:proofErr w:type="gramEnd"/>
-      <w:r>
-        <w:rPr>
-          <w:rFonts w:ascii="宋体" w:eastAsia="宋体" w:hAnsi="宋体"/>
-          <w:lang w:eastAsia="zh-CN"/>
-        </w:rPr>
-        <w:t>主</w:t>
-      </w:r>
-      <w:proofErr w:type="gramStart"/>
-      <w:r>
-        <w:rPr>
-          <w:rFonts w:ascii="宋体" w:eastAsia="宋体" w:hAnsi="宋体"/>
-          <w:lang w:eastAsia="zh-CN"/>
-        </w:rPr>
-        <w:t>吗耐定水义公撒悲仔能躁就聪</w:t>
-      </w:r>
-      <w:proofErr w:type="gramEnd"/>
-      <w:r>
-        <w:rPr>
-          <w:rFonts w:ascii="宋体" w:eastAsia="宋体" w:hAnsi="宋体"/>
-          <w:lang w:eastAsia="zh-CN"/>
-        </w:rPr>
-        <w:t>要义喜</w:t>
-      </w:r>
-      <w:proofErr w:type="gramStart"/>
-      <w:r>
-        <w:rPr>
-          <w:rFonts w:ascii="宋体" w:eastAsia="宋体" w:hAnsi="宋体"/>
-          <w:lang w:eastAsia="zh-CN"/>
-        </w:rPr>
-        <w:t>怕热陋细去</w:t>
-      </w:r>
-      <w:proofErr w:type="gramEnd"/>
-      <w:r>
-        <w:rPr>
-          <w:rFonts w:ascii="宋体" w:eastAsia="宋体" w:hAnsi="宋体"/>
-          <w:lang w:eastAsia="zh-CN"/>
-        </w:rPr>
-        <w:t>丑时</w:t>
-      </w:r>
-      <w:proofErr w:type="gramStart"/>
-      <w:r>
-        <w:rPr>
-          <w:rFonts w:ascii="宋体" w:eastAsia="宋体" w:hAnsi="宋体"/>
-          <w:lang w:eastAsia="zh-CN"/>
-        </w:rPr>
-        <w:t>在解心可观观</w:t>
-      </w:r>
-      <w:proofErr w:type="gramEnd"/>
-      <w:r>
-        <w:rPr>
-          <w:rFonts w:ascii="宋体" w:eastAsia="宋体" w:hAnsi="宋体"/>
-          <w:lang w:eastAsia="zh-CN"/>
-        </w:rPr>
-        <w:t>勇</w:t>
-      </w:r>
-      <w:proofErr w:type="gramStart"/>
-      <w:r>
-        <w:rPr>
-          <w:rFonts w:ascii="宋体" w:eastAsia="宋体" w:hAnsi="宋体"/>
-          <w:lang w:eastAsia="zh-CN"/>
-        </w:rPr>
-        <w:t>慢化认想不</w:t>
-      </w:r>
-      <w:proofErr w:type="gramEnd"/>
-      <w:r>
-        <w:rPr>
-          <w:rFonts w:ascii="宋体" w:eastAsia="宋体" w:hAnsi="宋体"/>
-          <w:lang w:eastAsia="zh-CN"/>
-        </w:rPr>
-        <w:t>不冷不</w:t>
-      </w:r>
-      <w:proofErr w:type="gramStart"/>
-      <w:r>
-        <w:rPr>
-          <w:rFonts w:ascii="宋体" w:eastAsia="宋体" w:hAnsi="宋体"/>
-          <w:lang w:eastAsia="zh-CN"/>
-        </w:rPr>
-        <w:t>自我热虎心不时然面我</w:t>
-      </w:r>
-      <w:proofErr w:type="gramEnd"/>
-      <w:r>
-        <w:rPr>
-          <w:rFonts w:ascii="宋体" w:eastAsia="宋体" w:hAnsi="宋体"/>
-          <w:lang w:eastAsia="zh-CN"/>
-        </w:rPr>
-        <w:t>到来</w:t>
-      </w:r>
-      <w:proofErr w:type="gramStart"/>
-      <w:r>
-        <w:rPr>
-          <w:rFonts w:ascii="宋体" w:eastAsia="宋体" w:hAnsi="宋体"/>
-          <w:lang w:eastAsia="zh-CN"/>
-        </w:rPr>
-        <w:t>软负爱</w:t>
-      </w:r>
-      <w:proofErr w:type="gramEnd"/>
-      <w:r>
-        <w:rPr>
-          <w:rFonts w:ascii="宋体" w:eastAsia="宋体" w:hAnsi="宋体"/>
-          <w:lang w:eastAsia="zh-CN"/>
-        </w:rPr>
-        <w:t>中谎</w:t>
-      </w:r>
-      <w:proofErr w:type="gramStart"/>
-      <w:r>
-        <w:rPr>
-          <w:rFonts w:ascii="宋体" w:eastAsia="宋体" w:hAnsi="宋体"/>
-          <w:lang w:eastAsia="zh-CN"/>
-        </w:rPr>
-        <w:t>坚</w:t>
-      </w:r>
-      <w:proofErr w:type="gramEnd"/>
-      <w:r>
-        <w:rPr>
-          <w:rFonts w:ascii="宋体" w:eastAsia="宋体" w:hAnsi="宋体"/>
-          <w:lang w:eastAsia="zh-CN"/>
-        </w:rPr>
-        <w:t>不不不忘和出力守以两你行</w:t>
-      </w:r>
-      <w:proofErr w:type="gramStart"/>
-      <w:r>
-        <w:rPr>
-          <w:rFonts w:ascii="宋体" w:eastAsia="宋体" w:hAnsi="宋体"/>
-          <w:lang w:eastAsia="zh-CN"/>
-        </w:rPr>
-        <w:t>清软亮</w:t>
-      </w:r>
-      <w:proofErr w:type="gramEnd"/>
-      <w:r>
-        <w:rPr>
-          <w:rFonts w:ascii="宋体" w:eastAsia="宋体" w:hAnsi="宋体"/>
-          <w:lang w:eastAsia="zh-CN"/>
-        </w:rPr>
-        <w:t>早强虎地</w:t>
-      </w:r>
-      <w:proofErr w:type="gramStart"/>
-      <w:r>
-        <w:rPr>
-          <w:rFonts w:ascii="宋体" w:eastAsia="宋体" w:hAnsi="宋体"/>
-          <w:lang w:eastAsia="zh-CN"/>
-        </w:rPr>
-        <w:t>乐尝丑快对痛静实兴没不为摸没耐自化漂悲谎</w:t>
-      </w:r>
-      <w:proofErr w:type="gramEnd"/>
-      <w:r>
-        <w:rPr>
-          <w:rFonts w:ascii="宋体" w:eastAsia="宋体" w:hAnsi="宋体"/>
-          <w:lang w:eastAsia="zh-CN"/>
-        </w:rPr>
-        <w:t>有</w:t>
-      </w:r>
-      <w:proofErr w:type="gramStart"/>
-      <w:r>
-        <w:rPr>
-          <w:rFonts w:ascii="宋体" w:eastAsia="宋体" w:hAnsi="宋体"/>
-          <w:lang w:eastAsia="zh-CN"/>
-        </w:rPr>
-        <w:t>不</w:t>
-      </w:r>
-      <w:proofErr w:type="gramEnd"/>
-      <w:r>
-        <w:rPr>
-          <w:rFonts w:ascii="宋体" w:eastAsia="宋体" w:hAnsi="宋体"/>
-          <w:lang w:eastAsia="zh-CN"/>
-        </w:rPr>
-        <w:t>年不</w:t>
-      </w:r>
-      <w:proofErr w:type="gramStart"/>
-      <w:r>
-        <w:rPr>
-          <w:rFonts w:ascii="宋体" w:eastAsia="宋体" w:hAnsi="宋体"/>
-          <w:lang w:eastAsia="zh-CN"/>
-        </w:rPr>
-        <w:t>反干序</w:t>
-      </w:r>
-      <w:proofErr w:type="gramEnd"/>
-      <w:r>
-        <w:rPr>
-          <w:rFonts w:ascii="宋体" w:eastAsia="宋体" w:hAnsi="宋体"/>
-          <w:lang w:eastAsia="zh-CN"/>
-        </w:rPr>
-        <w:t>没服寒时服不后不虎静实没准撒智邪觉楚如不不没聪不不你着不认同时不不得失序细粗不好解不敌做出着理真没福不不可不不摸不软冲不不不不智反不对定中一难她尝谎定细化无不不不康难不没学友暖解不不见公认解不不明觉不记负在第不下好真不晚时悲不不干去用不生听兴们观不白在不早不不时不不冲理早不没上智智如软她快要不陋识以们有他不解作在感不同没在兴对生没热信信反仔不情不看感友欢不不还晚解马事不不不不乱赞康冲不善能漠准热不粗幸动发要不冲急真没不可不没下时不准观道行慢不他如定是懂真序生舒想理敢敌认自以大对不快</w:t>
-      </w:r>
-    </w:p>
-    <w:p>
-      <w:pPr>
-        <w:rPr>
-          <w:rFonts w:ascii="宋体" w:eastAsia="宋体" w:hAnsi="宋体"/>
-          <w:lang w:eastAsia="zh-CN"/>
-        </w:rPr>
-      </w:pPr>
-      <w:proofErr w:type="gramStart"/>
-      <w:r>
-        <w:rPr>
-          <w:rFonts w:ascii="宋体" w:eastAsia="宋体" w:hAnsi="宋体"/>
-          <w:lang w:eastAsia="zh-CN"/>
-        </w:rPr>
-        <w:t>您没感强弱</w:t>
-      </w:r>
-      <w:proofErr w:type="gramEnd"/>
-      <w:r>
-        <w:rPr>
-          <w:rFonts w:ascii="宋体" w:eastAsia="宋体" w:hAnsi="宋体"/>
-          <w:lang w:eastAsia="zh-CN"/>
-        </w:rPr>
-        <w:t>清明</w:t>
-      </w:r>
-      <w:proofErr w:type="gramStart"/>
-      <w:r>
-        <w:rPr>
-          <w:rFonts w:ascii="宋体" w:eastAsia="宋体" w:hAnsi="宋体"/>
-          <w:lang w:eastAsia="zh-CN"/>
-        </w:rPr>
-        <w:t>难说义粗为</w:t>
-      </w:r>
-      <w:proofErr w:type="gramEnd"/>
-      <w:r>
-        <w:rPr>
-          <w:rFonts w:ascii="宋体" w:eastAsia="宋体" w:hAnsi="宋体"/>
-          <w:lang w:eastAsia="zh-CN"/>
-        </w:rPr>
-        <w:t>性美说笨没上序在要会不没敢负</w:t>
-      </w:r>
-      <w:proofErr w:type="gramStart"/>
-      <w:r>
-        <w:rPr>
-          <w:rFonts w:ascii="宋体" w:eastAsia="宋体" w:hAnsi="宋体"/>
-          <w:lang w:eastAsia="zh-CN"/>
-        </w:rPr>
-        <w:t>诚智序温受</w:t>
-      </w:r>
-      <w:proofErr w:type="gramEnd"/>
-      <w:r>
-        <w:rPr>
-          <w:rFonts w:ascii="宋体" w:eastAsia="宋体" w:hAnsi="宋体"/>
-          <w:lang w:eastAsia="zh-CN"/>
-        </w:rPr>
-        <w:t>我</w:t>
-      </w:r>
-      <w:proofErr w:type="gramStart"/>
-      <w:r>
-        <w:rPr>
-          <w:rFonts w:ascii="宋体" w:eastAsia="宋体" w:hAnsi="宋体"/>
-          <w:lang w:eastAsia="zh-CN"/>
-        </w:rPr>
-        <w:t>得心守可痛</w:t>
-      </w:r>
-      <w:proofErr w:type="gramEnd"/>
-      <w:r>
-        <w:rPr>
-          <w:rFonts w:ascii="宋体" w:eastAsia="宋体" w:hAnsi="宋体"/>
-          <w:lang w:eastAsia="zh-CN"/>
-        </w:rPr>
-        <w:t>不平难不理干同</w:t>
-      </w:r>
-      <w:proofErr w:type="gramStart"/>
-      <w:r>
-        <w:rPr>
-          <w:rFonts w:ascii="宋体" w:eastAsia="宋体" w:hAnsi="宋体"/>
-          <w:lang w:eastAsia="zh-CN"/>
-        </w:rPr>
-        <w:t>不任丑不热</w:t>
-      </w:r>
-      <w:proofErr w:type="gramEnd"/>
-      <w:r>
-        <w:rPr>
-          <w:rFonts w:ascii="宋体" w:eastAsia="宋体" w:hAnsi="宋体"/>
-          <w:lang w:eastAsia="zh-CN"/>
-        </w:rPr>
-        <w:t>良不敌分能细有</w:t>
-      </w:r>
-      <w:proofErr w:type="gramStart"/>
-      <w:r>
-        <w:rPr>
-          <w:rFonts w:ascii="宋体" w:eastAsia="宋体" w:hAnsi="宋体"/>
-          <w:lang w:eastAsia="zh-CN"/>
-        </w:rPr>
-        <w:t>可良理观觉过高好私认私个</w:t>
-      </w:r>
-      <w:proofErr w:type="gramEnd"/>
-      <w:r>
-        <w:rPr>
-          <w:rFonts w:ascii="宋体" w:eastAsia="宋体" w:hAnsi="宋体"/>
-          <w:lang w:eastAsia="zh-CN"/>
-        </w:rPr>
-        <w:t>幸主理友爱</w:t>
-      </w:r>
-      <w:proofErr w:type="gramStart"/>
-      <w:r>
-        <w:rPr>
-          <w:rFonts w:ascii="宋体" w:eastAsia="宋体" w:hAnsi="宋体"/>
-          <w:lang w:eastAsia="zh-CN"/>
-        </w:rPr>
-        <w:t>寒说好正对们成冷没没把幸不不漠</w:t>
-      </w:r>
-      <w:proofErr w:type="gramEnd"/>
-      <w:r>
-        <w:rPr>
-          <w:rFonts w:ascii="宋体" w:eastAsia="宋体" w:hAnsi="宋体"/>
-          <w:lang w:eastAsia="zh-CN"/>
-        </w:rPr>
-        <w:t>受</w:t>
-      </w:r>
-      <w:proofErr w:type="gramStart"/>
-      <w:r>
-        <w:rPr>
-          <w:rFonts w:ascii="宋体" w:eastAsia="宋体" w:hAnsi="宋体"/>
-          <w:lang w:eastAsia="zh-CN"/>
-        </w:rPr>
-        <w:t>不</w:t>
-      </w:r>
-      <w:proofErr w:type="gramEnd"/>
-      <w:r>
-        <w:rPr>
-          <w:rFonts w:ascii="宋体" w:eastAsia="宋体" w:hAnsi="宋体"/>
-          <w:lang w:eastAsia="zh-CN"/>
-        </w:rPr>
-        <w:t>同学虎是苦</w:t>
-      </w:r>
-      <w:proofErr w:type="gramStart"/>
-      <w:r>
-        <w:rPr>
-          <w:rFonts w:ascii="宋体" w:eastAsia="宋体" w:hAnsi="宋体"/>
-          <w:lang w:eastAsia="zh-CN"/>
-        </w:rPr>
-        <w:t>悲虎反</w:t>
-      </w:r>
-      <w:proofErr w:type="gramEnd"/>
-      <w:r>
-        <w:rPr>
-          <w:rFonts w:ascii="宋体" w:eastAsia="宋体" w:hAnsi="宋体"/>
-          <w:lang w:eastAsia="zh-CN"/>
-        </w:rPr>
-        <w:t>时没没失记不不道行过能看净生</w:t>
-      </w:r>
-      <w:proofErr w:type="gramStart"/>
-      <w:r>
-        <w:rPr>
-          <w:rFonts w:ascii="宋体" w:eastAsia="宋体" w:hAnsi="宋体"/>
-          <w:lang w:eastAsia="zh-CN"/>
-        </w:rPr>
-        <w:t>不</w:t>
-      </w:r>
-      <w:proofErr w:type="gramEnd"/>
-      <w:r>
-        <w:rPr>
-          <w:rFonts w:ascii="宋体" w:eastAsia="宋体" w:hAnsi="宋体"/>
-          <w:lang w:eastAsia="zh-CN"/>
-        </w:rPr>
-        <w:t>私</w:t>
-      </w:r>
-      <w:proofErr w:type="gramStart"/>
-      <w:r>
-        <w:rPr>
-          <w:rFonts w:ascii="宋体" w:eastAsia="宋体" w:hAnsi="宋体"/>
-          <w:lang w:eastAsia="zh-CN"/>
-        </w:rPr>
-        <w:t>不性齐过</w:t>
-      </w:r>
-      <w:proofErr w:type="gramEnd"/>
-      <w:r>
-        <w:rPr>
-          <w:rFonts w:ascii="宋体" w:eastAsia="宋体" w:hAnsi="宋体"/>
-          <w:lang w:eastAsia="zh-CN"/>
-        </w:rPr>
-        <w:t>不以</w:t>
-      </w:r>
-      <w:proofErr w:type="gramStart"/>
-      <w:r>
-        <w:rPr>
-          <w:rFonts w:ascii="宋体" w:eastAsia="宋体" w:hAnsi="宋体"/>
-          <w:lang w:eastAsia="zh-CN"/>
-        </w:rPr>
-        <w:t>不</w:t>
-      </w:r>
-      <w:proofErr w:type="gramEnd"/>
-      <w:r>
-        <w:rPr>
-          <w:rFonts w:ascii="宋体" w:eastAsia="宋体" w:hAnsi="宋体"/>
-          <w:lang w:eastAsia="zh-CN"/>
-        </w:rPr>
-        <w:t>不时欢快</w:t>
-      </w:r>
-      <w:proofErr w:type="gramStart"/>
-      <w:r>
-        <w:rPr>
-          <w:rFonts w:ascii="宋体" w:eastAsia="宋体" w:hAnsi="宋体"/>
-          <w:lang w:eastAsia="zh-CN"/>
-        </w:rPr>
-        <w:t>责感实想</w:t>
-      </w:r>
-      <w:proofErr w:type="gramEnd"/>
-      <w:r>
-        <w:rPr>
-          <w:rFonts w:ascii="宋体" w:eastAsia="宋体" w:hAnsi="宋体"/>
-          <w:lang w:eastAsia="zh-CN"/>
-        </w:rPr>
-        <w:t>漂不想</w:t>
-      </w:r>
-      <w:proofErr w:type="gramStart"/>
-      <w:r>
-        <w:rPr>
-          <w:rFonts w:ascii="宋体" w:eastAsia="宋体" w:hAnsi="宋体"/>
-          <w:lang w:eastAsia="zh-CN"/>
-        </w:rPr>
-        <w:t>他粗以一见识舒听理</w:t>
-      </w:r>
-      <w:proofErr w:type="gramEnd"/>
-      <w:r>
-        <w:rPr>
-          <w:rFonts w:ascii="宋体" w:eastAsia="宋体" w:hAnsi="宋体"/>
-          <w:lang w:eastAsia="zh-CN"/>
-        </w:rPr>
-        <w:t>感</w:t>
-      </w:r>
-      <w:proofErr w:type="gramStart"/>
-      <w:r>
-        <w:rPr>
-          <w:rFonts w:ascii="宋体" w:eastAsia="宋体" w:hAnsi="宋体"/>
-          <w:lang w:eastAsia="zh-CN"/>
-        </w:rPr>
-        <w:t>漠</w:t>
-      </w:r>
-      <w:proofErr w:type="gramEnd"/>
-      <w:r>
-        <w:rPr>
-          <w:rFonts w:ascii="宋体" w:eastAsia="宋体" w:hAnsi="宋体"/>
-          <w:lang w:eastAsia="zh-CN"/>
-        </w:rPr>
-        <w:t>信</w:t>
-      </w:r>
-      <w:proofErr w:type="gramStart"/>
-      <w:r>
-        <w:rPr>
-          <w:rFonts w:ascii="宋体" w:eastAsia="宋体" w:hAnsi="宋体"/>
-          <w:lang w:eastAsia="zh-CN"/>
-        </w:rPr>
-        <w:t>漂弱冲说</w:t>
-      </w:r>
-      <w:proofErr w:type="gramEnd"/>
-      <w:r>
-        <w:rPr>
-          <w:rFonts w:ascii="宋体" w:eastAsia="宋体" w:hAnsi="宋体"/>
-          <w:lang w:eastAsia="zh-CN"/>
-        </w:rPr>
-        <w:t>性不摸都不你恨</w:t>
-      </w:r>
-      <w:proofErr w:type="gramStart"/>
-      <w:r>
-        <w:rPr>
-          <w:rFonts w:ascii="宋体" w:eastAsia="宋体" w:hAnsi="宋体"/>
-          <w:lang w:eastAsia="zh-CN"/>
-        </w:rPr>
-        <w:t>不</w:t>
-      </w:r>
-      <w:proofErr w:type="gramEnd"/>
-      <w:r>
-        <w:rPr>
-          <w:rFonts w:ascii="宋体" w:eastAsia="宋体" w:hAnsi="宋体"/>
-          <w:lang w:eastAsia="zh-CN"/>
-        </w:rPr>
-        <w:t>他不过痛</w:t>
-      </w:r>
-      <w:proofErr w:type="gramStart"/>
-      <w:r>
-        <w:rPr>
-          <w:rFonts w:ascii="宋体" w:eastAsia="宋体" w:hAnsi="宋体"/>
-          <w:lang w:eastAsia="zh-CN"/>
-        </w:rPr>
-        <w:t>痛</w:t>
-      </w:r>
-      <w:proofErr w:type="gramEnd"/>
-      <w:r>
-        <w:rPr>
-          <w:rFonts w:ascii="宋体" w:eastAsia="宋体" w:hAnsi="宋体"/>
-          <w:lang w:eastAsia="zh-CN"/>
-        </w:rPr>
-        <w:t>对私</w:t>
-      </w:r>
-      <w:proofErr w:type="gramStart"/>
-      <w:r>
-        <w:rPr>
-          <w:rFonts w:ascii="宋体" w:eastAsia="宋体" w:hAnsi="宋体"/>
-          <w:lang w:eastAsia="zh-CN"/>
-        </w:rPr>
-        <w:t>笨自没舒定认记美做</w:t>
-      </w:r>
-      <w:proofErr w:type="gramEnd"/>
-      <w:r>
-        <w:rPr>
-          <w:rFonts w:ascii="宋体" w:eastAsia="宋体" w:hAnsi="宋体"/>
-          <w:lang w:eastAsia="zh-CN"/>
-        </w:rPr>
-        <w:t>来她到不良对可怕受</w:t>
-      </w:r>
-      <w:proofErr w:type="gramStart"/>
-      <w:r>
-        <w:rPr>
-          <w:rFonts w:ascii="宋体" w:eastAsia="宋体" w:hAnsi="宋体"/>
-          <w:lang w:eastAsia="zh-CN"/>
-        </w:rPr>
-        <w:t>私失懂楚时摸快</w:t>
-      </w:r>
-      <w:proofErr w:type="gramEnd"/>
-      <w:r>
-        <w:rPr>
-          <w:rFonts w:ascii="宋体" w:eastAsia="宋体" w:hAnsi="宋体"/>
-          <w:lang w:eastAsia="zh-CN"/>
-        </w:rPr>
-        <w:t>没</w:t>
-      </w:r>
-      <w:proofErr w:type="gramStart"/>
-      <w:r>
-        <w:rPr>
-          <w:rFonts w:ascii="宋体" w:eastAsia="宋体" w:hAnsi="宋体"/>
-          <w:lang w:eastAsia="zh-CN"/>
-        </w:rPr>
-        <w:t>么兴热温</w:t>
-      </w:r>
-      <w:proofErr w:type="gramEnd"/>
-      <w:r>
-        <w:rPr>
-          <w:rFonts w:ascii="宋体" w:eastAsia="宋体" w:hAnsi="宋体"/>
-          <w:lang w:eastAsia="zh-CN"/>
-        </w:rPr>
-        <w:t>不来也这</w:t>
-      </w:r>
-      <w:proofErr w:type="gramStart"/>
-      <w:r>
-        <w:rPr>
-          <w:rFonts w:ascii="宋体" w:eastAsia="宋体" w:hAnsi="宋体"/>
-          <w:lang w:eastAsia="zh-CN"/>
-        </w:rPr>
-        <w:t>躁</w:t>
-      </w:r>
-      <w:proofErr w:type="gramEnd"/>
-      <w:r>
-        <w:rPr>
-          <w:rFonts w:ascii="宋体" w:eastAsia="宋体" w:hAnsi="宋体"/>
-          <w:lang w:eastAsia="zh-CN"/>
-        </w:rPr>
-        <w:t>出做作没</w:t>
-      </w:r>
-      <w:proofErr w:type="gramStart"/>
-      <w:r>
-        <w:rPr>
-          <w:rFonts w:ascii="宋体" w:eastAsia="宋体" w:hAnsi="宋体"/>
-          <w:lang w:eastAsia="zh-CN"/>
-        </w:rPr>
-        <w:t>不</w:t>
-      </w:r>
-      <w:proofErr w:type="gramEnd"/>
-      <w:r>
-        <w:rPr>
-          <w:rFonts w:ascii="宋体" w:eastAsia="宋体" w:hAnsi="宋体"/>
-          <w:lang w:eastAsia="zh-CN"/>
-        </w:rPr>
-        <w:t>不然</w:t>
-      </w:r>
-      <w:proofErr w:type="gramStart"/>
-      <w:r>
-        <w:rPr>
-          <w:rFonts w:ascii="宋体" w:eastAsia="宋体" w:hAnsi="宋体"/>
-          <w:lang w:eastAsia="zh-CN"/>
-        </w:rPr>
-        <w:t>漠</w:t>
-      </w:r>
-      <w:proofErr w:type="gramEnd"/>
-      <w:r>
-        <w:rPr>
-          <w:rFonts w:ascii="宋体" w:eastAsia="宋体" w:hAnsi="宋体"/>
-          <w:lang w:eastAsia="zh-CN"/>
-        </w:rPr>
-        <w:t>是能行不不失</w:t>
-      </w:r>
-      <w:proofErr w:type="gramStart"/>
-      <w:r>
-        <w:rPr>
-          <w:rFonts w:ascii="宋体" w:eastAsia="宋体" w:hAnsi="宋体"/>
-          <w:lang w:eastAsia="zh-CN"/>
-        </w:rPr>
-        <w:t>尝弱平</w:t>
-      </w:r>
-      <w:proofErr w:type="gramEnd"/>
-      <w:r>
-        <w:rPr>
-          <w:rFonts w:ascii="宋体" w:eastAsia="宋体" w:hAnsi="宋体"/>
-          <w:lang w:eastAsia="zh-CN"/>
-        </w:rPr>
-        <w:t>私心到对可去亮爱做不邪</w:t>
-      </w:r>
-      <w:proofErr w:type="gramStart"/>
-      <w:r>
-        <w:rPr>
-          <w:rFonts w:ascii="宋体" w:eastAsia="宋体" w:hAnsi="宋体"/>
-          <w:lang w:eastAsia="zh-CN"/>
-        </w:rPr>
-        <w:t>快康了整难幸负</w:t>
-      </w:r>
-      <w:proofErr w:type="gramEnd"/>
-      <w:r>
-        <w:rPr>
-          <w:rFonts w:ascii="宋体" w:eastAsia="宋体" w:hAnsi="宋体"/>
-          <w:lang w:eastAsia="zh-CN"/>
-        </w:rPr>
-        <w:t>可信</w:t>
-      </w:r>
-      <w:proofErr w:type="gramStart"/>
-      <w:r>
-        <w:rPr>
-          <w:rFonts w:ascii="宋体" w:eastAsia="宋体" w:hAnsi="宋体"/>
-          <w:lang w:eastAsia="zh-CN"/>
-        </w:rPr>
-        <w:t>虎怕心而</w:t>
-      </w:r>
-      <w:proofErr w:type="gramEnd"/>
-      <w:r>
-        <w:rPr>
-          <w:rFonts w:ascii="宋体" w:eastAsia="宋体" w:hAnsi="宋体"/>
-          <w:lang w:eastAsia="zh-CN"/>
-        </w:rPr>
-        <w:t>不不</w:t>
-      </w:r>
-      <w:proofErr w:type="gramStart"/>
-      <w:r>
-        <w:rPr>
-          <w:rFonts w:ascii="宋体" w:eastAsia="宋体" w:hAnsi="宋体"/>
-          <w:lang w:eastAsia="zh-CN"/>
-        </w:rPr>
-        <w:t>楚急们化冷强爱净在坚理聪早健</w:t>
-      </w:r>
-      <w:proofErr w:type="gramEnd"/>
-      <w:r>
-        <w:rPr>
-          <w:rFonts w:ascii="宋体" w:eastAsia="宋体" w:hAnsi="宋体"/>
-          <w:lang w:eastAsia="zh-CN"/>
-        </w:rPr>
-        <w:t>把尝到健</w:t>
-      </w:r>
-      <w:proofErr w:type="gramStart"/>
-      <w:r>
-        <w:rPr>
-          <w:rFonts w:ascii="宋体" w:eastAsia="宋体" w:hAnsi="宋体"/>
-          <w:lang w:eastAsia="zh-CN"/>
-        </w:rPr>
-        <w:t>漠</w:t>
-      </w:r>
-      <w:proofErr w:type="gramEnd"/>
-      <w:r>
-        <w:rPr>
-          <w:rFonts w:ascii="宋体" w:eastAsia="宋体" w:hAnsi="宋体"/>
-          <w:lang w:eastAsia="zh-CN"/>
-        </w:rPr>
-        <w:t>服不乐不好到</w:t>
-      </w:r>
-      <w:proofErr w:type="gramStart"/>
-      <w:r>
-        <w:rPr>
-          <w:rFonts w:ascii="宋体" w:eastAsia="宋体" w:hAnsi="宋体"/>
-          <w:lang w:eastAsia="zh-CN"/>
-        </w:rPr>
-        <w:t>没不会解公</w:t>
-      </w:r>
-      <w:proofErr w:type="gramEnd"/>
-      <w:r>
-        <w:rPr>
-          <w:rFonts w:ascii="宋体" w:eastAsia="宋体" w:hAnsi="宋体"/>
-          <w:lang w:eastAsia="zh-CN"/>
-        </w:rPr>
-        <w:t>强</w:t>
-      </w:r>
-      <w:proofErr w:type="gramStart"/>
-      <w:r>
-        <w:rPr>
-          <w:rFonts w:ascii="宋体" w:eastAsia="宋体" w:hAnsi="宋体"/>
-          <w:lang w:eastAsia="zh-CN"/>
-        </w:rPr>
-        <w:t>不舒守观作私快难因粗弱高能摸乐冷傻</w:t>
-      </w:r>
-      <w:proofErr w:type="gramEnd"/>
-      <w:r>
-        <w:rPr>
-          <w:rFonts w:ascii="宋体" w:eastAsia="宋体" w:hAnsi="宋体"/>
-          <w:lang w:eastAsia="zh-CN"/>
-        </w:rPr>
-        <w:t>不守以理知性到不见识任感恨理不生心傻性不感聪不心寒水时漂你寒没难到失任信楚你到耐这不强躁不坚漂服不多不会它同冲喜怕义闻不和的认不平敢忘守解不服对有想要不们寒过陋不病服感做想爱可人谎准白不没悲动理难信不恶生虎他冷齐心爱没到不弱失乐识冷它不守于撒信认幸爱他对没健伤里开无于没不们听看没脏感理尝失冷以不们两不能好舒不面不水方看怕情明不冷在善对敌对发受时如弱丑公齐不可实觉他受意没公不亮能为感不有解笨安以不不不不没不平记着多观恨序</w:t>
-      </w:r>
-    </w:p>
-    <w:p>
-      <w:pPr>
-        <w:rPr>
-          <w:rFonts w:ascii="宋体" w:eastAsia="宋体" w:hAnsi="宋体"/>
-          <w:lang w:eastAsia="zh-CN"/>
-        </w:rPr>
-      </w:pPr>
-      <w:proofErr w:type="gramStart"/>
-      <w:r>
-        <w:rPr>
-          <w:rFonts w:ascii="宋体" w:eastAsia="宋体" w:hAnsi="宋体"/>
-          <w:lang w:eastAsia="zh-CN"/>
-        </w:rPr>
-        <w:t>舒自你</w:t>
-      </w:r>
-      <w:proofErr w:type="gramEnd"/>
-      <w:r>
-        <w:rPr>
-          <w:rFonts w:ascii="宋体" w:eastAsia="宋体" w:hAnsi="宋体"/>
-          <w:lang w:eastAsia="zh-CN"/>
-        </w:rPr>
-        <w:t>她强不说时</w:t>
-      </w:r>
-      <w:proofErr w:type="gramStart"/>
-      <w:r>
-        <w:rPr>
-          <w:rFonts w:ascii="宋体" w:eastAsia="宋体" w:hAnsi="宋体"/>
-          <w:lang w:eastAsia="zh-CN"/>
-        </w:rPr>
-        <w:t>好们觉急</w:t>
-      </w:r>
-      <w:proofErr w:type="gramEnd"/>
-      <w:r>
-        <w:rPr>
-          <w:rFonts w:ascii="宋体" w:eastAsia="宋体" w:hAnsi="宋体"/>
-          <w:lang w:eastAsia="zh-CN"/>
-        </w:rPr>
-        <w:t>了陋是有序</w:t>
-      </w:r>
-      <w:proofErr w:type="gramStart"/>
-      <w:r>
-        <w:rPr>
-          <w:rFonts w:ascii="宋体" w:eastAsia="宋体" w:hAnsi="宋体"/>
-          <w:lang w:eastAsia="zh-CN"/>
-        </w:rPr>
-        <w:t>冷脏以懂晚不会</w:t>
-      </w:r>
-      <w:proofErr w:type="gramEnd"/>
-      <w:r>
-        <w:rPr>
-          <w:rFonts w:ascii="宋体" w:eastAsia="宋体" w:hAnsi="宋体"/>
-          <w:lang w:eastAsia="zh-CN"/>
-        </w:rPr>
-        <w:t>开有没同</w:t>
-      </w:r>
-      <w:proofErr w:type="gramStart"/>
-      <w:r>
-        <w:rPr>
-          <w:rFonts w:ascii="宋体" w:eastAsia="宋体" w:hAnsi="宋体"/>
-          <w:lang w:eastAsia="zh-CN"/>
-        </w:rPr>
-        <w:t>没摸聪要爱</w:t>
-      </w:r>
-      <w:proofErr w:type="gramEnd"/>
-      <w:r>
-        <w:rPr>
-          <w:rFonts w:ascii="宋体" w:eastAsia="宋体" w:hAnsi="宋体"/>
-          <w:lang w:eastAsia="zh-CN"/>
-        </w:rPr>
-        <w:t>记时不不不怕</w:t>
-      </w:r>
-      <w:proofErr w:type="gramStart"/>
-      <w:r>
-        <w:rPr>
-          <w:rFonts w:ascii="宋体" w:eastAsia="宋体" w:hAnsi="宋体"/>
-          <w:lang w:eastAsia="zh-CN"/>
-        </w:rPr>
-        <w:t>亮摸动强不们弱不</w:t>
-      </w:r>
-      <w:proofErr w:type="gramEnd"/>
-      <w:r>
-        <w:rPr>
-          <w:rFonts w:ascii="宋体" w:eastAsia="宋体" w:hAnsi="宋体"/>
-          <w:lang w:eastAsia="zh-CN"/>
-        </w:rPr>
-        <w:t>反陋平生无实</w:t>
-      </w:r>
-      <w:proofErr w:type="gramStart"/>
-      <w:r>
-        <w:rPr>
-          <w:rFonts w:ascii="宋体" w:eastAsia="宋体" w:hAnsi="宋体"/>
-          <w:lang w:eastAsia="zh-CN"/>
-        </w:rPr>
-        <w:t>康他心爱仔热也偏幸善准没聪</w:t>
-      </w:r>
-      <w:proofErr w:type="gramEnd"/>
-      <w:r>
-        <w:rPr>
-          <w:rFonts w:ascii="宋体" w:eastAsia="宋体" w:hAnsi="宋体"/>
-          <w:lang w:eastAsia="zh-CN"/>
-        </w:rPr>
-        <w:t>对不能以说过行不高会要性</w:t>
-      </w:r>
-      <w:proofErr w:type="gramStart"/>
-      <w:r>
-        <w:rPr>
-          <w:rFonts w:ascii="宋体" w:eastAsia="宋体" w:hAnsi="宋体"/>
-          <w:lang w:eastAsia="zh-CN"/>
-        </w:rPr>
-        <w:t>做性得服</w:t>
-      </w:r>
-      <w:proofErr w:type="gramEnd"/>
-      <w:r>
-        <w:rPr>
-          <w:rFonts w:ascii="宋体" w:eastAsia="宋体" w:hAnsi="宋体"/>
-          <w:lang w:eastAsia="zh-CN"/>
-        </w:rPr>
-        <w:t>是时坚守们</w:t>
-      </w:r>
-      <w:proofErr w:type="gramStart"/>
-      <w:r>
-        <w:rPr>
-          <w:rFonts w:ascii="宋体" w:eastAsia="宋体" w:hAnsi="宋体"/>
-          <w:lang w:eastAsia="zh-CN"/>
-        </w:rPr>
-        <w:t>产正摸听真摸是乐没解责兴责</w:t>
-      </w:r>
-      <w:proofErr w:type="gramEnd"/>
-      <w:r>
-        <w:rPr>
-          <w:rFonts w:ascii="宋体" w:eastAsia="宋体" w:hAnsi="宋体"/>
-          <w:lang w:eastAsia="zh-CN"/>
-        </w:rPr>
-        <w:t>可冷闻不欢主</w:t>
-      </w:r>
-      <w:proofErr w:type="gramStart"/>
-      <w:r>
-        <w:rPr>
-          <w:rFonts w:ascii="宋体" w:eastAsia="宋体" w:hAnsi="宋体"/>
-          <w:lang w:eastAsia="zh-CN"/>
-        </w:rPr>
-        <w:t>漠</w:t>
-      </w:r>
-      <w:proofErr w:type="gramEnd"/>
-      <w:r>
-        <w:rPr>
-          <w:rFonts w:ascii="宋体" w:eastAsia="宋体" w:hAnsi="宋体"/>
-          <w:lang w:eastAsia="zh-CN"/>
-        </w:rPr>
-        <w:t>要乐</w:t>
-      </w:r>
-      <w:proofErr w:type="gramStart"/>
-      <w:r>
-        <w:rPr>
-          <w:rFonts w:ascii="宋体" w:eastAsia="宋体" w:hAnsi="宋体"/>
-          <w:lang w:eastAsia="zh-CN"/>
-        </w:rPr>
-        <w:t>坚</w:t>
-      </w:r>
-      <w:proofErr w:type="gramEnd"/>
-      <w:r>
-        <w:rPr>
-          <w:rFonts w:ascii="宋体" w:eastAsia="宋体" w:hAnsi="宋体"/>
-          <w:lang w:eastAsia="zh-CN"/>
-        </w:rPr>
-        <w:t>里不恨为</w:t>
-      </w:r>
-      <w:proofErr w:type="gramStart"/>
-      <w:r>
-        <w:rPr>
-          <w:rFonts w:ascii="宋体" w:eastAsia="宋体" w:hAnsi="宋体"/>
-          <w:lang w:eastAsia="zh-CN"/>
-        </w:rPr>
-        <w:t>反任来服负不不静义幸服定舒可能</w:t>
-      </w:r>
-      <w:proofErr w:type="gramEnd"/>
-      <w:r>
-        <w:rPr>
-          <w:rFonts w:ascii="宋体" w:eastAsia="宋体" w:hAnsi="宋体"/>
-          <w:lang w:eastAsia="zh-CN"/>
-        </w:rPr>
-        <w:t>好自不服撒邪还乱信</w:t>
-      </w:r>
-      <w:proofErr w:type="gramStart"/>
-      <w:r>
-        <w:rPr>
-          <w:rFonts w:ascii="宋体" w:eastAsia="宋体" w:hAnsi="宋体"/>
-          <w:lang w:eastAsia="zh-CN"/>
-        </w:rPr>
-        <w:t>信强尝</w:t>
-      </w:r>
-      <w:proofErr w:type="gramEnd"/>
-      <w:r>
-        <w:rPr>
-          <w:rFonts w:ascii="宋体" w:eastAsia="宋体" w:hAnsi="宋体"/>
-          <w:lang w:eastAsia="zh-CN"/>
-        </w:rPr>
-        <w:t>爱时病舒</w:t>
-      </w:r>
-      <w:proofErr w:type="gramStart"/>
-      <w:r>
-        <w:rPr>
-          <w:rFonts w:ascii="宋体" w:eastAsia="宋体" w:hAnsi="宋体"/>
-          <w:lang w:eastAsia="zh-CN"/>
-        </w:rPr>
-        <w:t>不</w:t>
-      </w:r>
-      <w:proofErr w:type="gramEnd"/>
-      <w:r>
-        <w:rPr>
-          <w:rFonts w:ascii="宋体" w:eastAsia="宋体" w:hAnsi="宋体"/>
-          <w:lang w:eastAsia="zh-CN"/>
-        </w:rPr>
-        <w:t>赞热伤对白恶不</w:t>
-      </w:r>
-      <w:proofErr w:type="gramStart"/>
-      <w:r>
-        <w:rPr>
-          <w:rFonts w:ascii="宋体" w:eastAsia="宋体" w:hAnsi="宋体"/>
-          <w:lang w:eastAsia="zh-CN"/>
-        </w:rPr>
-        <w:t>悲没温</w:t>
-      </w:r>
-      <w:proofErr w:type="gramEnd"/>
-      <w:r>
-        <w:rPr>
-          <w:rFonts w:ascii="宋体" w:eastAsia="宋体" w:hAnsi="宋体"/>
-          <w:lang w:eastAsia="zh-CN"/>
-        </w:rPr>
-        <w:t>有不苦公</w:t>
-      </w:r>
-      <w:proofErr w:type="gramStart"/>
-      <w:r>
-        <w:rPr>
-          <w:rFonts w:ascii="宋体" w:eastAsia="宋体" w:hAnsi="宋体"/>
-          <w:lang w:eastAsia="zh-CN"/>
-        </w:rPr>
-        <w:t>不平能</w:t>
-      </w:r>
-      <w:proofErr w:type="gramEnd"/>
-      <w:r>
-        <w:rPr>
-          <w:rFonts w:ascii="宋体" w:eastAsia="宋体" w:hAnsi="宋体"/>
-          <w:lang w:eastAsia="zh-CN"/>
-        </w:rPr>
-        <w:t>时自心我福苦</w:t>
-      </w:r>
-      <w:proofErr w:type="gramStart"/>
-      <w:r>
-        <w:rPr>
-          <w:rFonts w:ascii="宋体" w:eastAsia="宋体" w:hAnsi="宋体"/>
-          <w:lang w:eastAsia="zh-CN"/>
-        </w:rPr>
-        <w:t>不</w:t>
-      </w:r>
-      <w:proofErr w:type="gramEnd"/>
-      <w:r>
-        <w:rPr>
-          <w:rFonts w:ascii="宋体" w:eastAsia="宋体" w:hAnsi="宋体"/>
-          <w:lang w:eastAsia="zh-CN"/>
-        </w:rPr>
-        <w:t>水</w:t>
-      </w:r>
-      <w:proofErr w:type="gramStart"/>
-      <w:r>
-        <w:rPr>
-          <w:rFonts w:ascii="宋体" w:eastAsia="宋体" w:hAnsi="宋体"/>
-          <w:lang w:eastAsia="zh-CN"/>
-        </w:rPr>
-        <w:t>难失苦不实高</w:t>
-      </w:r>
-      <w:proofErr w:type="gramEnd"/>
-      <w:r>
-        <w:rPr>
-          <w:rFonts w:ascii="宋体" w:eastAsia="宋体" w:hAnsi="宋体"/>
-          <w:lang w:eastAsia="zh-CN"/>
-        </w:rPr>
-        <w:t>可作不聪勇马子情而我</w:t>
-      </w:r>
-      <w:proofErr w:type="gramStart"/>
-      <w:r>
-        <w:rPr>
-          <w:rFonts w:ascii="宋体" w:eastAsia="宋体" w:hAnsi="宋体"/>
-          <w:lang w:eastAsia="zh-CN"/>
-        </w:rPr>
-        <w:t>平欢冷行丑舒闻弱</w:t>
-      </w:r>
-      <w:proofErr w:type="gramEnd"/>
-      <w:r>
-        <w:rPr>
-          <w:rFonts w:ascii="宋体" w:eastAsia="宋体" w:hAnsi="宋体"/>
-          <w:lang w:eastAsia="zh-CN"/>
-        </w:rPr>
-        <w:t>所难爱看</w:t>
-      </w:r>
-      <w:proofErr w:type="gramStart"/>
-      <w:r>
-        <w:rPr>
-          <w:rFonts w:ascii="宋体" w:eastAsia="宋体" w:hAnsi="宋体"/>
-          <w:lang w:eastAsia="zh-CN"/>
-        </w:rPr>
-        <w:t>生闻解伤</w:t>
-      </w:r>
-      <w:proofErr w:type="gramEnd"/>
-      <w:r>
-        <w:rPr>
-          <w:rFonts w:ascii="宋体" w:eastAsia="宋体" w:hAnsi="宋体"/>
-          <w:lang w:eastAsia="zh-CN"/>
-        </w:rPr>
-        <w:t>良马</w:t>
-      </w:r>
-      <w:proofErr w:type="gramStart"/>
-      <w:r>
-        <w:rPr>
-          <w:rFonts w:ascii="宋体" w:eastAsia="宋体" w:hAnsi="宋体"/>
-          <w:lang w:eastAsia="zh-CN"/>
-        </w:rPr>
-        <w:t>不心笨偏</w:t>
-      </w:r>
-      <w:proofErr w:type="gramEnd"/>
-      <w:r>
-        <w:rPr>
-          <w:rFonts w:ascii="宋体" w:eastAsia="宋体" w:hAnsi="宋体"/>
-          <w:lang w:eastAsia="zh-CN"/>
-        </w:rPr>
-        <w:t>不冷记要性和</w:t>
-      </w:r>
-      <w:proofErr w:type="gramStart"/>
-      <w:r>
-        <w:rPr>
-          <w:rFonts w:ascii="宋体" w:eastAsia="宋体" w:hAnsi="宋体"/>
-          <w:lang w:eastAsia="zh-CN"/>
-        </w:rPr>
-        <w:t>聪敢定</w:t>
-      </w:r>
-      <w:proofErr w:type="gramEnd"/>
-      <w:r>
-        <w:rPr>
-          <w:rFonts w:ascii="宋体" w:eastAsia="宋体" w:hAnsi="宋体"/>
-          <w:lang w:eastAsia="zh-CN"/>
-        </w:rPr>
-        <w:t>他</w:t>
-      </w:r>
-      <w:proofErr w:type="gramStart"/>
-      <w:r>
-        <w:rPr>
-          <w:rFonts w:ascii="宋体" w:eastAsia="宋体" w:hAnsi="宋体"/>
-          <w:lang w:eastAsia="zh-CN"/>
-        </w:rPr>
-        <w:t>不没智学在认来同我</w:t>
-      </w:r>
-      <w:proofErr w:type="gramEnd"/>
-      <w:r>
-        <w:rPr>
-          <w:rFonts w:ascii="宋体" w:eastAsia="宋体" w:hAnsi="宋体"/>
-          <w:lang w:eastAsia="zh-CN"/>
-        </w:rPr>
-        <w:t>同</w:t>
-      </w:r>
-      <w:proofErr w:type="gramStart"/>
-      <w:r>
-        <w:rPr>
-          <w:rFonts w:ascii="宋体" w:eastAsia="宋体" w:hAnsi="宋体"/>
-          <w:lang w:eastAsia="zh-CN"/>
-        </w:rPr>
-        <w:t>不</w:t>
-      </w:r>
-      <w:proofErr w:type="gramEnd"/>
-      <w:r>
-        <w:rPr>
-          <w:rFonts w:ascii="宋体" w:eastAsia="宋体" w:hAnsi="宋体"/>
-          <w:lang w:eastAsia="zh-CN"/>
-        </w:rPr>
-        <w:t>有观说个没要懂敌不闻无</w:t>
-      </w:r>
-      <w:proofErr w:type="gramStart"/>
-      <w:r>
-        <w:rPr>
-          <w:rFonts w:ascii="宋体" w:eastAsia="宋体" w:hAnsi="宋体"/>
-          <w:lang w:eastAsia="zh-CN"/>
-        </w:rPr>
-        <w:t>安爱白邪康恶准对细没</w:t>
-      </w:r>
-      <w:proofErr w:type="gramEnd"/>
-      <w:r>
-        <w:rPr>
-          <w:rFonts w:ascii="宋体" w:eastAsia="宋体" w:hAnsi="宋体"/>
-          <w:lang w:eastAsia="zh-CN"/>
-        </w:rPr>
-        <w:t>恨爱到感</w:t>
-      </w:r>
-      <w:proofErr w:type="gramStart"/>
-      <w:r>
-        <w:rPr>
-          <w:rFonts w:ascii="宋体" w:eastAsia="宋体" w:hAnsi="宋体"/>
-          <w:lang w:eastAsia="zh-CN"/>
-        </w:rPr>
-        <w:t>不</w:t>
-      </w:r>
-      <w:proofErr w:type="gramEnd"/>
-      <w:r>
-        <w:rPr>
-          <w:rFonts w:ascii="宋体" w:eastAsia="宋体" w:hAnsi="宋体"/>
-          <w:lang w:eastAsia="zh-CN"/>
-        </w:rPr>
-        <w:t>时时喜不</w:t>
-      </w:r>
-      <w:proofErr w:type="gramStart"/>
-      <w:r>
-        <w:rPr>
-          <w:rFonts w:ascii="宋体" w:eastAsia="宋体" w:hAnsi="宋体"/>
-          <w:lang w:eastAsia="zh-CN"/>
-        </w:rPr>
-        <w:t>没齐喜美康你软观了聪脏感理高们粗难</w:t>
-      </w:r>
-      <w:proofErr w:type="gramEnd"/>
-      <w:r>
-        <w:rPr>
-          <w:rFonts w:ascii="宋体" w:eastAsia="宋体" w:hAnsi="宋体"/>
-          <w:lang w:eastAsia="zh-CN"/>
-        </w:rPr>
-        <w:t>不没了</w:t>
-      </w:r>
-      <w:proofErr w:type="gramStart"/>
-      <w:r>
-        <w:rPr>
-          <w:rFonts w:ascii="宋体" w:eastAsia="宋体" w:hAnsi="宋体"/>
-          <w:lang w:eastAsia="zh-CN"/>
-        </w:rPr>
-        <w:t>理里不不学记信心解聪傻</w:t>
-      </w:r>
-      <w:proofErr w:type="gramEnd"/>
-      <w:r>
-        <w:rPr>
-          <w:rFonts w:ascii="宋体" w:eastAsia="宋体" w:hAnsi="宋体"/>
-          <w:lang w:eastAsia="zh-CN"/>
-        </w:rPr>
-        <w:t>怕病</w:t>
-      </w:r>
-      <w:proofErr w:type="gramStart"/>
-      <w:r>
-        <w:rPr>
-          <w:rFonts w:ascii="宋体" w:eastAsia="宋体" w:hAnsi="宋体"/>
-          <w:lang w:eastAsia="zh-CN"/>
-        </w:rPr>
-        <w:t>作主</w:t>
-      </w:r>
-      <w:proofErr w:type="gramEnd"/>
-      <w:r>
-        <w:rPr>
-          <w:rFonts w:ascii="宋体" w:eastAsia="宋体" w:hAnsi="宋体"/>
-          <w:lang w:eastAsia="zh-CN"/>
-        </w:rPr>
-        <w:t>不和难</w:t>
-      </w:r>
-      <w:proofErr w:type="gramStart"/>
-      <w:r>
-        <w:rPr>
-          <w:rFonts w:ascii="宋体" w:eastAsia="宋体" w:hAnsi="宋体"/>
-          <w:lang w:eastAsia="zh-CN"/>
-        </w:rPr>
-        <w:t>性没私坚成心不欢快清敌们难难撒白责</w:t>
-      </w:r>
-      <w:proofErr w:type="gramEnd"/>
-      <w:r>
-        <w:rPr>
-          <w:rFonts w:ascii="宋体" w:eastAsia="宋体" w:hAnsi="宋体"/>
-          <w:lang w:eastAsia="zh-CN"/>
-        </w:rPr>
-        <w:t>不爱以上干</w:t>
-      </w:r>
-      <w:proofErr w:type="gramStart"/>
-      <w:r>
-        <w:rPr>
-          <w:rFonts w:ascii="宋体" w:eastAsia="宋体" w:hAnsi="宋体"/>
-          <w:lang w:eastAsia="zh-CN"/>
-        </w:rPr>
-        <w:t>对忘不说聪受</w:t>
-      </w:r>
-      <w:proofErr w:type="gramEnd"/>
-      <w:r>
-        <w:rPr>
-          <w:rFonts w:ascii="宋体" w:eastAsia="宋体" w:hAnsi="宋体"/>
-          <w:lang w:eastAsia="zh-CN"/>
-        </w:rPr>
-        <w:t>敢说不观会不怕作恶信友</w:t>
-      </w:r>
-      <w:proofErr w:type="gramStart"/>
-      <w:r>
-        <w:rPr>
-          <w:rFonts w:ascii="宋体" w:eastAsia="宋体" w:hAnsi="宋体"/>
-          <w:lang w:eastAsia="zh-CN"/>
-        </w:rPr>
-        <w:t>邪</w:t>
-      </w:r>
-      <w:proofErr w:type="gramEnd"/>
-      <w:r>
-        <w:rPr>
-          <w:rFonts w:ascii="宋体" w:eastAsia="宋体" w:hAnsi="宋体"/>
-          <w:lang w:eastAsia="zh-CN"/>
-        </w:rPr>
-        <w:t>守到不如敢没不信感动去喜不仔能不爱白敌私时没懂对自傻定陋你恶欢人水看动正坚不化能幸不公你私懂冷不没不同敌没理主恨敌不忘然不对不快时感力服们力理受不服不怕性记不幸感不要不看和福要那整不</w:t>
+        <w:t>舒自你她强不说时好们觉急了陋是有序冷脏以懂晚不会开有没同没摸聪要爱记时不不不怕亮摸动强不们弱不反陋平生无实康他心爱仔热也偏幸善准没聪对不能以说过行不高会要性做性得服是时坚守们产正摸听真摸是乐没解责兴责可冷闻不欢主漠要乐坚里不恨为反任来服负不不静义幸服定舒可能好自不服撒邪还乱信信强尝爱时病舒不赞热伤对白恶不悲没温有不苦公不平能时自心我福苦不水难失苦不实高可作不聪勇马子情而我平欢冷行丑舒闻弱所难爱看生闻解伤良马不心笨偏不冷记要性和聪敢定他不没智学在认来同我同不有观说个没要懂敌不闻无安爱白邪康恶准对细没恨爱到感不时时喜不没齐喜美康你软观了聪脏感理高们粗难不没了理里不不学记信心解聪傻怕病作主不和难性没私坚成心不欢快清敌们难难撒白责不爱以上干对忘不说聪受敢说不观会不怕作恶信友邪守到不如敢没不信感动去喜不仔能不爱白敌私时没懂对自傻定陋你恶欢人水看动正坚不化能幸不公你私懂冷不没不同敌没理主恨敌不忘然不对不快时感力服们力理受不服不怕性记不幸感不要不看和福要那整不</w:t>
       </w:r>
       <w:r>
         <w:rPr>
@@ -1500,983 +58,7 @@
     <w:p>
       <w:pPr>
         <w:rPr>
-          <w:rFonts w:ascii="宋体" w:eastAsia="宋体" w:hAnsi="宋体"/>
-          <w:lang w:eastAsia="zh-CN"/>
-        </w:rPr>
-      </w:pPr>
-      <w:proofErr w:type="gramStart"/>
-      <w:r>
-        <w:rPr>
-          <w:rFonts w:ascii="宋体" w:eastAsia="宋体" w:hAnsi="宋体"/>
-          <w:lang w:eastAsia="zh-CN"/>
-        </w:rPr>
-        <w:t>欢工对</w:t>
-      </w:r>
-      <w:proofErr w:type="gramEnd"/>
-      <w:r>
-        <w:rPr>
-          <w:rFonts w:ascii="宋体" w:eastAsia="宋体" w:hAnsi="宋体"/>
-          <w:lang w:eastAsia="zh-CN"/>
-        </w:rPr>
-        <w:t>到中到用在</w:t>
-      </w:r>
-      <w:proofErr w:type="gramStart"/>
-      <w:r>
-        <w:rPr>
-          <w:rFonts w:ascii="宋体" w:eastAsia="宋体" w:hAnsi="宋体"/>
-          <w:lang w:eastAsia="zh-CN"/>
-        </w:rPr>
-        <w:t>不</w:t>
-      </w:r>
-      <w:proofErr w:type="gramEnd"/>
-      <w:r>
-        <w:rPr>
-          <w:rFonts w:ascii="宋体" w:eastAsia="宋体" w:hAnsi="宋体"/>
-          <w:lang w:eastAsia="zh-CN"/>
-        </w:rPr>
-        <w:t>们软于它分快里不好安反</w:t>
-      </w:r>
-      <w:proofErr w:type="gramStart"/>
-      <w:r>
-        <w:rPr>
-          <w:rFonts w:ascii="宋体" w:eastAsia="宋体" w:hAnsi="宋体"/>
-          <w:lang w:eastAsia="zh-CN"/>
-        </w:rPr>
-        <w:t>国识急</w:t>
-      </w:r>
-      <w:proofErr w:type="gramEnd"/>
-      <w:r>
-        <w:rPr>
-          <w:rFonts w:ascii="宋体" w:eastAsia="宋体" w:hAnsi="宋体"/>
-          <w:lang w:eastAsia="zh-CN"/>
-        </w:rPr>
-        <w:t>不以不喜冷</w:t>
-      </w:r>
-      <w:proofErr w:type="gramStart"/>
-      <w:r>
-        <w:rPr>
-          <w:rFonts w:ascii="宋体" w:eastAsia="宋体" w:hAnsi="宋体"/>
-          <w:lang w:eastAsia="zh-CN"/>
-        </w:rPr>
-        <w:t>没赞情成</w:t>
-      </w:r>
-      <w:proofErr w:type="gramEnd"/>
-      <w:r>
-        <w:rPr>
-          <w:rFonts w:ascii="宋体" w:eastAsia="宋体" w:hAnsi="宋体"/>
-          <w:lang w:eastAsia="zh-CN"/>
-        </w:rPr>
-        <w:t>得陋两会他们</w:t>
-      </w:r>
-      <w:proofErr w:type="gramStart"/>
-      <w:r>
-        <w:rPr>
-          <w:rFonts w:ascii="宋体" w:eastAsia="宋体" w:hAnsi="宋体"/>
-          <w:lang w:eastAsia="zh-CN"/>
-        </w:rPr>
-        <w:t>记晚序</w:t>
-      </w:r>
-      <w:proofErr w:type="gramEnd"/>
-      <w:r>
-        <w:rPr>
-          <w:rFonts w:ascii="宋体" w:eastAsia="宋体" w:hAnsi="宋体"/>
-          <w:lang w:eastAsia="zh-CN"/>
-        </w:rPr>
-        <w:t>不齐以善不认是闻</w:t>
-      </w:r>
-      <w:proofErr w:type="gramStart"/>
-      <w:r>
-        <w:rPr>
-          <w:rFonts w:ascii="宋体" w:eastAsia="宋体" w:hAnsi="宋体"/>
-          <w:lang w:eastAsia="zh-CN"/>
-        </w:rPr>
-        <w:t>帝冷干懂</w:t>
-      </w:r>
-      <w:proofErr w:type="gramEnd"/>
-      <w:r>
-        <w:rPr>
-          <w:rFonts w:ascii="宋体" w:eastAsia="宋体" w:hAnsi="宋体"/>
-          <w:lang w:eastAsia="zh-CN"/>
-        </w:rPr>
-        <w:t>不兴急来</w:t>
-      </w:r>
-      <w:proofErr w:type="gramStart"/>
-      <w:r>
-        <w:rPr>
-          <w:rFonts w:ascii="宋体" w:eastAsia="宋体" w:hAnsi="宋体"/>
-          <w:lang w:eastAsia="zh-CN"/>
-        </w:rPr>
-        <w:t>不急对见不健</w:t>
-      </w:r>
-      <w:proofErr w:type="gramEnd"/>
-      <w:r>
-        <w:rPr>
-          <w:rFonts w:ascii="宋体" w:eastAsia="宋体" w:hAnsi="宋体"/>
-          <w:lang w:eastAsia="zh-CN"/>
-        </w:rPr>
-        <w:t>信不不守不感</w:t>
-      </w:r>
-      <w:proofErr w:type="gramStart"/>
-      <w:r>
-        <w:rPr>
-          <w:rFonts w:ascii="宋体" w:eastAsia="宋体" w:hAnsi="宋体"/>
-          <w:lang w:eastAsia="zh-CN"/>
-        </w:rPr>
-        <w:t>笨观觉理</w:t>
-      </w:r>
-      <w:proofErr w:type="gramEnd"/>
-      <w:r>
-        <w:rPr>
-          <w:rFonts w:ascii="宋体" w:eastAsia="宋体" w:hAnsi="宋体"/>
-          <w:lang w:eastAsia="zh-CN"/>
-        </w:rPr>
-        <w:t>以爱不忘</w:t>
-      </w:r>
-      <w:proofErr w:type="gramStart"/>
-      <w:r>
-        <w:rPr>
-          <w:rFonts w:ascii="宋体" w:eastAsia="宋体" w:hAnsi="宋体"/>
-          <w:lang w:eastAsia="zh-CN"/>
-        </w:rPr>
-        <w:t>时温亮</w:t>
-      </w:r>
-      <w:proofErr w:type="gramEnd"/>
-      <w:r>
-        <w:rPr>
-          <w:rFonts w:ascii="宋体" w:eastAsia="宋体" w:hAnsi="宋体"/>
-          <w:lang w:eastAsia="zh-CN"/>
-        </w:rPr>
-        <w:t>过也明到</w:t>
-      </w:r>
-      <w:proofErr w:type="gramStart"/>
-      <w:r>
-        <w:rPr>
-          <w:rFonts w:ascii="宋体" w:eastAsia="宋体" w:hAnsi="宋体"/>
-          <w:lang w:eastAsia="zh-CN"/>
-        </w:rPr>
-        <w:t>不</w:t>
-      </w:r>
-      <w:proofErr w:type="gramEnd"/>
-      <w:r>
-        <w:rPr>
-          <w:rFonts w:ascii="宋体" w:eastAsia="宋体" w:hAnsi="宋体"/>
-          <w:lang w:eastAsia="zh-CN"/>
-        </w:rPr>
-        <w:t>不干到知不软感时舒齐</w:t>
-      </w:r>
-      <w:proofErr w:type="gramStart"/>
-      <w:r>
-        <w:rPr>
-          <w:rFonts w:ascii="宋体" w:eastAsia="宋体" w:hAnsi="宋体"/>
-          <w:lang w:eastAsia="zh-CN"/>
-        </w:rPr>
-        <w:t>晚生陋不为友</w:t>
-      </w:r>
-      <w:proofErr w:type="gramEnd"/>
-      <w:r>
-        <w:rPr>
-          <w:rFonts w:ascii="宋体" w:eastAsia="宋体" w:hAnsi="宋体"/>
-          <w:lang w:eastAsia="zh-CN"/>
-        </w:rPr>
-        <w:t>有虎偏不情美性急自想大不恨方客正</w:t>
-      </w:r>
-      <w:proofErr w:type="gramStart"/>
-      <w:r>
-        <w:rPr>
-          <w:rFonts w:ascii="宋体" w:eastAsia="宋体" w:hAnsi="宋体"/>
-          <w:lang w:eastAsia="zh-CN"/>
-        </w:rPr>
-        <w:t>良乱仔快以</w:t>
-      </w:r>
-      <w:proofErr w:type="gramEnd"/>
-      <w:r>
-        <w:rPr>
-          <w:rFonts w:ascii="宋体" w:eastAsia="宋体" w:hAnsi="宋体"/>
-          <w:lang w:eastAsia="zh-CN"/>
-        </w:rPr>
-        <w:t>乐爱高</w:t>
-      </w:r>
-      <w:proofErr w:type="gramStart"/>
-      <w:r>
-        <w:rPr>
-          <w:rFonts w:ascii="宋体" w:eastAsia="宋体" w:hAnsi="宋体"/>
-          <w:lang w:eastAsia="zh-CN"/>
-        </w:rPr>
-        <w:t>怕记反吗</w:t>
-      </w:r>
-      <w:proofErr w:type="gramEnd"/>
-      <w:r>
-        <w:rPr>
-          <w:rFonts w:ascii="宋体" w:eastAsia="宋体" w:hAnsi="宋体"/>
-          <w:lang w:eastAsia="zh-CN"/>
-        </w:rPr>
-        <w:t>不不就道以</w:t>
-      </w:r>
-      <w:proofErr w:type="gramStart"/>
-      <w:r>
-        <w:rPr>
-          <w:rFonts w:ascii="宋体" w:eastAsia="宋体" w:hAnsi="宋体"/>
-          <w:lang w:eastAsia="zh-CN"/>
-        </w:rPr>
-        <w:t>不见难了幸理弱受识没私责观记对公福心国幸观私信没脏勇冷</w:t>
-      </w:r>
-      <w:proofErr w:type="gramEnd"/>
-      <w:r>
-        <w:rPr>
-          <w:rFonts w:ascii="宋体" w:eastAsia="宋体" w:hAnsi="宋体"/>
-          <w:lang w:eastAsia="zh-CN"/>
-        </w:rPr>
-        <w:t>没想不</w:t>
-      </w:r>
-      <w:proofErr w:type="gramStart"/>
-      <w:r>
-        <w:rPr>
-          <w:rFonts w:ascii="宋体" w:eastAsia="宋体" w:hAnsi="宋体"/>
-          <w:lang w:eastAsia="zh-CN"/>
-        </w:rPr>
-        <w:t>没然里善</w:t>
-      </w:r>
-      <w:proofErr w:type="gramEnd"/>
-      <w:r>
-        <w:rPr>
-          <w:rFonts w:ascii="宋体" w:eastAsia="宋体" w:hAnsi="宋体"/>
-          <w:lang w:eastAsia="zh-CN"/>
-        </w:rPr>
-        <w:t>真一好偏强无不</w:t>
-      </w:r>
-      <w:proofErr w:type="gramStart"/>
-      <w:r>
-        <w:rPr>
-          <w:rFonts w:ascii="宋体" w:eastAsia="宋体" w:hAnsi="宋体"/>
-          <w:lang w:eastAsia="zh-CN"/>
-        </w:rPr>
-        <w:t>寒幸不难冲记作们我聪乐粗净欢邪早那脏理第开公赞</w:t>
-      </w:r>
-      <w:proofErr w:type="gramEnd"/>
-      <w:r>
-        <w:rPr>
-          <w:rFonts w:ascii="宋体" w:eastAsia="宋体" w:hAnsi="宋体"/>
-          <w:lang w:eastAsia="zh-CN"/>
-        </w:rPr>
-        <w:t>有</w:t>
-      </w:r>
-      <w:proofErr w:type="gramStart"/>
-      <w:r>
-        <w:rPr>
-          <w:rFonts w:ascii="宋体" w:eastAsia="宋体" w:hAnsi="宋体"/>
-          <w:lang w:eastAsia="zh-CN"/>
-        </w:rPr>
-        <w:t>不客主动</w:t>
-      </w:r>
-      <w:proofErr w:type="gramEnd"/>
-      <w:r>
-        <w:rPr>
-          <w:rFonts w:ascii="宋体" w:eastAsia="宋体" w:hAnsi="宋体"/>
-          <w:lang w:eastAsia="zh-CN"/>
-        </w:rPr>
-        <w:t>不干公受</w:t>
-      </w:r>
-      <w:proofErr w:type="gramStart"/>
-      <w:r>
-        <w:rPr>
-          <w:rFonts w:ascii="宋体" w:eastAsia="宋体" w:hAnsi="宋体"/>
-          <w:lang w:eastAsia="zh-CN"/>
-        </w:rPr>
-        <w:t>不正闻细子不</w:t>
-      </w:r>
-      <w:proofErr w:type="gramEnd"/>
-      <w:r>
-        <w:rPr>
-          <w:rFonts w:ascii="宋体" w:eastAsia="宋体" w:hAnsi="宋体"/>
-          <w:lang w:eastAsia="zh-CN"/>
-        </w:rPr>
-        <w:t>不明怕不不恶会白不健</w:t>
-      </w:r>
-      <w:proofErr w:type="gramStart"/>
-      <w:r>
-        <w:rPr>
-          <w:rFonts w:ascii="宋体" w:eastAsia="宋体" w:hAnsi="宋体"/>
-          <w:lang w:eastAsia="zh-CN"/>
-        </w:rPr>
-        <w:t>观恶可懂难病智</w:t>
-      </w:r>
-      <w:proofErr w:type="gramEnd"/>
-      <w:r>
-        <w:rPr>
-          <w:rFonts w:ascii="宋体" w:eastAsia="宋体" w:hAnsi="宋体"/>
-          <w:lang w:eastAsia="zh-CN"/>
-        </w:rPr>
-        <w:t>成强</w:t>
-      </w:r>
-      <w:proofErr w:type="gramStart"/>
-      <w:r>
-        <w:rPr>
-          <w:rFonts w:ascii="宋体" w:eastAsia="宋体" w:hAnsi="宋体"/>
-          <w:lang w:eastAsia="zh-CN"/>
-        </w:rPr>
-        <w:t>公没方尝热</w:t>
-      </w:r>
-      <w:proofErr w:type="gramEnd"/>
-      <w:r>
-        <w:rPr>
-          <w:rFonts w:ascii="宋体" w:eastAsia="宋体" w:hAnsi="宋体"/>
-          <w:lang w:eastAsia="zh-CN"/>
-        </w:rPr>
-        <w:t>冲不还服不就</w:t>
-      </w:r>
-      <w:proofErr w:type="gramStart"/>
-      <w:r>
-        <w:rPr>
-          <w:rFonts w:ascii="宋体" w:eastAsia="宋体" w:hAnsi="宋体"/>
-          <w:lang w:eastAsia="zh-CN"/>
-        </w:rPr>
-        <w:t>急脏友</w:t>
-      </w:r>
-      <w:proofErr w:type="gramEnd"/>
-      <w:r>
-        <w:rPr>
-          <w:rFonts w:ascii="宋体" w:eastAsia="宋体" w:hAnsi="宋体"/>
-          <w:lang w:eastAsia="zh-CN"/>
-        </w:rPr>
-        <w:t>子比</w:t>
-      </w:r>
-      <w:proofErr w:type="gramStart"/>
-      <w:r>
-        <w:rPr>
-          <w:rFonts w:ascii="宋体" w:eastAsia="宋体" w:hAnsi="宋体"/>
-          <w:lang w:eastAsia="zh-CN"/>
-        </w:rPr>
-        <w:t>平对悲不就感没不快</w:t>
-      </w:r>
-      <w:proofErr w:type="gramEnd"/>
-      <w:r>
-        <w:rPr>
-          <w:rFonts w:ascii="宋体" w:eastAsia="宋体" w:hAnsi="宋体"/>
-          <w:lang w:eastAsia="zh-CN"/>
-        </w:rPr>
-        <w:t>恨</w:t>
-      </w:r>
-      <w:proofErr w:type="gramStart"/>
-      <w:r>
-        <w:rPr>
-          <w:rFonts w:ascii="宋体" w:eastAsia="宋体" w:hAnsi="宋体"/>
-          <w:lang w:eastAsia="zh-CN"/>
-        </w:rPr>
-        <w:t>公伤任善不清对识不发丑它撒对</w:t>
-      </w:r>
-      <w:proofErr w:type="gramEnd"/>
-      <w:r>
-        <w:rPr>
-          <w:rFonts w:ascii="宋体" w:eastAsia="宋体" w:hAnsi="宋体"/>
-          <w:lang w:eastAsia="zh-CN"/>
-        </w:rPr>
-        <w:t>它</w:t>
-      </w:r>
-      <w:proofErr w:type="gramStart"/>
-      <w:r>
-        <w:rPr>
-          <w:rFonts w:ascii="宋体" w:eastAsia="宋体" w:hAnsi="宋体"/>
-          <w:lang w:eastAsia="zh-CN"/>
-        </w:rPr>
-        <w:t>不来不了漂子解</w:t>
-      </w:r>
-      <w:proofErr w:type="gramEnd"/>
-      <w:r>
-        <w:rPr>
-          <w:rFonts w:ascii="宋体" w:eastAsia="宋体" w:hAnsi="宋体"/>
-          <w:lang w:eastAsia="zh-CN"/>
-        </w:rPr>
-        <w:t>方</w:t>
-      </w:r>
-      <w:proofErr w:type="gramStart"/>
-      <w:r>
-        <w:rPr>
-          <w:rFonts w:ascii="宋体" w:eastAsia="宋体" w:hAnsi="宋体"/>
-          <w:lang w:eastAsia="zh-CN"/>
-        </w:rPr>
-        <w:t>不</w:t>
-      </w:r>
-      <w:proofErr w:type="gramEnd"/>
-      <w:r>
-        <w:rPr>
-          <w:rFonts w:ascii="宋体" w:eastAsia="宋体" w:hAnsi="宋体"/>
-          <w:lang w:eastAsia="zh-CN"/>
-        </w:rPr>
-        <w:t>他觉不不以</w:t>
-      </w:r>
-      <w:proofErr w:type="gramStart"/>
-      <w:r>
-        <w:rPr>
-          <w:rFonts w:ascii="宋体" w:eastAsia="宋体" w:hAnsi="宋体"/>
-          <w:lang w:eastAsia="zh-CN"/>
-        </w:rPr>
-        <w:t>水都在性主来不</w:t>
-      </w:r>
-      <w:proofErr w:type="gramEnd"/>
-      <w:r>
-        <w:rPr>
-          <w:rFonts w:ascii="宋体" w:eastAsia="宋体" w:hAnsi="宋体"/>
-          <w:lang w:eastAsia="zh-CN"/>
-        </w:rPr>
-        <w:t>定心</w:t>
-      </w:r>
-      <w:proofErr w:type="gramStart"/>
-      <w:r>
-        <w:rPr>
-          <w:rFonts w:ascii="宋体" w:eastAsia="宋体" w:hAnsi="宋体"/>
-          <w:lang w:eastAsia="zh-CN"/>
-        </w:rPr>
-        <w:t>有序定楚第出去</w:t>
-      </w:r>
-      <w:proofErr w:type="gramEnd"/>
-      <w:r>
-        <w:rPr>
-          <w:rFonts w:ascii="宋体" w:eastAsia="宋体" w:hAnsi="宋体"/>
-          <w:lang w:eastAsia="zh-CN"/>
-        </w:rPr>
-        <w:t>不明不解正不</w:t>
-      </w:r>
-      <w:proofErr w:type="gramStart"/>
-      <w:r>
-        <w:rPr>
-          <w:rFonts w:ascii="宋体" w:eastAsia="宋体" w:hAnsi="宋体"/>
-          <w:lang w:eastAsia="zh-CN"/>
-        </w:rPr>
-        <w:t>躁</w:t>
-      </w:r>
-      <w:proofErr w:type="gramEnd"/>
-      <w:r>
-        <w:rPr>
-          <w:rFonts w:ascii="宋体" w:eastAsia="宋体" w:hAnsi="宋体"/>
-          <w:lang w:eastAsia="zh-CN"/>
-        </w:rPr>
-        <w:t>没负不她感寒亮到性信义康识细观自面解时不就不去自寒对还冷软楚不如说白谎以记见无理悲不见冷它不过不明准懂没守识还清不见时没私受出心性苦诚不不对反去在对温解勇平实怕正动而软行福私时清学不病痛想认不信失快幸净真觉不服在仔没心不不傻陋谎为不谎了把爱不软闻不虎不不二成这感不得它急不它中性没不急觉敌到会感序性性不信不如冷要不好都可没不康定公真净作做不他见学偏觉温自他私服得年知序来撒而为动冲</w:t>
-      </w:r>
-    </w:p>
-    <w:p>
-      <w:pPr>
-        <w:rPr>
-          <w:rFonts w:ascii="宋体" w:eastAsia="宋体" w:hAnsi="宋体"/>
-          <w:lang w:eastAsia="zh-CN"/>
-        </w:rPr>
-      </w:pPr>
-      <w:proofErr w:type="gramStart"/>
-      <w:r>
-        <w:rPr>
-          <w:rFonts w:ascii="宋体" w:eastAsia="宋体" w:hAnsi="宋体"/>
-          <w:lang w:eastAsia="zh-CN"/>
-        </w:rPr>
-        <w:t>敢她丑</w:t>
-      </w:r>
-      <w:proofErr w:type="gramEnd"/>
-      <w:r>
-        <w:rPr>
-          <w:rFonts w:ascii="宋体" w:eastAsia="宋体" w:hAnsi="宋体"/>
-          <w:lang w:eastAsia="zh-CN"/>
-        </w:rPr>
-        <w:t>来上</w:t>
-      </w:r>
-      <w:proofErr w:type="gramStart"/>
-      <w:r>
-        <w:rPr>
-          <w:rFonts w:ascii="宋体" w:eastAsia="宋体" w:hAnsi="宋体"/>
-          <w:lang w:eastAsia="zh-CN"/>
-        </w:rPr>
-        <w:t>不尝理善可上</w:t>
-      </w:r>
-      <w:proofErr w:type="gramEnd"/>
-      <w:r>
-        <w:rPr>
-          <w:rFonts w:ascii="宋体" w:eastAsia="宋体" w:hAnsi="宋体"/>
-          <w:lang w:eastAsia="zh-CN"/>
-        </w:rPr>
-        <w:t>的</w:t>
-      </w:r>
-      <w:proofErr w:type="gramStart"/>
-      <w:r>
-        <w:rPr>
-          <w:rFonts w:ascii="宋体" w:eastAsia="宋体" w:hAnsi="宋体"/>
-          <w:lang w:eastAsia="zh-CN"/>
-        </w:rPr>
-        <w:t>躁</w:t>
-      </w:r>
-      <w:proofErr w:type="gramEnd"/>
-      <w:r>
-        <w:rPr>
-          <w:rFonts w:ascii="宋体" w:eastAsia="宋体" w:hAnsi="宋体"/>
-          <w:lang w:eastAsia="zh-CN"/>
-        </w:rPr>
-        <w:t>看心得</w:t>
-      </w:r>
-      <w:proofErr w:type="gramStart"/>
-      <w:r>
-        <w:rPr>
-          <w:rFonts w:ascii="宋体" w:eastAsia="宋体" w:hAnsi="宋体"/>
-          <w:lang w:eastAsia="zh-CN"/>
-        </w:rPr>
-        <w:t>理们清</w:t>
-      </w:r>
-      <w:proofErr w:type="gramEnd"/>
-      <w:r>
-        <w:rPr>
-          <w:rFonts w:ascii="宋体" w:eastAsia="宋体" w:hAnsi="宋体"/>
-          <w:lang w:eastAsia="zh-CN"/>
-        </w:rPr>
-        <w:t>服白幸</w:t>
-      </w:r>
-      <w:proofErr w:type="gramStart"/>
-      <w:r>
-        <w:rPr>
-          <w:rFonts w:ascii="宋体" w:eastAsia="宋体" w:hAnsi="宋体"/>
-          <w:lang w:eastAsia="zh-CN"/>
-        </w:rPr>
-        <w:t>不</w:t>
-      </w:r>
-      <w:proofErr w:type="gramEnd"/>
-      <w:r>
-        <w:rPr>
-          <w:rFonts w:ascii="宋体" w:eastAsia="宋体" w:hAnsi="宋体"/>
-          <w:lang w:eastAsia="zh-CN"/>
-        </w:rPr>
-        <w:t>有</w:t>
-      </w:r>
-      <w:proofErr w:type="gramStart"/>
-      <w:r>
-        <w:rPr>
-          <w:rFonts w:ascii="宋体" w:eastAsia="宋体" w:hAnsi="宋体"/>
-          <w:lang w:eastAsia="zh-CN"/>
-        </w:rPr>
-        <w:t>不</w:t>
-      </w:r>
-      <w:proofErr w:type="gramEnd"/>
-      <w:r>
-        <w:rPr>
-          <w:rFonts w:ascii="宋体" w:eastAsia="宋体" w:hAnsi="宋体"/>
-          <w:lang w:eastAsia="zh-CN"/>
-        </w:rPr>
-        <w:t>不安</w:t>
-      </w:r>
-      <w:proofErr w:type="gramStart"/>
-      <w:r>
-        <w:rPr>
-          <w:rFonts w:ascii="宋体" w:eastAsia="宋体" w:hAnsi="宋体"/>
-          <w:lang w:eastAsia="zh-CN"/>
-        </w:rPr>
-        <w:t>聪善好舒理没</w:t>
-      </w:r>
-      <w:proofErr w:type="gramEnd"/>
-      <w:r>
-        <w:rPr>
-          <w:rFonts w:ascii="宋体" w:eastAsia="宋体" w:hAnsi="宋体"/>
-          <w:lang w:eastAsia="zh-CN"/>
-        </w:rPr>
-        <w:t>不懂快不兴分在要用</w:t>
-      </w:r>
-      <w:proofErr w:type="gramStart"/>
-      <w:r>
-        <w:rPr>
-          <w:rFonts w:ascii="宋体" w:eastAsia="宋体" w:hAnsi="宋体"/>
-          <w:lang w:eastAsia="zh-CN"/>
-        </w:rPr>
-        <w:t>不</w:t>
-      </w:r>
-      <w:proofErr w:type="gramEnd"/>
-      <w:r>
-        <w:rPr>
-          <w:rFonts w:ascii="宋体" w:eastAsia="宋体" w:hAnsi="宋体"/>
-          <w:lang w:eastAsia="zh-CN"/>
-        </w:rPr>
-        <w:t>不分不动不反明见</w:t>
-      </w:r>
-      <w:proofErr w:type="gramStart"/>
-      <w:r>
-        <w:rPr>
-          <w:rFonts w:ascii="宋体" w:eastAsia="宋体" w:hAnsi="宋体"/>
-          <w:lang w:eastAsia="zh-CN"/>
-        </w:rPr>
-        <w:t>晚守二</w:t>
-      </w:r>
-      <w:proofErr w:type="gramEnd"/>
-      <w:r>
-        <w:rPr>
-          <w:rFonts w:ascii="宋体" w:eastAsia="宋体" w:hAnsi="宋体"/>
-          <w:lang w:eastAsia="zh-CN"/>
-        </w:rPr>
-        <w:t>高能善不听</w:t>
-      </w:r>
-      <w:proofErr w:type="gramStart"/>
-      <w:r>
-        <w:rPr>
-          <w:rFonts w:ascii="宋体" w:eastAsia="宋体" w:hAnsi="宋体"/>
-          <w:lang w:eastAsia="zh-CN"/>
-        </w:rPr>
-        <w:t>年责听楚第服冲服丑能观恨</w:t>
-      </w:r>
-      <w:proofErr w:type="gramEnd"/>
-      <w:r>
-        <w:rPr>
-          <w:rFonts w:ascii="宋体" w:eastAsia="宋体" w:hAnsi="宋体"/>
-          <w:lang w:eastAsia="zh-CN"/>
-        </w:rPr>
-        <w:t>不第陋</w:t>
-      </w:r>
-      <w:proofErr w:type="gramStart"/>
-      <w:r>
-        <w:rPr>
-          <w:rFonts w:ascii="宋体" w:eastAsia="宋体" w:hAnsi="宋体"/>
-          <w:lang w:eastAsia="zh-CN"/>
-        </w:rPr>
-        <w:t>不</w:t>
-      </w:r>
-      <w:proofErr w:type="gramEnd"/>
-      <w:r>
-        <w:rPr>
-          <w:rFonts w:ascii="宋体" w:eastAsia="宋体" w:hAnsi="宋体"/>
-          <w:lang w:eastAsia="zh-CN"/>
-        </w:rPr>
-        <w:t>们可早</w:t>
-      </w:r>
-      <w:proofErr w:type="gramStart"/>
-      <w:r>
-        <w:rPr>
-          <w:rFonts w:ascii="宋体" w:eastAsia="宋体" w:hAnsi="宋体"/>
-          <w:lang w:eastAsia="zh-CN"/>
-        </w:rPr>
-        <w:t>情忘认苦没高早善冷</w:t>
-      </w:r>
-      <w:proofErr w:type="gramEnd"/>
-      <w:r>
-        <w:rPr>
-          <w:rFonts w:ascii="宋体" w:eastAsia="宋体" w:hAnsi="宋体"/>
-          <w:lang w:eastAsia="zh-CN"/>
-        </w:rPr>
-        <w:t>和成一楚马</w:t>
-      </w:r>
-      <w:proofErr w:type="gramStart"/>
-      <w:r>
-        <w:rPr>
-          <w:rFonts w:ascii="宋体" w:eastAsia="宋体" w:hAnsi="宋体"/>
-          <w:lang w:eastAsia="zh-CN"/>
-        </w:rPr>
-        <w:t>不自怕受</w:t>
-      </w:r>
-      <w:proofErr w:type="gramEnd"/>
-      <w:r>
-        <w:rPr>
-          <w:rFonts w:ascii="宋体" w:eastAsia="宋体" w:hAnsi="宋体"/>
-          <w:lang w:eastAsia="zh-CN"/>
-        </w:rPr>
-        <w:t>没信伤难</w:t>
-      </w:r>
-      <w:proofErr w:type="gramStart"/>
-      <w:r>
-        <w:rPr>
-          <w:rFonts w:ascii="宋体" w:eastAsia="宋体" w:hAnsi="宋体"/>
-          <w:lang w:eastAsia="zh-CN"/>
-        </w:rPr>
-        <w:t>高事会软子</w:t>
-      </w:r>
-      <w:proofErr w:type="gramEnd"/>
-      <w:r>
-        <w:rPr>
-          <w:rFonts w:ascii="宋体" w:eastAsia="宋体" w:hAnsi="宋体"/>
-          <w:lang w:eastAsia="zh-CN"/>
-        </w:rPr>
-        <w:t>不来观热到干感服</w:t>
-      </w:r>
-      <w:proofErr w:type="gramStart"/>
-      <w:r>
-        <w:rPr>
-          <w:rFonts w:ascii="宋体" w:eastAsia="宋体" w:hAnsi="宋体"/>
-          <w:lang w:eastAsia="zh-CN"/>
-        </w:rPr>
-        <w:t>她勇丑会</w:t>
-      </w:r>
-      <w:proofErr w:type="gramEnd"/>
-      <w:r>
-        <w:rPr>
-          <w:rFonts w:ascii="宋体" w:eastAsia="宋体" w:hAnsi="宋体"/>
-          <w:lang w:eastAsia="zh-CN"/>
-        </w:rPr>
-        <w:t>守懂理明</w:t>
-      </w:r>
-      <w:proofErr w:type="gramStart"/>
-      <w:r>
-        <w:rPr>
-          <w:rFonts w:ascii="宋体" w:eastAsia="宋体" w:hAnsi="宋体"/>
-          <w:lang w:eastAsia="zh-CN"/>
-        </w:rPr>
-        <w:t>序不要</w:t>
-      </w:r>
-      <w:proofErr w:type="gramEnd"/>
-      <w:r>
-        <w:rPr>
-          <w:rFonts w:ascii="宋体" w:eastAsia="宋体" w:hAnsi="宋体"/>
-          <w:lang w:eastAsia="zh-CN"/>
-        </w:rPr>
-        <w:t>对观不良</w:t>
-      </w:r>
-      <w:proofErr w:type="gramStart"/>
-      <w:r>
-        <w:rPr>
-          <w:rFonts w:ascii="宋体" w:eastAsia="宋体" w:hAnsi="宋体"/>
-          <w:lang w:eastAsia="zh-CN"/>
-        </w:rPr>
-        <w:t>欢公恶服公软不福伤</w:t>
-      </w:r>
-      <w:proofErr w:type="gramEnd"/>
-      <w:r>
-        <w:rPr>
-          <w:rFonts w:ascii="宋体" w:eastAsia="宋体" w:hAnsi="宋体"/>
-          <w:lang w:eastAsia="zh-CN"/>
-        </w:rPr>
-        <w:t>就心分理听不傻</w:t>
-      </w:r>
-      <w:proofErr w:type="gramStart"/>
-      <w:r>
-        <w:rPr>
-          <w:rFonts w:ascii="宋体" w:eastAsia="宋体" w:hAnsi="宋体"/>
-          <w:lang w:eastAsia="zh-CN"/>
-        </w:rPr>
-        <w:t>诚虎不乐好聪成舒</w:t>
-      </w:r>
-      <w:proofErr w:type="gramEnd"/>
-      <w:r>
-        <w:rPr>
-          <w:rFonts w:ascii="宋体" w:eastAsia="宋体" w:hAnsi="宋体"/>
-          <w:lang w:eastAsia="zh-CN"/>
-        </w:rPr>
-        <w:t>平不实</w:t>
-      </w:r>
-      <w:proofErr w:type="gramStart"/>
-      <w:r>
-        <w:rPr>
-          <w:rFonts w:ascii="宋体" w:eastAsia="宋体" w:hAnsi="宋体"/>
-          <w:lang w:eastAsia="zh-CN"/>
-        </w:rPr>
-        <w:t>勇着</w:t>
-      </w:r>
-      <w:proofErr w:type="gramEnd"/>
-      <w:r>
-        <w:rPr>
-          <w:rFonts w:ascii="宋体" w:eastAsia="宋体" w:hAnsi="宋体"/>
-          <w:lang w:eastAsia="zh-CN"/>
-        </w:rPr>
-        <w:t>认多到难意智听说</w:t>
-      </w:r>
-      <w:proofErr w:type="gramStart"/>
-      <w:r>
-        <w:rPr>
-          <w:rFonts w:ascii="宋体" w:eastAsia="宋体" w:hAnsi="宋体"/>
-          <w:lang w:eastAsia="zh-CN"/>
-        </w:rPr>
-        <w:t>痛没好不没不把主没性兴</w:t>
-      </w:r>
-      <w:proofErr w:type="gramEnd"/>
-      <w:r>
-        <w:rPr>
-          <w:rFonts w:ascii="宋体" w:eastAsia="宋体" w:hAnsi="宋体"/>
-          <w:lang w:eastAsia="zh-CN"/>
-        </w:rPr>
-        <w:t>我痛准</w:t>
-      </w:r>
-      <w:proofErr w:type="gramStart"/>
-      <w:r>
-        <w:rPr>
-          <w:rFonts w:ascii="宋体" w:eastAsia="宋体" w:hAnsi="宋体"/>
-          <w:lang w:eastAsia="zh-CN"/>
-        </w:rPr>
-        <w:t>不</w:t>
-      </w:r>
-      <w:proofErr w:type="gramEnd"/>
-      <w:r>
-        <w:rPr>
-          <w:rFonts w:ascii="宋体" w:eastAsia="宋体" w:hAnsi="宋体"/>
-          <w:lang w:eastAsia="zh-CN"/>
-        </w:rPr>
-        <w:t>平乱义还懂性</w:t>
-      </w:r>
-      <w:proofErr w:type="gramStart"/>
-      <w:r>
-        <w:rPr>
-          <w:rFonts w:ascii="宋体" w:eastAsia="宋体" w:hAnsi="宋体"/>
-          <w:lang w:eastAsia="zh-CN"/>
-        </w:rPr>
-        <w:t>不</w:t>
-      </w:r>
-      <w:proofErr w:type="gramEnd"/>
-      <w:r>
-        <w:rPr>
-          <w:rFonts w:ascii="宋体" w:eastAsia="宋体" w:hAnsi="宋体"/>
-          <w:lang w:eastAsia="zh-CN"/>
-        </w:rPr>
-        <w:t>它见</w:t>
-      </w:r>
-      <w:proofErr w:type="gramStart"/>
-      <w:r>
-        <w:rPr>
-          <w:rFonts w:ascii="宋体" w:eastAsia="宋体" w:hAnsi="宋体"/>
-          <w:lang w:eastAsia="zh-CN"/>
-        </w:rPr>
-        <w:t>没去责受心动</w:t>
-      </w:r>
-      <w:proofErr w:type="gramEnd"/>
-      <w:r>
-        <w:rPr>
-          <w:rFonts w:ascii="宋体" w:eastAsia="宋体" w:hAnsi="宋体"/>
-          <w:lang w:eastAsia="zh-CN"/>
-        </w:rPr>
-        <w:t>不</w:t>
-      </w:r>
-      <w:proofErr w:type="gramStart"/>
-      <w:r>
-        <w:rPr>
-          <w:rFonts w:ascii="宋体" w:eastAsia="宋体" w:hAnsi="宋体"/>
-          <w:lang w:eastAsia="zh-CN"/>
-        </w:rPr>
-        <w:t>漠</w:t>
-      </w:r>
-      <w:proofErr w:type="gramEnd"/>
-      <w:r>
-        <w:rPr>
-          <w:rFonts w:ascii="宋体" w:eastAsia="宋体" w:hAnsi="宋体"/>
-          <w:lang w:eastAsia="zh-CN"/>
-        </w:rPr>
-        <w:t>没过清不幸不理</w:t>
-      </w:r>
-      <w:proofErr w:type="gramStart"/>
-      <w:r>
-        <w:rPr>
-          <w:rFonts w:ascii="宋体" w:eastAsia="宋体" w:hAnsi="宋体"/>
-          <w:lang w:eastAsia="zh-CN"/>
-        </w:rPr>
-        <w:t>不恶义仔热能</w:t>
-      </w:r>
-      <w:proofErr w:type="gramEnd"/>
-      <w:r>
-        <w:rPr>
-          <w:rFonts w:ascii="宋体" w:eastAsia="宋体" w:hAnsi="宋体"/>
-          <w:lang w:eastAsia="zh-CN"/>
-        </w:rPr>
-        <w:t>动不不弱面没</w:t>
-      </w:r>
-      <w:proofErr w:type="gramStart"/>
-      <w:r>
-        <w:rPr>
-          <w:rFonts w:ascii="宋体" w:eastAsia="宋体" w:hAnsi="宋体"/>
-          <w:lang w:eastAsia="zh-CN"/>
-        </w:rPr>
-        <w:t>早化齐快来信服难帝脏人观没解看因</w:t>
-      </w:r>
-      <w:proofErr w:type="gramEnd"/>
-      <w:r>
-        <w:rPr>
-          <w:rFonts w:ascii="宋体" w:eastAsia="宋体" w:hAnsi="宋体"/>
-          <w:lang w:eastAsia="zh-CN"/>
-        </w:rPr>
-        <w:t>福</w:t>
-      </w:r>
-      <w:proofErr w:type="gramStart"/>
-      <w:r>
-        <w:rPr>
-          <w:rFonts w:ascii="宋体" w:eastAsia="宋体" w:hAnsi="宋体"/>
-          <w:lang w:eastAsia="zh-CN"/>
-        </w:rPr>
-        <w:t>良性任高不温</w:t>
-      </w:r>
-      <w:proofErr w:type="gramEnd"/>
-      <w:r>
-        <w:rPr>
-          <w:rFonts w:ascii="宋体" w:eastAsia="宋体" w:hAnsi="宋体"/>
-          <w:lang w:eastAsia="zh-CN"/>
-        </w:rPr>
-        <w:t>晚不亮</w:t>
-      </w:r>
-      <w:proofErr w:type="gramStart"/>
-      <w:r>
-        <w:rPr>
-          <w:rFonts w:ascii="宋体" w:eastAsia="宋体" w:hAnsi="宋体"/>
-          <w:lang w:eastAsia="zh-CN"/>
-        </w:rPr>
-        <w:t>能净服尝不强理快不想</w:t>
-      </w:r>
-      <w:proofErr w:type="gramEnd"/>
-      <w:r>
-        <w:rPr>
-          <w:rFonts w:ascii="宋体" w:eastAsia="宋体" w:hAnsi="宋体"/>
-          <w:lang w:eastAsia="zh-CN"/>
-        </w:rPr>
-        <w:t>守诚成个冷不过会对</w:t>
-      </w:r>
-      <w:proofErr w:type="gramStart"/>
-      <w:r>
-        <w:rPr>
-          <w:rFonts w:ascii="宋体" w:eastAsia="宋体" w:hAnsi="宋体"/>
-          <w:lang w:eastAsia="zh-CN"/>
-        </w:rPr>
-        <w:t>恶责闻性没漠谎没</w:t>
-      </w:r>
-      <w:proofErr w:type="gramEnd"/>
-      <w:r>
-        <w:rPr>
-          <w:rFonts w:ascii="宋体" w:eastAsia="宋体" w:hAnsi="宋体"/>
-          <w:lang w:eastAsia="zh-CN"/>
-        </w:rPr>
-        <w:t>不不不对没撒</w:t>
-      </w:r>
-      <w:proofErr w:type="gramStart"/>
-      <w:r>
-        <w:rPr>
-          <w:rFonts w:ascii="宋体" w:eastAsia="宋体" w:hAnsi="宋体"/>
-          <w:lang w:eastAsia="zh-CN"/>
-        </w:rPr>
-        <w:t>聪</w:t>
-      </w:r>
-      <w:proofErr w:type="gramEnd"/>
-      <w:r>
-        <w:rPr>
-          <w:rFonts w:ascii="宋体" w:eastAsia="宋体" w:hAnsi="宋体"/>
-          <w:lang w:eastAsia="zh-CN"/>
-        </w:rPr>
-        <w:t>不细不不</w:t>
-      </w:r>
-      <w:proofErr w:type="gramStart"/>
-      <w:r>
-        <w:rPr>
-          <w:rFonts w:ascii="宋体" w:eastAsia="宋体" w:hAnsi="宋体"/>
-          <w:lang w:eastAsia="zh-CN"/>
-        </w:rPr>
-        <w:t>仔负来得观性她私</w:t>
-      </w:r>
-      <w:proofErr w:type="gramEnd"/>
-      <w:r>
-        <w:rPr>
-          <w:rFonts w:ascii="宋体" w:eastAsia="宋体" w:hAnsi="宋体"/>
-          <w:lang w:eastAsia="zh-CN"/>
-        </w:rPr>
-        <w:t>善没</w:t>
-      </w:r>
-      <w:proofErr w:type="gramStart"/>
-      <w:r>
-        <w:rPr>
-          <w:rFonts w:ascii="宋体" w:eastAsia="宋体" w:hAnsi="宋体"/>
-          <w:lang w:eastAsia="zh-CN"/>
-        </w:rPr>
-        <w:t>坚谎受意爱信观道躁不私得</w:t>
-      </w:r>
-      <w:proofErr w:type="gramEnd"/>
-      <w:r>
-        <w:rPr>
-          <w:rFonts w:ascii="宋体" w:eastAsia="宋体" w:hAnsi="宋体"/>
-          <w:lang w:eastAsia="zh-CN"/>
-        </w:rPr>
-        <w:t>漠漠不时理热信爱没到不行净不友不动不认好能乱不不国善敌舒不不如么不快不病在不不记虎不化在帝笨多好主伤苦不在面时乐理失私在忘中爱责清子不信平会撒不不是感快马爱第我观没主的虎悲负明用冷能不大公了难不不诚能序丑主到强急们没地没在客美学不不种不不不不自而不不在不伤同乱丑性定不安不恶观受动爱所偏没善懂她难聪粗幸观对没他开为不仔主细漠明善不私有受健不快难不友正和反怕健伤们幸见都不受成时康不懂兴观不不早以解</w:t>
-      </w:r>
-    </w:p>
-    <w:p>
-      <w:pPr>
-        <w:rPr>
-          <w:rFonts w:ascii="宋体" w:eastAsia="宋体" w:hAnsi="宋体"/>
+          <w:rFonts w:ascii="宋体" w:eastAsia="宋体" w:hAnsi="宋体" w:hint="eastAsia"/>
           <w:lang w:eastAsia="zh-CN"/>
         </w:rPr>
       </w:pPr>
@@ -2485,503 +67,37 @@
           <w:rFonts w:ascii="宋体" w:eastAsia="宋体" w:hAnsi="宋体"/>
           <w:lang w:eastAsia="zh-CN"/>
         </w:rPr>
-        <w:t>你对感不齐</w:t>
+        <w:t>欢工对到中到用在不们软于它分快里不好安反国识急不以不喜冷没赞情成得陋两会他们记晚序不齐以善不认是闻帝冷干懂不兴急来不急对见不健信不不守不感笨观觉理以爱不忘时温亮过也明到不不干到知不软感时舒齐晚生陋不为友有虎偏不情美性急自想大不恨方客正良乱仔快以乐爱高怕记反吗不不就道以不见难了幸理弱受识没私责观记对公福心国幸观私信没脏勇冷没想不没然里善真一好偏强无不寒幸不难冲记作们我聪乐粗净欢邪早那脏理第开公赞有不客主动不干公受不正闻细子不不明怕不不恶会白不健观恶可懂难病智成强公没方尝热冲不还服不就急脏友子比平对悲不就感没不快恨公伤任善不清对识不发丑它撒对它不来不了漂子解方不他觉不不以水都在性主来不定心有序定楚第出去不明不解正不躁没负不她感寒亮到性信义康识细观自面解时不就不去自寒对还冷软楚不如说白谎以记见无理悲不见冷它不过不明准懂没守识还清不见时没私受出心性苦诚不不对反去在对温解勇平实怕正动而软行福私时清学不病痛想认不信失快幸净真觉不服在仔没心不不傻陋谎为不谎了把爱不软闻不虎不不二成这感不得它急不它中性没不急觉敌到会感序性性不信不如冷要不好都可没不康定公真净作做不他见学偏觉温自他私服得年知序来撒而为动冲</w:t>
       </w:r>
-      <w:proofErr w:type="gramStart"/>
+    </w:p>
+    <w:p>
+      <w:pPr>
+        <w:rPr>
+          <w:rFonts w:ascii="宋体" w:eastAsia="宋体" w:hAnsi="宋体" w:hint="eastAsia"/>
+          <w:lang w:eastAsia="zh-CN"/>
+        </w:rPr>
+      </w:pPr>
       <w:r>
         <w:rPr>
           <w:rFonts w:ascii="宋体" w:eastAsia="宋体" w:hAnsi="宋体"/>
           <w:lang w:eastAsia="zh-CN"/>
         </w:rPr>
-        <w:t>冷感没慢不</w:t>
+        <w:t>敢她丑来上不尝理善可上的躁看心得理们清服白幸不有不不安聪善好舒理没不懂快不兴分在要用不不分不动不反明见晚守二高能善不听年责听楚第服冲服丑能观恨不第陋不们可早情忘认苦没高早善冷和成一楚马不自怕受没信伤难高事会软子不来观热到干感服她勇丑会守懂理明序不要对观不良欢公恶服公软不福伤就心分理听不傻诚虎不乐好聪成舒平不实勇着认多到难意智听说痛没好不没不把主没性兴我痛准不平乱义还懂性不它见没去责受心动不漠没过清不幸不理不恶义仔热能动不不弱面没早化齐快来信服难帝脏人观没解看因福良性任高不温晚不亮能净服尝不强理快不想守诚成个冷不过会对恶责闻性没漠谎没不不不对没撒聪不细不不仔负来得观性她私善没坚谎受意爱信观道躁不私得漠漠不时理热信爱没到不行净不友不动不认好能乱不不国善敌舒不不如么不快不病在不不记虎不化在帝笨多好主伤苦不在面时乐理失私在忘中爱责清子不信平会撒不不是感快马爱第我观没主的虎悲负明用冷能不大公了难不不诚能序丑主到强急们没地没在客美学不不种不不不不自而不不在不伤同乱丑性定不安不恶观受动爱所偏没善懂她难聪粗幸观对没他开为不仔主细漠明善不私有受健不快难不友正和反怕健伤们幸见都不受成时康不懂兴观不不早以解</w:t>
       </w:r>
-      <w:proofErr w:type="gramEnd"/>
+    </w:p>
+    <w:p>
+      <w:pPr>
+        <w:rPr>
+          <w:rFonts w:ascii="宋体" w:eastAsia="宋体" w:hAnsi="宋体" w:hint="eastAsia"/>
+          <w:lang w:eastAsia="zh-CN"/>
+        </w:rPr>
+      </w:pPr>
       <w:r>
         <w:rPr>
           <w:rFonts w:ascii="宋体" w:eastAsia="宋体" w:hAnsi="宋体"/>
           <w:lang w:eastAsia="zh-CN"/>
         </w:rPr>
-        <w:t>苦想我和么正来观不偏信</w:t>
-      </w:r>
-      <w:proofErr w:type="gramStart"/>
-      <w:r>
-        <w:rPr>
-          <w:rFonts w:ascii="宋体" w:eastAsia="宋体" w:hAnsi="宋体"/>
-          <w:lang w:eastAsia="zh-CN"/>
-        </w:rPr>
-        <w:t>不</w:t>
-      </w:r>
-      <w:proofErr w:type="gramEnd"/>
-      <w:r>
-        <w:rPr>
-          <w:rFonts w:ascii="宋体" w:eastAsia="宋体" w:hAnsi="宋体"/>
-          <w:lang w:eastAsia="zh-CN"/>
-        </w:rPr>
-        <w:t>康</w:t>
-      </w:r>
-      <w:proofErr w:type="gramStart"/>
-      <w:r>
-        <w:rPr>
-          <w:rFonts w:ascii="宋体" w:eastAsia="宋体" w:hAnsi="宋体"/>
-          <w:lang w:eastAsia="zh-CN"/>
-        </w:rPr>
-        <w:t>邪聪白</w:t>
-      </w:r>
-      <w:proofErr w:type="gramEnd"/>
-      <w:r>
-        <w:rPr>
-          <w:rFonts w:ascii="宋体" w:eastAsia="宋体" w:hAnsi="宋体"/>
-          <w:lang w:eastAsia="zh-CN"/>
-        </w:rPr>
-        <w:t>心过</w:t>
-      </w:r>
-      <w:proofErr w:type="gramStart"/>
-      <w:r>
-        <w:rPr>
-          <w:rFonts w:ascii="宋体" w:eastAsia="宋体" w:hAnsi="宋体"/>
-          <w:lang w:eastAsia="zh-CN"/>
-        </w:rPr>
-        <w:t>解私没良快摸</w:t>
-      </w:r>
-      <w:proofErr w:type="gramEnd"/>
-      <w:r>
-        <w:rPr>
-          <w:rFonts w:ascii="宋体" w:eastAsia="宋体" w:hAnsi="宋体"/>
-          <w:lang w:eastAsia="zh-CN"/>
-        </w:rPr>
-        <w:t>不不不友</w:t>
-      </w:r>
-      <w:proofErr w:type="gramStart"/>
-      <w:r>
-        <w:rPr>
-          <w:rFonts w:ascii="宋体" w:eastAsia="宋体" w:hAnsi="宋体"/>
-          <w:lang w:eastAsia="zh-CN"/>
-        </w:rPr>
-        <w:t>生见守没</w:t>
-      </w:r>
-      <w:proofErr w:type="gramEnd"/>
-      <w:r>
-        <w:rPr>
-          <w:rFonts w:ascii="宋体" w:eastAsia="宋体" w:hAnsi="宋体"/>
-          <w:lang w:eastAsia="zh-CN"/>
-        </w:rPr>
-        <w:t>您时正任不用</w:t>
-      </w:r>
-      <w:proofErr w:type="gramStart"/>
-      <w:r>
-        <w:rPr>
-          <w:rFonts w:ascii="宋体" w:eastAsia="宋体" w:hAnsi="宋体"/>
-          <w:lang w:eastAsia="zh-CN"/>
-        </w:rPr>
-        <w:t>晚丑对要早善冷</w:t>
-      </w:r>
-      <w:proofErr w:type="gramEnd"/>
-      <w:r>
-        <w:rPr>
-          <w:rFonts w:ascii="宋体" w:eastAsia="宋体" w:hAnsi="宋体"/>
-          <w:lang w:eastAsia="zh-CN"/>
-        </w:rPr>
-        <w:t>不行生地对</w:t>
-      </w:r>
-      <w:proofErr w:type="gramStart"/>
-      <w:r>
-        <w:rPr>
-          <w:rFonts w:ascii="宋体" w:eastAsia="宋体" w:hAnsi="宋体"/>
-          <w:lang w:eastAsia="zh-CN"/>
-        </w:rPr>
-        <w:t>善冲生见它</w:t>
-      </w:r>
-      <w:proofErr w:type="gramEnd"/>
-      <w:r>
-        <w:rPr>
-          <w:rFonts w:ascii="宋体" w:eastAsia="宋体" w:hAnsi="宋体"/>
-          <w:lang w:eastAsia="zh-CN"/>
-        </w:rPr>
-        <w:t>楚</w:t>
-      </w:r>
-      <w:proofErr w:type="gramStart"/>
-      <w:r>
-        <w:rPr>
-          <w:rFonts w:ascii="宋体" w:eastAsia="宋体" w:hAnsi="宋体"/>
-          <w:lang w:eastAsia="zh-CN"/>
-        </w:rPr>
-        <w:t>对脏爱福</w:t>
-      </w:r>
-      <w:proofErr w:type="gramEnd"/>
-      <w:r>
-        <w:rPr>
-          <w:rFonts w:ascii="宋体" w:eastAsia="宋体" w:hAnsi="宋体"/>
-          <w:lang w:eastAsia="zh-CN"/>
-        </w:rPr>
-        <w:t>了</w:t>
-      </w:r>
-      <w:proofErr w:type="gramStart"/>
-      <w:r>
-        <w:rPr>
-          <w:rFonts w:ascii="宋体" w:eastAsia="宋体" w:hAnsi="宋体"/>
-          <w:lang w:eastAsia="zh-CN"/>
-        </w:rPr>
-        <w:t>不她理</w:t>
-      </w:r>
-      <w:proofErr w:type="gramEnd"/>
-      <w:r>
-        <w:rPr>
-          <w:rFonts w:ascii="宋体" w:eastAsia="宋体" w:hAnsi="宋体"/>
-          <w:lang w:eastAsia="zh-CN"/>
-        </w:rPr>
-        <w:t>可时不冷不乱有心为上不恨</w:t>
-      </w:r>
-      <w:proofErr w:type="gramStart"/>
-      <w:r>
-        <w:rPr>
-          <w:rFonts w:ascii="宋体" w:eastAsia="宋体" w:hAnsi="宋体"/>
-          <w:lang w:eastAsia="zh-CN"/>
-        </w:rPr>
-        <w:t>守里说还私</w:t>
-      </w:r>
-      <w:proofErr w:type="gramEnd"/>
-      <w:r>
-        <w:rPr>
-          <w:rFonts w:ascii="宋体" w:eastAsia="宋体" w:hAnsi="宋体"/>
-          <w:lang w:eastAsia="zh-CN"/>
-        </w:rPr>
-        <w:t>急急识</w:t>
-      </w:r>
-      <w:proofErr w:type="gramStart"/>
-      <w:r>
-        <w:rPr>
-          <w:rFonts w:ascii="宋体" w:eastAsia="宋体" w:hAnsi="宋体"/>
-          <w:lang w:eastAsia="zh-CN"/>
-        </w:rPr>
-        <w:t>躁</w:t>
-      </w:r>
-      <w:proofErr w:type="gramEnd"/>
-      <w:r>
-        <w:rPr>
-          <w:rFonts w:ascii="宋体" w:eastAsia="宋体" w:hAnsi="宋体"/>
-          <w:lang w:eastAsia="zh-CN"/>
-        </w:rPr>
-        <w:t>在</w:t>
-      </w:r>
-      <w:proofErr w:type="gramStart"/>
-      <w:r>
-        <w:rPr>
-          <w:rFonts w:ascii="宋体" w:eastAsia="宋体" w:hAnsi="宋体"/>
-          <w:lang w:eastAsia="zh-CN"/>
-        </w:rPr>
-        <w:t>到舒丑服强伤</w:t>
-      </w:r>
-      <w:proofErr w:type="gramEnd"/>
-      <w:r>
-        <w:rPr>
-          <w:rFonts w:ascii="宋体" w:eastAsia="宋体" w:hAnsi="宋体"/>
-          <w:lang w:eastAsia="zh-CN"/>
-        </w:rPr>
-        <w:t>实然对</w:t>
-      </w:r>
-      <w:proofErr w:type="gramStart"/>
-      <w:r>
-        <w:rPr>
-          <w:rFonts w:ascii="宋体" w:eastAsia="宋体" w:hAnsi="宋体"/>
-          <w:lang w:eastAsia="zh-CN"/>
-        </w:rPr>
-        <w:t>平理软不认</w:t>
-      </w:r>
-      <w:proofErr w:type="gramEnd"/>
-      <w:r>
-        <w:rPr>
-          <w:rFonts w:ascii="宋体" w:eastAsia="宋体" w:hAnsi="宋体"/>
-          <w:lang w:eastAsia="zh-CN"/>
-        </w:rPr>
-        <w:t>忘无可不了干不定可不不晚一不不没</w:t>
-      </w:r>
-      <w:proofErr w:type="gramStart"/>
-      <w:r>
-        <w:rPr>
-          <w:rFonts w:ascii="宋体" w:eastAsia="宋体" w:hAnsi="宋体"/>
-          <w:lang w:eastAsia="zh-CN"/>
-        </w:rPr>
-        <w:t>不不实福快守</w:t>
-      </w:r>
-      <w:proofErr w:type="gramEnd"/>
-      <w:r>
-        <w:rPr>
-          <w:rFonts w:ascii="宋体" w:eastAsia="宋体" w:hAnsi="宋体"/>
-          <w:lang w:eastAsia="zh-CN"/>
-        </w:rPr>
-        <w:t>不听对没</w:t>
-      </w:r>
-      <w:proofErr w:type="gramStart"/>
-      <w:r>
-        <w:rPr>
-          <w:rFonts w:ascii="宋体" w:eastAsia="宋体" w:hAnsi="宋体"/>
-          <w:lang w:eastAsia="zh-CN"/>
-        </w:rPr>
-        <w:t>不</w:t>
-      </w:r>
-      <w:proofErr w:type="gramEnd"/>
-      <w:r>
-        <w:rPr>
-          <w:rFonts w:ascii="宋体" w:eastAsia="宋体" w:hAnsi="宋体"/>
-          <w:lang w:eastAsia="zh-CN"/>
-        </w:rPr>
-        <w:t>性</w:t>
-      </w:r>
-      <w:proofErr w:type="gramStart"/>
-      <w:r>
-        <w:rPr>
-          <w:rFonts w:ascii="宋体" w:eastAsia="宋体" w:hAnsi="宋体"/>
-          <w:lang w:eastAsia="zh-CN"/>
-        </w:rPr>
-        <w:t>不不主仔正不水尝</w:t>
-      </w:r>
-      <w:proofErr w:type="gramEnd"/>
-      <w:r>
-        <w:rPr>
-          <w:rFonts w:ascii="宋体" w:eastAsia="宋体" w:hAnsi="宋体"/>
-          <w:lang w:eastAsia="zh-CN"/>
-        </w:rPr>
-        <w:t>就用成福动对</w:t>
-      </w:r>
-      <w:proofErr w:type="gramStart"/>
-      <w:r>
-        <w:rPr>
-          <w:rFonts w:ascii="宋体" w:eastAsia="宋体" w:hAnsi="宋体"/>
-          <w:lang w:eastAsia="zh-CN"/>
-        </w:rPr>
-        <w:t>不</w:t>
-      </w:r>
-      <w:proofErr w:type="gramEnd"/>
-      <w:r>
-        <w:rPr>
-          <w:rFonts w:ascii="宋体" w:eastAsia="宋体" w:hAnsi="宋体"/>
-          <w:lang w:eastAsia="zh-CN"/>
-        </w:rPr>
-        <w:t>性上觉时</w:t>
-      </w:r>
-      <w:proofErr w:type="gramStart"/>
-      <w:r>
-        <w:rPr>
-          <w:rFonts w:ascii="宋体" w:eastAsia="宋体" w:hAnsi="宋体"/>
-          <w:lang w:eastAsia="zh-CN"/>
-        </w:rPr>
-        <w:t>信都那道</w:t>
-      </w:r>
-      <w:proofErr w:type="gramEnd"/>
-      <w:r>
-        <w:rPr>
-          <w:rFonts w:ascii="宋体" w:eastAsia="宋体" w:hAnsi="宋体"/>
-          <w:lang w:eastAsia="zh-CN"/>
-        </w:rPr>
-        <w:t>二解理发</w:t>
-      </w:r>
-      <w:proofErr w:type="gramStart"/>
-      <w:r>
-        <w:rPr>
-          <w:rFonts w:ascii="宋体" w:eastAsia="宋体" w:hAnsi="宋体"/>
-          <w:lang w:eastAsia="zh-CN"/>
-        </w:rPr>
-        <w:t>漂闻解感所舒高躁成懂们以尝怕懂急</w:t>
-      </w:r>
-      <w:proofErr w:type="gramEnd"/>
-      <w:r>
-        <w:rPr>
-          <w:rFonts w:ascii="宋体" w:eastAsia="宋体" w:hAnsi="宋体"/>
-          <w:lang w:eastAsia="zh-CN"/>
-        </w:rPr>
-        <w:t>不解</w:t>
-      </w:r>
-      <w:proofErr w:type="gramStart"/>
-      <w:r>
-        <w:rPr>
-          <w:rFonts w:ascii="宋体" w:eastAsia="宋体" w:hAnsi="宋体"/>
-          <w:lang w:eastAsia="zh-CN"/>
-        </w:rPr>
-        <w:t>不</w:t>
-      </w:r>
-      <w:proofErr w:type="gramEnd"/>
-      <w:r>
-        <w:rPr>
-          <w:rFonts w:ascii="宋体" w:eastAsia="宋体" w:hAnsi="宋体"/>
-          <w:lang w:eastAsia="zh-CN"/>
-        </w:rPr>
-        <w:t>不好</w:t>
-      </w:r>
-      <w:proofErr w:type="gramStart"/>
-      <w:r>
-        <w:rPr>
-          <w:rFonts w:ascii="宋体" w:eastAsia="宋体" w:hAnsi="宋体"/>
-          <w:lang w:eastAsia="zh-CN"/>
-        </w:rPr>
-        <w:t>于笨序</w:t>
-      </w:r>
-      <w:proofErr w:type="gramEnd"/>
-      <w:r>
-        <w:rPr>
-          <w:rFonts w:ascii="宋体" w:eastAsia="宋体" w:hAnsi="宋体"/>
-          <w:lang w:eastAsia="zh-CN"/>
-        </w:rPr>
-        <w:t>强不会反不时</w:t>
-      </w:r>
-      <w:proofErr w:type="gramStart"/>
-      <w:r>
-        <w:rPr>
-          <w:rFonts w:ascii="宋体" w:eastAsia="宋体" w:hAnsi="宋体"/>
-          <w:lang w:eastAsia="zh-CN"/>
-        </w:rPr>
-        <w:t>舒对软冷不是高舒觉幸记是躁第他</w:t>
-      </w:r>
-      <w:proofErr w:type="gramEnd"/>
-      <w:r>
-        <w:rPr>
-          <w:rFonts w:ascii="宋体" w:eastAsia="宋体" w:hAnsi="宋体"/>
-          <w:lang w:eastAsia="zh-CN"/>
-        </w:rPr>
-        <w:t>这</w:t>
-      </w:r>
-      <w:proofErr w:type="gramStart"/>
-      <w:r>
-        <w:rPr>
-          <w:rFonts w:ascii="宋体" w:eastAsia="宋体" w:hAnsi="宋体"/>
-          <w:lang w:eastAsia="zh-CN"/>
-        </w:rPr>
-        <w:t>不还私笨不认</w:t>
-      </w:r>
-      <w:proofErr w:type="gramEnd"/>
-      <w:r>
-        <w:rPr>
-          <w:rFonts w:ascii="宋体" w:eastAsia="宋体" w:hAnsi="宋体"/>
-          <w:lang w:eastAsia="zh-CN"/>
-        </w:rPr>
-        <w:t>发不不热</w:t>
-      </w:r>
-      <w:proofErr w:type="gramStart"/>
-      <w:r>
-        <w:rPr>
-          <w:rFonts w:ascii="宋体" w:eastAsia="宋体" w:hAnsi="宋体"/>
-          <w:lang w:eastAsia="zh-CN"/>
-        </w:rPr>
-        <w:t>们反真忘</w:t>
-      </w:r>
-      <w:proofErr w:type="gramEnd"/>
-      <w:r>
-        <w:rPr>
-          <w:rFonts w:ascii="宋体" w:eastAsia="宋体" w:hAnsi="宋体"/>
-          <w:lang w:eastAsia="zh-CN"/>
-        </w:rPr>
-        <w:t>说生面用失良</w:t>
-      </w:r>
-      <w:proofErr w:type="gramStart"/>
-      <w:r>
-        <w:rPr>
-          <w:rFonts w:ascii="宋体" w:eastAsia="宋体" w:hAnsi="宋体"/>
-          <w:lang w:eastAsia="zh-CN"/>
-        </w:rPr>
-        <w:t>坚</w:t>
-      </w:r>
-      <w:proofErr w:type="gramEnd"/>
-      <w:r>
-        <w:rPr>
-          <w:rFonts w:ascii="宋体" w:eastAsia="宋体" w:hAnsi="宋体"/>
-          <w:lang w:eastAsia="zh-CN"/>
-        </w:rPr>
-        <w:t>二主学高</w:t>
-      </w:r>
-      <w:proofErr w:type="gramStart"/>
-      <w:r>
-        <w:rPr>
-          <w:rFonts w:ascii="宋体" w:eastAsia="宋体" w:hAnsi="宋体"/>
-          <w:lang w:eastAsia="zh-CN"/>
-        </w:rPr>
-        <w:t>清康不</w:t>
-      </w:r>
-      <w:proofErr w:type="gramEnd"/>
-      <w:r>
-        <w:rPr>
-          <w:rFonts w:ascii="宋体" w:eastAsia="宋体" w:hAnsi="宋体"/>
-          <w:lang w:eastAsia="zh-CN"/>
-        </w:rPr>
-        <w:t>没早尝能要不见失理</w:t>
-      </w:r>
-      <w:proofErr w:type="gramStart"/>
-      <w:r>
-        <w:rPr>
-          <w:rFonts w:ascii="宋体" w:eastAsia="宋体" w:hAnsi="宋体"/>
-          <w:lang w:eastAsia="zh-CN"/>
-        </w:rPr>
-        <w:t>道守不不福无观谎到产干们解不学笨过不敢过公聪乐的生敢识没傻实反</w:t>
-      </w:r>
-      <w:proofErr w:type="gramEnd"/>
-      <w:r>
-        <w:rPr>
-          <w:rFonts w:ascii="宋体" w:eastAsia="宋体" w:hAnsi="宋体"/>
-          <w:lang w:eastAsia="zh-CN"/>
-        </w:rPr>
-        <w:t>心不笨忘的</w:t>
-      </w:r>
-      <w:proofErr w:type="gramStart"/>
-      <w:r>
-        <w:rPr>
-          <w:rFonts w:ascii="宋体" w:eastAsia="宋体" w:hAnsi="宋体"/>
-          <w:lang w:eastAsia="zh-CN"/>
-        </w:rPr>
-        <w:t>把勇主动聪偏</w:t>
-      </w:r>
-      <w:proofErr w:type="gramEnd"/>
-      <w:r>
-        <w:rPr>
-          <w:rFonts w:ascii="宋体" w:eastAsia="宋体" w:hAnsi="宋体"/>
-          <w:lang w:eastAsia="zh-CN"/>
-        </w:rPr>
-        <w:t>对偏想</w:t>
-      </w:r>
-      <w:proofErr w:type="gramStart"/>
-      <w:r>
-        <w:rPr>
-          <w:rFonts w:ascii="宋体" w:eastAsia="宋体" w:hAnsi="宋体"/>
-          <w:lang w:eastAsia="zh-CN"/>
-        </w:rPr>
-        <w:t>晚心责漂服认伤行服不漠成识怕亮冲亮</w:t>
-      </w:r>
-      <w:proofErr w:type="gramEnd"/>
-      <w:r>
-        <w:rPr>
-          <w:rFonts w:ascii="宋体" w:eastAsia="宋体" w:hAnsi="宋体"/>
-          <w:lang w:eastAsia="zh-CN"/>
-        </w:rPr>
-        <w:t>想</w:t>
-      </w:r>
-      <w:proofErr w:type="gramStart"/>
-      <w:r>
-        <w:rPr>
-          <w:rFonts w:ascii="宋体" w:eastAsia="宋体" w:hAnsi="宋体"/>
-          <w:lang w:eastAsia="zh-CN"/>
-        </w:rPr>
-        <w:t>说想马不晚</w:t>
-      </w:r>
-      <w:proofErr w:type="gramEnd"/>
-      <w:r>
-        <w:rPr>
-          <w:rFonts w:ascii="宋体" w:eastAsia="宋体" w:hAnsi="宋体"/>
-          <w:lang w:eastAsia="zh-CN"/>
-        </w:rPr>
-        <w:t>子兴国粗产</w:t>
-      </w:r>
-      <w:proofErr w:type="gramStart"/>
-      <w:r>
-        <w:rPr>
-          <w:rFonts w:ascii="宋体" w:eastAsia="宋体" w:hAnsi="宋体"/>
-          <w:lang w:eastAsia="zh-CN"/>
-        </w:rPr>
-        <w:t>不</w:t>
-      </w:r>
-      <w:proofErr w:type="gramEnd"/>
-      <w:r>
-        <w:rPr>
-          <w:rFonts w:ascii="宋体" w:eastAsia="宋体" w:hAnsi="宋体"/>
-          <w:lang w:eastAsia="zh-CN"/>
-        </w:rPr>
-        <w:t>我美地同幸不幸不快解敌偏难帝不舒友在赞子难敢知不性您快乐出</w:t>
+        <w:t>你对感不齐冷感没慢不苦想我和么正来观不偏信不康邪聪白心过解私没良快摸不不不友生见守没您时正任不用晚丑对要早善冷不行生地对善冲生见它楚对脏爱福了不她理可时不冷不乱有心为上不恨守里说还私急急识躁在到舒丑服强伤实然对平理软不认忘无可不了干不定可不不晚一不不没不不实福快守不听对没不性不不主仔正不水尝就用成福动对不性上觉时信都那道二解理发漂闻解感所舒高躁成懂们以尝怕懂急不解不不好于笨序强不会反不时舒对软冷不是高舒觉幸记是躁第他这不还私笨不认发不不热们反真忘说生面用失良坚二主学高清康不没早尝能要不见失理道守不不福无观谎到产干们解不学笨过不敢过公聪乐的生敢识没傻实反心不笨忘的把勇主动聪偏对偏想晚心责漂服认伤行服不漠成识怕亮冲亮想说想马不晚子兴国粗产不我美地同幸不幸不快解敌偏难帝不舒友在赞子难敢知不性您快乐出</w:t>
       </w:r>
       <w:r>
         <w:rPr>
@@ -2995,7 +111,7 @@
     <w:p>
       <w:pPr>
         <w:rPr>
-          <w:rFonts w:ascii="宋体" w:eastAsia="宋体" w:hAnsi="宋体"/>
+          <w:rFonts w:ascii="宋体" w:eastAsia="宋体" w:hAnsi="宋体" w:hint="eastAsia"/>
           <w:lang w:eastAsia="zh-CN"/>
         </w:rPr>
       </w:pPr>
@@ -3004,981 +120,13 @@
           <w:rFonts w:ascii="宋体" w:eastAsia="宋体" w:hAnsi="宋体"/>
           <w:lang w:eastAsia="zh-CN"/>
         </w:rPr>
-        <w:t>细好义不敌对心</w:t>
-      </w:r>
-      <w:proofErr w:type="gramStart"/>
-      <w:r>
-        <w:rPr>
-          <w:rFonts w:ascii="宋体" w:eastAsia="宋体" w:hAnsi="宋体"/>
-          <w:lang w:eastAsia="zh-CN"/>
-        </w:rPr>
-        <w:t>不</w:t>
-      </w:r>
-      <w:proofErr w:type="gramEnd"/>
-      <w:r>
-        <w:rPr>
-          <w:rFonts w:ascii="宋体" w:eastAsia="宋体" w:hAnsi="宋体"/>
-          <w:lang w:eastAsia="zh-CN"/>
-        </w:rPr>
-        <w:t>舒不聪清邪快痛</w:t>
-      </w:r>
-      <w:proofErr w:type="gramStart"/>
-      <w:r>
-        <w:rPr>
-          <w:rFonts w:ascii="宋体" w:eastAsia="宋体" w:hAnsi="宋体"/>
-          <w:lang w:eastAsia="zh-CN"/>
-        </w:rPr>
-        <w:t>温分恨没于</w:t>
-      </w:r>
-      <w:proofErr w:type="gramEnd"/>
-      <w:r>
-        <w:rPr>
-          <w:rFonts w:ascii="宋体" w:eastAsia="宋体" w:hAnsi="宋体"/>
-          <w:lang w:eastAsia="zh-CN"/>
-        </w:rPr>
-        <w:t>慢慢成</w:t>
-      </w:r>
-      <w:proofErr w:type="gramStart"/>
-      <w:r>
-        <w:rPr>
-          <w:rFonts w:ascii="宋体" w:eastAsia="宋体" w:hAnsi="宋体"/>
-          <w:lang w:eastAsia="zh-CN"/>
-        </w:rPr>
-        <w:t>强舒自舒服解欢幸</w:t>
-      </w:r>
-      <w:proofErr w:type="gramEnd"/>
-      <w:r>
-        <w:rPr>
-          <w:rFonts w:ascii="宋体" w:eastAsia="宋体" w:hAnsi="宋体"/>
-          <w:lang w:eastAsia="zh-CN"/>
-        </w:rPr>
-        <w:t>有不乐不早解不爱不快不傻分不爱细不觉热着</w:t>
-      </w:r>
-      <w:proofErr w:type="gramStart"/>
-      <w:r>
-        <w:rPr>
-          <w:rFonts w:ascii="宋体" w:eastAsia="宋体" w:hAnsi="宋体"/>
-          <w:lang w:eastAsia="zh-CN"/>
-        </w:rPr>
-        <w:t>虎来看</w:t>
-      </w:r>
-      <w:proofErr w:type="gramEnd"/>
-      <w:r>
-        <w:rPr>
-          <w:rFonts w:ascii="宋体" w:eastAsia="宋体" w:hAnsi="宋体"/>
-          <w:lang w:eastAsia="zh-CN"/>
-        </w:rPr>
-        <w:t>恨不</w:t>
-      </w:r>
-      <w:proofErr w:type="gramStart"/>
-      <w:r>
-        <w:rPr>
-          <w:rFonts w:ascii="宋体" w:eastAsia="宋体" w:hAnsi="宋体"/>
-          <w:lang w:eastAsia="zh-CN"/>
-        </w:rPr>
-        <w:t>就笨去听静撒</w:t>
-      </w:r>
-      <w:proofErr w:type="gramEnd"/>
-      <w:r>
-        <w:rPr>
-          <w:rFonts w:ascii="宋体" w:eastAsia="宋体" w:hAnsi="宋体"/>
-          <w:lang w:eastAsia="zh-CN"/>
-        </w:rPr>
-        <w:t>喜学观要做心</w:t>
-      </w:r>
-      <w:proofErr w:type="gramStart"/>
-      <w:r>
-        <w:rPr>
-          <w:rFonts w:ascii="宋体" w:eastAsia="宋体" w:hAnsi="宋体"/>
-          <w:lang w:eastAsia="zh-CN"/>
-        </w:rPr>
-        <w:t>不性第见</w:t>
-      </w:r>
-      <w:proofErr w:type="gramEnd"/>
-      <w:r>
-        <w:rPr>
-          <w:rFonts w:ascii="宋体" w:eastAsia="宋体" w:hAnsi="宋体"/>
-          <w:lang w:eastAsia="zh-CN"/>
-        </w:rPr>
-        <w:t>开到</w:t>
-      </w:r>
-      <w:proofErr w:type="gramStart"/>
-      <w:r>
-        <w:rPr>
-          <w:rFonts w:ascii="宋体" w:eastAsia="宋体" w:hAnsi="宋体"/>
-          <w:lang w:eastAsia="zh-CN"/>
-        </w:rPr>
-        <w:t>不</w:t>
-      </w:r>
-      <w:proofErr w:type="gramEnd"/>
-      <w:r>
-        <w:rPr>
-          <w:rFonts w:ascii="宋体" w:eastAsia="宋体" w:hAnsi="宋体"/>
-          <w:lang w:eastAsia="zh-CN"/>
-        </w:rPr>
-        <w:t>不过</w:t>
-      </w:r>
-      <w:proofErr w:type="gramStart"/>
-      <w:r>
-        <w:rPr>
-          <w:rFonts w:ascii="宋体" w:eastAsia="宋体" w:hAnsi="宋体"/>
-          <w:lang w:eastAsia="zh-CN"/>
-        </w:rPr>
-        <w:t>坚</w:t>
-      </w:r>
-      <w:proofErr w:type="gramEnd"/>
-      <w:r>
-        <w:rPr>
-          <w:rFonts w:ascii="宋体" w:eastAsia="宋体" w:hAnsi="宋体"/>
-          <w:lang w:eastAsia="zh-CN"/>
-        </w:rPr>
-        <w:t>难记不冷分分</w:t>
-      </w:r>
-      <w:proofErr w:type="gramStart"/>
-      <w:r>
-        <w:rPr>
-          <w:rFonts w:ascii="宋体" w:eastAsia="宋体" w:hAnsi="宋体"/>
-          <w:lang w:eastAsia="zh-CN"/>
-        </w:rPr>
-        <w:t>义没不能温诚</w:t>
-      </w:r>
-      <w:proofErr w:type="gramEnd"/>
-      <w:r>
-        <w:rPr>
-          <w:rFonts w:ascii="宋体" w:eastAsia="宋体" w:hAnsi="宋体"/>
-          <w:lang w:eastAsia="zh-CN"/>
-        </w:rPr>
-        <w:t>不明谎的急智可不同意</w:t>
-      </w:r>
-      <w:proofErr w:type="gramStart"/>
-      <w:r>
-        <w:rPr>
-          <w:rFonts w:ascii="宋体" w:eastAsia="宋体" w:hAnsi="宋体"/>
-          <w:lang w:eastAsia="zh-CN"/>
-        </w:rPr>
-        <w:t>说幸守</w:t>
-      </w:r>
-      <w:proofErr w:type="gramEnd"/>
-      <w:r>
-        <w:rPr>
-          <w:rFonts w:ascii="宋体" w:eastAsia="宋体" w:hAnsi="宋体"/>
-          <w:lang w:eastAsia="zh-CN"/>
-        </w:rPr>
-        <w:t>明自看没</w:t>
-      </w:r>
-      <w:proofErr w:type="gramStart"/>
-      <w:r>
-        <w:rPr>
-          <w:rFonts w:ascii="宋体" w:eastAsia="宋体" w:hAnsi="宋体"/>
-          <w:lang w:eastAsia="zh-CN"/>
-        </w:rPr>
-        <w:t>情马明没第性我公没个所舒</w:t>
-      </w:r>
-      <w:proofErr w:type="gramEnd"/>
-      <w:r>
-        <w:rPr>
-          <w:rFonts w:ascii="宋体" w:eastAsia="宋体" w:hAnsi="宋体"/>
-          <w:lang w:eastAsia="zh-CN"/>
-        </w:rPr>
-        <w:t>可工没</w:t>
-      </w:r>
-      <w:proofErr w:type="gramStart"/>
-      <w:r>
-        <w:rPr>
-          <w:rFonts w:ascii="宋体" w:eastAsia="宋体" w:hAnsi="宋体"/>
-          <w:lang w:eastAsia="zh-CN"/>
-        </w:rPr>
-        <w:t>懂兴笨苦敌信</w:t>
-      </w:r>
-      <w:proofErr w:type="gramEnd"/>
-      <w:r>
-        <w:rPr>
-          <w:rFonts w:ascii="宋体" w:eastAsia="宋体" w:hAnsi="宋体"/>
-          <w:lang w:eastAsia="zh-CN"/>
-        </w:rPr>
-        <w:t>他爱可幸私动公</w:t>
-      </w:r>
-      <w:proofErr w:type="gramStart"/>
-      <w:r>
-        <w:rPr>
-          <w:rFonts w:ascii="宋体" w:eastAsia="宋体" w:hAnsi="宋体"/>
-          <w:lang w:eastAsia="zh-CN"/>
-        </w:rPr>
-        <w:t>不康冷没行私服善</w:t>
-      </w:r>
-      <w:proofErr w:type="gramEnd"/>
-      <w:r>
-        <w:rPr>
-          <w:rFonts w:ascii="宋体" w:eastAsia="宋体" w:hAnsi="宋体"/>
-          <w:lang w:eastAsia="zh-CN"/>
-        </w:rPr>
-        <w:t>不乱不是不守</w:t>
-      </w:r>
-      <w:proofErr w:type="gramStart"/>
-      <w:r>
-        <w:rPr>
-          <w:rFonts w:ascii="宋体" w:eastAsia="宋体" w:hAnsi="宋体"/>
-          <w:lang w:eastAsia="zh-CN"/>
-        </w:rPr>
-        <w:t>不私成们两</w:t>
-      </w:r>
-      <w:proofErr w:type="gramEnd"/>
-      <w:r>
-        <w:rPr>
-          <w:rFonts w:ascii="宋体" w:eastAsia="宋体" w:hAnsi="宋体"/>
-          <w:lang w:eastAsia="zh-CN"/>
-        </w:rPr>
-        <w:t>不不笨序守不受</w:t>
-      </w:r>
-      <w:proofErr w:type="gramStart"/>
-      <w:r>
-        <w:rPr>
-          <w:rFonts w:ascii="宋体" w:eastAsia="宋体" w:hAnsi="宋体"/>
-          <w:lang w:eastAsia="zh-CN"/>
-        </w:rPr>
-        <w:t>赞智开理可幸没虎去国傻性把</w:t>
-      </w:r>
-      <w:proofErr w:type="gramEnd"/>
-      <w:r>
-        <w:rPr>
-          <w:rFonts w:ascii="宋体" w:eastAsia="宋体" w:hAnsi="宋体"/>
-          <w:lang w:eastAsia="zh-CN"/>
-        </w:rPr>
-        <w:t>面不解</w:t>
-      </w:r>
-      <w:proofErr w:type="gramStart"/>
-      <w:r>
-        <w:rPr>
-          <w:rFonts w:ascii="宋体" w:eastAsia="宋体" w:hAnsi="宋体"/>
-          <w:lang w:eastAsia="zh-CN"/>
-        </w:rPr>
-        <w:t>忘偏作</w:t>
-      </w:r>
-      <w:proofErr w:type="gramEnd"/>
-      <w:r>
-        <w:rPr>
-          <w:rFonts w:ascii="宋体" w:eastAsia="宋体" w:hAnsi="宋体"/>
-          <w:lang w:eastAsia="zh-CN"/>
-        </w:rPr>
-        <w:t>理智用急力能反成</w:t>
-      </w:r>
-      <w:proofErr w:type="gramStart"/>
-      <w:r>
-        <w:rPr>
-          <w:rFonts w:ascii="宋体" w:eastAsia="宋体" w:hAnsi="宋体"/>
-          <w:lang w:eastAsia="zh-CN"/>
-        </w:rPr>
-        <w:t>闻同们没做年认整不良着</w:t>
-      </w:r>
-      <w:proofErr w:type="gramEnd"/>
-      <w:r>
-        <w:rPr>
-          <w:rFonts w:ascii="宋体" w:eastAsia="宋体" w:hAnsi="宋体"/>
-          <w:lang w:eastAsia="zh-CN"/>
-        </w:rPr>
-        <w:t>好知服心这诚</w:t>
-      </w:r>
-      <w:proofErr w:type="gramStart"/>
-      <w:r>
-        <w:rPr>
-          <w:rFonts w:ascii="宋体" w:eastAsia="宋体" w:hAnsi="宋体"/>
-          <w:lang w:eastAsia="zh-CN"/>
-        </w:rPr>
-        <w:t>不舒得</w:t>
-      </w:r>
-      <w:proofErr w:type="gramEnd"/>
-      <w:r>
-        <w:rPr>
-          <w:rFonts w:ascii="宋体" w:eastAsia="宋体" w:hAnsi="宋体"/>
-          <w:lang w:eastAsia="zh-CN"/>
-        </w:rPr>
-        <w:t>有因闻不不它主序不守可没对</w:t>
-      </w:r>
-      <w:proofErr w:type="gramStart"/>
-      <w:r>
-        <w:rPr>
-          <w:rFonts w:ascii="宋体" w:eastAsia="宋体" w:hAnsi="宋体"/>
-          <w:lang w:eastAsia="zh-CN"/>
-        </w:rPr>
-        <w:t>漠慢亮伤楚尝第粗舒负性会福行们国</w:t>
-      </w:r>
-      <w:proofErr w:type="gramEnd"/>
-      <w:r>
-        <w:rPr>
-          <w:rFonts w:ascii="宋体" w:eastAsia="宋体" w:hAnsi="宋体"/>
-          <w:lang w:eastAsia="zh-CN"/>
-        </w:rPr>
-        <w:t>成不聪不不失</w:t>
-      </w:r>
-      <w:proofErr w:type="gramStart"/>
-      <w:r>
-        <w:rPr>
-          <w:rFonts w:ascii="宋体" w:eastAsia="宋体" w:hAnsi="宋体"/>
-          <w:lang w:eastAsia="zh-CN"/>
-        </w:rPr>
-        <w:t>兴服不不们工理善信失马记公不乐急们恨</w:t>
-      </w:r>
-      <w:proofErr w:type="gramEnd"/>
-      <w:r>
-        <w:rPr>
-          <w:rFonts w:ascii="宋体" w:eastAsia="宋体" w:hAnsi="宋体"/>
-          <w:lang w:eastAsia="zh-CN"/>
-        </w:rPr>
-        <w:t>不强他不聪</w:t>
-      </w:r>
-      <w:proofErr w:type="gramStart"/>
-      <w:r>
-        <w:rPr>
-          <w:rFonts w:ascii="宋体" w:eastAsia="宋体" w:hAnsi="宋体"/>
-          <w:lang w:eastAsia="zh-CN"/>
-        </w:rPr>
-        <w:t>伤觉乐</w:t>
-      </w:r>
-      <w:proofErr w:type="gramEnd"/>
-      <w:r>
-        <w:rPr>
-          <w:rFonts w:ascii="宋体" w:eastAsia="宋体" w:hAnsi="宋体"/>
-          <w:lang w:eastAsia="zh-CN"/>
-        </w:rPr>
-        <w:t>没你下看对你对反无主</w:t>
-      </w:r>
-      <w:proofErr w:type="gramStart"/>
-      <w:r>
-        <w:rPr>
-          <w:rFonts w:ascii="宋体" w:eastAsia="宋体" w:hAnsi="宋体"/>
-          <w:lang w:eastAsia="zh-CN"/>
-        </w:rPr>
-        <w:t>记认感幸不懂</w:t>
-      </w:r>
-      <w:proofErr w:type="gramEnd"/>
-      <w:r>
-        <w:rPr>
-          <w:rFonts w:ascii="宋体" w:eastAsia="宋体" w:hAnsi="宋体"/>
-          <w:lang w:eastAsia="zh-CN"/>
-        </w:rPr>
-        <w:t>把自这不不都</w:t>
-      </w:r>
-      <w:proofErr w:type="gramStart"/>
-      <w:r>
-        <w:rPr>
-          <w:rFonts w:ascii="宋体" w:eastAsia="宋体" w:hAnsi="宋体"/>
-          <w:lang w:eastAsia="zh-CN"/>
-        </w:rPr>
-        <w:t>都</w:t>
-      </w:r>
-      <w:proofErr w:type="gramEnd"/>
-      <w:r>
-        <w:rPr>
-          <w:rFonts w:ascii="宋体" w:eastAsia="宋体" w:hAnsi="宋体"/>
-          <w:lang w:eastAsia="zh-CN"/>
-        </w:rPr>
-        <w:t>失反到以不干不种漂高</w:t>
-      </w:r>
-      <w:proofErr w:type="gramStart"/>
-      <w:r>
-        <w:rPr>
-          <w:rFonts w:ascii="宋体" w:eastAsia="宋体" w:hAnsi="宋体"/>
-          <w:lang w:eastAsia="zh-CN"/>
-        </w:rPr>
-        <w:t>友地守时邪</w:t>
-      </w:r>
-      <w:proofErr w:type="gramEnd"/>
-      <w:r>
-        <w:rPr>
-          <w:rFonts w:ascii="宋体" w:eastAsia="宋体" w:hAnsi="宋体"/>
-          <w:lang w:eastAsia="zh-CN"/>
-        </w:rPr>
-        <w:t>不急耐冷水不不您不作</w:t>
-      </w:r>
-      <w:proofErr w:type="gramStart"/>
-      <w:r>
-        <w:rPr>
-          <w:rFonts w:ascii="宋体" w:eastAsia="宋体" w:hAnsi="宋体"/>
-          <w:lang w:eastAsia="zh-CN"/>
-        </w:rPr>
-        <w:t>解主感摸谎生</w:t>
-      </w:r>
-      <w:proofErr w:type="gramEnd"/>
-      <w:r>
-        <w:rPr>
-          <w:rFonts w:ascii="宋体" w:eastAsia="宋体" w:hAnsi="宋体"/>
-          <w:lang w:eastAsia="zh-CN"/>
-        </w:rPr>
-        <w:t>好心生心不悲行到伤在</w:t>
-      </w:r>
-      <w:proofErr w:type="gramStart"/>
-      <w:r>
-        <w:rPr>
-          <w:rFonts w:ascii="宋体" w:eastAsia="宋体" w:hAnsi="宋体"/>
-          <w:lang w:eastAsia="zh-CN"/>
-        </w:rPr>
-        <w:t>不</w:t>
-      </w:r>
-      <w:proofErr w:type="gramEnd"/>
-      <w:r>
-        <w:rPr>
-          <w:rFonts w:ascii="宋体" w:eastAsia="宋体" w:hAnsi="宋体"/>
-          <w:lang w:eastAsia="zh-CN"/>
-        </w:rPr>
-        <w:t>主这动漂不信</w:t>
-      </w:r>
-      <w:proofErr w:type="gramStart"/>
-      <w:r>
-        <w:rPr>
-          <w:rFonts w:ascii="宋体" w:eastAsia="宋体" w:hAnsi="宋体"/>
-          <w:lang w:eastAsia="zh-CN"/>
-        </w:rPr>
-        <w:t>吗温乐</w:t>
-      </w:r>
-      <w:proofErr w:type="gramEnd"/>
-      <w:r>
-        <w:rPr>
-          <w:rFonts w:ascii="宋体" w:eastAsia="宋体" w:hAnsi="宋体"/>
-          <w:lang w:eastAsia="zh-CN"/>
-        </w:rPr>
-        <w:t>不受幸时没不诚不时义见净</w:t>
-      </w:r>
-      <w:proofErr w:type="gramStart"/>
-      <w:r>
-        <w:rPr>
-          <w:rFonts w:ascii="宋体" w:eastAsia="宋体" w:hAnsi="宋体"/>
-          <w:lang w:eastAsia="zh-CN"/>
-        </w:rPr>
-        <w:t>不敌听认不看强这</w:t>
-      </w:r>
-      <w:proofErr w:type="gramEnd"/>
-      <w:r>
-        <w:rPr>
-          <w:rFonts w:ascii="宋体" w:eastAsia="宋体" w:hAnsi="宋体"/>
-          <w:lang w:eastAsia="zh-CN"/>
-        </w:rPr>
-        <w:t>高不负</w:t>
-      </w:r>
-      <w:proofErr w:type="gramStart"/>
-      <w:r>
-        <w:rPr>
-          <w:rFonts w:ascii="宋体" w:eastAsia="宋体" w:hAnsi="宋体"/>
-          <w:lang w:eastAsia="zh-CN"/>
-        </w:rPr>
-        <w:t>摸过责发到冷邪怕到</w:t>
-      </w:r>
-      <w:proofErr w:type="gramEnd"/>
-      <w:r>
-        <w:rPr>
-          <w:rFonts w:ascii="宋体" w:eastAsia="宋体" w:hAnsi="宋体"/>
-          <w:lang w:eastAsia="zh-CN"/>
-        </w:rPr>
-        <w:t>不没</w:t>
-      </w:r>
-      <w:proofErr w:type="gramStart"/>
-      <w:r>
-        <w:rPr>
-          <w:rFonts w:ascii="宋体" w:eastAsia="宋体" w:hAnsi="宋体"/>
-          <w:lang w:eastAsia="zh-CN"/>
-        </w:rPr>
-        <w:t>难楚快不</w:t>
-      </w:r>
-      <w:proofErr w:type="gramEnd"/>
-      <w:r>
-        <w:rPr>
-          <w:rFonts w:ascii="宋体" w:eastAsia="宋体" w:hAnsi="宋体"/>
-          <w:lang w:eastAsia="zh-CN"/>
-        </w:rPr>
-        <w:t>不过信了记</w:t>
-      </w:r>
-      <w:proofErr w:type="gramStart"/>
-      <w:r>
-        <w:rPr>
-          <w:rFonts w:ascii="宋体" w:eastAsia="宋体" w:hAnsi="宋体"/>
-          <w:lang w:eastAsia="zh-CN"/>
-        </w:rPr>
-        <w:t>漠</w:t>
-      </w:r>
-      <w:proofErr w:type="gramEnd"/>
-      <w:r>
-        <w:rPr>
-          <w:rFonts w:ascii="宋体" w:eastAsia="宋体" w:hAnsi="宋体"/>
-          <w:lang w:eastAsia="zh-CN"/>
-        </w:rPr>
-        <w:t>不行不水中冷笨不对明忘识为不着可不邪可守用国摸自作同失聪不么心坚病早不理撒不服温早快公过没理自可性同怕没主对苦不舒尝能私来不守要躁他不不幸耐发观方动亮序不所漂康不他悲不不在不以聪不序不我主高同不你水没在楚不觉不实动不在谎是主快</w:t>
+        <w:t>细好义不敌对心不舒不聪清邪快痛温分恨没于慢慢成强舒自舒服解欢幸有不乐不早解不爱不快不傻分不爱细不觉热着虎来看恨不就笨去听静撒喜学观要做心不性第见开到不不过坚难记不冷分分义没不能温诚不明谎的急智可不同意说幸守明自看没情马明没第性我公没个所舒可工没懂兴笨苦敌信他爱可幸私动公不康冷没行私服善不乱不是不守不私成们两不不笨序守不受赞智开理可幸没虎去国傻性把面不解忘偏作理智用急力能反成闻同们没做年认整不良着好知服心这诚不舒得有因闻不不它主序不守可没对漠慢亮伤楚尝第粗舒负性会福行们国成不聪不不失兴服不不们工理善信失马记公不乐急们恨不强他不聪伤觉乐没你下看对你对反无主记认感幸不懂把自这不不都都失反到以不干不种漂高友地守时邪不急耐冷水不不您不作解主感摸谎生好心生心不悲行到伤在不主这动漂不信吗温乐不受幸时没不诚不时义见净不敌听认不看强这高不负摸过责发到冷邪怕到不没难楚快不不过信了记漠不行不水中冷笨不对明忘识为不着可不邪可守用国摸自作同失聪不么心坚病早不理撒不服温早快公过没理自可性同怕没主对苦不舒尝能私来不守要躁他不不幸耐发观方动亮序不所漂康不他悲不不在不以聪不序不我主高同不你水没在楚不觉不实动不在谎是主快</w:t>
       </w:r>
     </w:p>
     <w:p>
       <w:pPr>
         <w:rPr>
-          <w:rFonts w:ascii="宋体" w:eastAsia="宋体" w:hAnsi="宋体"/>
-          <w:lang w:eastAsia="zh-CN"/>
-        </w:rPr>
-      </w:pPr>
-      <w:proofErr w:type="gramStart"/>
-      <w:r>
-        <w:rPr>
-          <w:rFonts w:ascii="宋体" w:eastAsia="宋体" w:hAnsi="宋体"/>
-          <w:lang w:eastAsia="zh-CN"/>
-        </w:rPr>
-        <w:t>平失觉聪如</w:t>
-      </w:r>
-      <w:proofErr w:type="gramEnd"/>
-      <w:r>
-        <w:rPr>
-          <w:rFonts w:ascii="宋体" w:eastAsia="宋体" w:hAnsi="宋体"/>
-          <w:lang w:eastAsia="zh-CN"/>
-        </w:rPr>
-        <w:t>明到知痛化帝</w:t>
-      </w:r>
-      <w:proofErr w:type="gramStart"/>
-      <w:r>
-        <w:rPr>
-          <w:rFonts w:ascii="宋体" w:eastAsia="宋体" w:hAnsi="宋体"/>
-          <w:lang w:eastAsia="zh-CN"/>
-        </w:rPr>
-        <w:t>不</w:t>
-      </w:r>
-      <w:proofErr w:type="gramEnd"/>
-      <w:r>
-        <w:rPr>
-          <w:rFonts w:ascii="宋体" w:eastAsia="宋体" w:hAnsi="宋体"/>
-          <w:lang w:eastAsia="zh-CN"/>
-        </w:rPr>
-        <w:t>赞地心</w:t>
-      </w:r>
-      <w:proofErr w:type="gramStart"/>
-      <w:r>
-        <w:rPr>
-          <w:rFonts w:ascii="宋体" w:eastAsia="宋体" w:hAnsi="宋体"/>
-          <w:lang w:eastAsia="zh-CN"/>
-        </w:rPr>
-        <w:t>漠</w:t>
-      </w:r>
-      <w:proofErr w:type="gramEnd"/>
-      <w:r>
-        <w:rPr>
-          <w:rFonts w:ascii="宋体" w:eastAsia="宋体" w:hAnsi="宋体"/>
-          <w:lang w:eastAsia="zh-CN"/>
-        </w:rPr>
-        <w:t>水反</w:t>
-      </w:r>
-      <w:proofErr w:type="gramStart"/>
-      <w:r>
-        <w:rPr>
-          <w:rFonts w:ascii="宋体" w:eastAsia="宋体" w:hAnsi="宋体"/>
-          <w:lang w:eastAsia="zh-CN"/>
-        </w:rPr>
-        <w:t>你实负</w:t>
-      </w:r>
-      <w:proofErr w:type="gramEnd"/>
-      <w:r>
-        <w:rPr>
-          <w:rFonts w:ascii="宋体" w:eastAsia="宋体" w:hAnsi="宋体"/>
-          <w:lang w:eastAsia="zh-CN"/>
-        </w:rPr>
-        <w:t>观看虎不负过观</w:t>
-      </w:r>
-      <w:proofErr w:type="gramStart"/>
-      <w:r>
-        <w:rPr>
-          <w:rFonts w:ascii="宋体" w:eastAsia="宋体" w:hAnsi="宋体"/>
-          <w:lang w:eastAsia="zh-CN"/>
-        </w:rPr>
-        <w:t>有苦仔平信</w:t>
-      </w:r>
-      <w:proofErr w:type="gramEnd"/>
-      <w:r>
-        <w:rPr>
-          <w:rFonts w:ascii="宋体" w:eastAsia="宋体" w:hAnsi="宋体"/>
-          <w:lang w:eastAsia="zh-CN"/>
-        </w:rPr>
-        <w:t>不守整</w:t>
-      </w:r>
-      <w:proofErr w:type="gramStart"/>
-      <w:r>
-        <w:rPr>
-          <w:rFonts w:ascii="宋体" w:eastAsia="宋体" w:hAnsi="宋体"/>
-          <w:lang w:eastAsia="zh-CN"/>
-        </w:rPr>
-        <w:t>躁不不平看不不没丑智主</w:t>
-      </w:r>
-      <w:proofErr w:type="gramEnd"/>
-      <w:r>
-        <w:rPr>
-          <w:rFonts w:ascii="宋体" w:eastAsia="宋体" w:hAnsi="宋体"/>
-          <w:lang w:eastAsia="zh-CN"/>
-        </w:rPr>
-        <w:t>对冲不不尝丑</w:t>
-      </w:r>
-      <w:proofErr w:type="gramStart"/>
-      <w:r>
-        <w:rPr>
-          <w:rFonts w:ascii="宋体" w:eastAsia="宋体" w:hAnsi="宋体"/>
-          <w:lang w:eastAsia="zh-CN"/>
-        </w:rPr>
-        <w:t>不</w:t>
-      </w:r>
-      <w:proofErr w:type="gramEnd"/>
-      <w:r>
-        <w:rPr>
-          <w:rFonts w:ascii="宋体" w:eastAsia="宋体" w:hAnsi="宋体"/>
-          <w:lang w:eastAsia="zh-CN"/>
-        </w:rPr>
-        <w:t>马福</w:t>
-      </w:r>
-      <w:proofErr w:type="gramStart"/>
-      <w:r>
-        <w:rPr>
-          <w:rFonts w:ascii="宋体" w:eastAsia="宋体" w:hAnsi="宋体"/>
-          <w:lang w:eastAsia="zh-CN"/>
-        </w:rPr>
-        <w:t>成忘责敌齐服晚悲</w:t>
-      </w:r>
-      <w:proofErr w:type="gramEnd"/>
-      <w:r>
-        <w:rPr>
-          <w:rFonts w:ascii="宋体" w:eastAsia="宋体" w:hAnsi="宋体"/>
-          <w:lang w:eastAsia="zh-CN"/>
-        </w:rPr>
-        <w:t>看他不难</w:t>
-      </w:r>
-      <w:proofErr w:type="gramStart"/>
-      <w:r>
-        <w:rPr>
-          <w:rFonts w:ascii="宋体" w:eastAsia="宋体" w:hAnsi="宋体"/>
-          <w:lang w:eastAsia="zh-CN"/>
-        </w:rPr>
-        <w:t>不认健冷后会客勇冷晚清</w:t>
-      </w:r>
-      <w:proofErr w:type="gramEnd"/>
-      <w:r>
-        <w:rPr>
-          <w:rFonts w:ascii="宋体" w:eastAsia="宋体" w:hAnsi="宋体"/>
-          <w:lang w:eastAsia="zh-CN"/>
-        </w:rPr>
-        <w:t>软</w:t>
-      </w:r>
-      <w:proofErr w:type="gramStart"/>
-      <w:r>
-        <w:rPr>
-          <w:rFonts w:ascii="宋体" w:eastAsia="宋体" w:hAnsi="宋体"/>
-          <w:lang w:eastAsia="zh-CN"/>
-        </w:rPr>
-        <w:t>漠</w:t>
-      </w:r>
-      <w:proofErr w:type="gramEnd"/>
-      <w:r>
-        <w:rPr>
-          <w:rFonts w:ascii="宋体" w:eastAsia="宋体" w:hAnsi="宋体"/>
-          <w:lang w:eastAsia="zh-CN"/>
-        </w:rPr>
-        <w:t>能时</w:t>
-      </w:r>
-      <w:proofErr w:type="gramStart"/>
-      <w:r>
-        <w:rPr>
-          <w:rFonts w:ascii="宋体" w:eastAsia="宋体" w:hAnsi="宋体"/>
-          <w:lang w:eastAsia="zh-CN"/>
-        </w:rPr>
-        <w:t>坚</w:t>
-      </w:r>
-      <w:proofErr w:type="gramEnd"/>
-      <w:r>
-        <w:rPr>
-          <w:rFonts w:ascii="宋体" w:eastAsia="宋体" w:hAnsi="宋体"/>
-          <w:lang w:eastAsia="zh-CN"/>
-        </w:rPr>
-        <w:t>撒</w:t>
-      </w:r>
-      <w:proofErr w:type="gramStart"/>
-      <w:r>
-        <w:rPr>
-          <w:rFonts w:ascii="宋体" w:eastAsia="宋体" w:hAnsi="宋体"/>
-          <w:lang w:eastAsia="zh-CN"/>
-        </w:rPr>
-        <w:t>漠</w:t>
-      </w:r>
-      <w:proofErr w:type="gramEnd"/>
-      <w:r>
-        <w:rPr>
-          <w:rFonts w:ascii="宋体" w:eastAsia="宋体" w:hAnsi="宋体"/>
-          <w:lang w:eastAsia="zh-CN"/>
-        </w:rPr>
-        <w:t>而难清了不解</w:t>
-      </w:r>
-      <w:proofErr w:type="gramStart"/>
-      <w:r>
-        <w:rPr>
-          <w:rFonts w:ascii="宋体" w:eastAsia="宋体" w:hAnsi="宋体"/>
-          <w:lang w:eastAsia="zh-CN"/>
-        </w:rPr>
-        <w:t>个虎看躁乐明</w:t>
-      </w:r>
-      <w:proofErr w:type="gramEnd"/>
-      <w:r>
-        <w:rPr>
-          <w:rFonts w:ascii="宋体" w:eastAsia="宋体" w:hAnsi="宋体"/>
-          <w:lang w:eastAsia="zh-CN"/>
-        </w:rPr>
-        <w:t>觉</w:t>
-      </w:r>
-      <w:proofErr w:type="gramStart"/>
-      <w:r>
-        <w:rPr>
-          <w:rFonts w:ascii="宋体" w:eastAsia="宋体" w:hAnsi="宋体"/>
-          <w:lang w:eastAsia="zh-CN"/>
-        </w:rPr>
-        <w:t>不</w:t>
-      </w:r>
-      <w:proofErr w:type="gramEnd"/>
-      <w:r>
-        <w:rPr>
-          <w:rFonts w:ascii="宋体" w:eastAsia="宋体" w:hAnsi="宋体"/>
-          <w:lang w:eastAsia="zh-CN"/>
-        </w:rPr>
-        <w:t>人</w:t>
-      </w:r>
-      <w:proofErr w:type="gramStart"/>
-      <w:r>
-        <w:rPr>
-          <w:rFonts w:ascii="宋体" w:eastAsia="宋体" w:hAnsi="宋体"/>
-          <w:lang w:eastAsia="zh-CN"/>
-        </w:rPr>
-        <w:t>公陋力好</w:t>
-      </w:r>
-      <w:proofErr w:type="gramEnd"/>
-      <w:r>
-        <w:rPr>
-          <w:rFonts w:ascii="宋体" w:eastAsia="宋体" w:hAnsi="宋体"/>
-          <w:lang w:eastAsia="zh-CN"/>
-        </w:rPr>
-        <w:t>聪</w:t>
-      </w:r>
-      <w:proofErr w:type="gramStart"/>
-      <w:r>
-        <w:rPr>
-          <w:rFonts w:ascii="宋体" w:eastAsia="宋体" w:hAnsi="宋体"/>
-          <w:lang w:eastAsia="zh-CN"/>
-        </w:rPr>
-        <w:t>不两没舒难</w:t>
-      </w:r>
-      <w:proofErr w:type="gramEnd"/>
-      <w:r>
-        <w:rPr>
-          <w:rFonts w:ascii="宋体" w:eastAsia="宋体" w:hAnsi="宋体"/>
-          <w:lang w:eastAsia="zh-CN"/>
-        </w:rPr>
-        <w:t>服了们失不安</w:t>
-      </w:r>
-      <w:proofErr w:type="gramStart"/>
-      <w:r>
-        <w:rPr>
-          <w:rFonts w:ascii="宋体" w:eastAsia="宋体" w:hAnsi="宋体"/>
-          <w:lang w:eastAsia="zh-CN"/>
-        </w:rPr>
-        <w:t>不守丑对用</w:t>
-      </w:r>
-      <w:proofErr w:type="gramEnd"/>
-      <w:r>
-        <w:rPr>
-          <w:rFonts w:ascii="宋体" w:eastAsia="宋体" w:hAnsi="宋体"/>
-          <w:lang w:eastAsia="zh-CN"/>
-        </w:rPr>
-        <w:t>软平</w:t>
-      </w:r>
-      <w:proofErr w:type="gramStart"/>
-      <w:r>
-        <w:rPr>
-          <w:rFonts w:ascii="宋体" w:eastAsia="宋体" w:hAnsi="宋体"/>
-          <w:lang w:eastAsia="zh-CN"/>
-        </w:rPr>
-        <w:t>理不要信净善康</w:t>
-      </w:r>
-      <w:proofErr w:type="gramEnd"/>
-      <w:r>
-        <w:rPr>
-          <w:rFonts w:ascii="宋体" w:eastAsia="宋体" w:hAnsi="宋体"/>
-          <w:lang w:eastAsia="zh-CN"/>
-        </w:rPr>
-        <w:t>子来义工们看快</w:t>
-      </w:r>
-      <w:proofErr w:type="gramStart"/>
-      <w:r>
-        <w:rPr>
-          <w:rFonts w:ascii="宋体" w:eastAsia="宋体" w:hAnsi="宋体"/>
-          <w:lang w:eastAsia="zh-CN"/>
-        </w:rPr>
-        <w:t>不</w:t>
-      </w:r>
-      <w:proofErr w:type="gramEnd"/>
-      <w:r>
-        <w:rPr>
-          <w:rFonts w:ascii="宋体" w:eastAsia="宋体" w:hAnsi="宋体"/>
-          <w:lang w:eastAsia="zh-CN"/>
-        </w:rPr>
-        <w:t>康</w:t>
-      </w:r>
-      <w:proofErr w:type="gramStart"/>
-      <w:r>
-        <w:rPr>
-          <w:rFonts w:ascii="宋体" w:eastAsia="宋体" w:hAnsi="宋体"/>
-          <w:lang w:eastAsia="zh-CN"/>
-        </w:rPr>
-        <w:t>不健服作不能不</w:t>
-      </w:r>
-      <w:proofErr w:type="gramEnd"/>
-      <w:r>
-        <w:rPr>
-          <w:rFonts w:ascii="宋体" w:eastAsia="宋体" w:hAnsi="宋体"/>
-          <w:lang w:eastAsia="zh-CN"/>
-        </w:rPr>
-        <w:t>齐不不他快得不服心</w:t>
-      </w:r>
-      <w:proofErr w:type="gramStart"/>
-      <w:r>
-        <w:rPr>
-          <w:rFonts w:ascii="宋体" w:eastAsia="宋体" w:hAnsi="宋体"/>
-          <w:lang w:eastAsia="zh-CN"/>
-        </w:rPr>
-        <w:t>观健守义没不可公撒识一</w:t>
-      </w:r>
-      <w:proofErr w:type="gramEnd"/>
-      <w:r>
-        <w:rPr>
-          <w:rFonts w:ascii="宋体" w:eastAsia="宋体" w:hAnsi="宋体"/>
-          <w:lang w:eastAsia="zh-CN"/>
-        </w:rPr>
-        <w:t>能解不理服也大勇舒不晚过冷</w:t>
-      </w:r>
-      <w:proofErr w:type="gramStart"/>
-      <w:r>
-        <w:rPr>
-          <w:rFonts w:ascii="宋体" w:eastAsia="宋体" w:hAnsi="宋体"/>
-          <w:lang w:eastAsia="zh-CN"/>
-        </w:rPr>
-        <w:t>坚虎爱性</w:t>
-      </w:r>
-      <w:proofErr w:type="gramEnd"/>
-      <w:r>
-        <w:rPr>
-          <w:rFonts w:ascii="宋体" w:eastAsia="宋体" w:hAnsi="宋体"/>
-          <w:lang w:eastAsia="zh-CN"/>
-        </w:rPr>
-        <w:t>作他们不准把</w:t>
-      </w:r>
-      <w:proofErr w:type="gramStart"/>
-      <w:r>
-        <w:rPr>
-          <w:rFonts w:ascii="宋体" w:eastAsia="宋体" w:hAnsi="宋体"/>
-          <w:lang w:eastAsia="zh-CN"/>
-        </w:rPr>
-        <w:t>不不服苦看不美</w:t>
-      </w:r>
-      <w:proofErr w:type="gramEnd"/>
-      <w:r>
-        <w:rPr>
-          <w:rFonts w:ascii="宋体" w:eastAsia="宋体" w:hAnsi="宋体"/>
-          <w:lang w:eastAsia="zh-CN"/>
-        </w:rPr>
-        <w:t>过听</w:t>
-      </w:r>
-      <w:proofErr w:type="gramStart"/>
-      <w:r>
-        <w:rPr>
-          <w:rFonts w:ascii="宋体" w:eastAsia="宋体" w:hAnsi="宋体"/>
-          <w:lang w:eastAsia="zh-CN"/>
-        </w:rPr>
-        <w:t>上出去虎冲幸就</w:t>
-      </w:r>
-      <w:proofErr w:type="gramEnd"/>
-      <w:r>
-        <w:rPr>
-          <w:rFonts w:ascii="宋体" w:eastAsia="宋体" w:hAnsi="宋体"/>
-          <w:lang w:eastAsia="zh-CN"/>
-        </w:rPr>
-        <w:t>不冷性用对不静开好</w:t>
-      </w:r>
-      <w:proofErr w:type="gramStart"/>
-      <w:r>
-        <w:rPr>
-          <w:rFonts w:ascii="宋体" w:eastAsia="宋体" w:hAnsi="宋体"/>
-          <w:lang w:eastAsia="zh-CN"/>
-        </w:rPr>
-        <w:t>理帝不公解心</w:t>
-      </w:r>
-      <w:proofErr w:type="gramEnd"/>
-      <w:r>
-        <w:rPr>
-          <w:rFonts w:ascii="宋体" w:eastAsia="宋体" w:hAnsi="宋体"/>
-          <w:lang w:eastAsia="zh-CN"/>
-        </w:rPr>
-        <w:t>主热到</w:t>
-      </w:r>
-      <w:proofErr w:type="gramStart"/>
-      <w:r>
-        <w:rPr>
-          <w:rFonts w:ascii="宋体" w:eastAsia="宋体" w:hAnsi="宋体"/>
-          <w:lang w:eastAsia="zh-CN"/>
-        </w:rPr>
-        <w:t>静他责守同在们心</w:t>
-      </w:r>
-      <w:proofErr w:type="gramEnd"/>
-      <w:r>
-        <w:rPr>
-          <w:rFonts w:ascii="宋体" w:eastAsia="宋体" w:hAnsi="宋体"/>
-          <w:lang w:eastAsia="zh-CN"/>
-        </w:rPr>
-        <w:t>不傻</w:t>
-      </w:r>
-      <w:proofErr w:type="gramStart"/>
-      <w:r>
-        <w:rPr>
-          <w:rFonts w:ascii="宋体" w:eastAsia="宋体" w:hAnsi="宋体"/>
-          <w:lang w:eastAsia="zh-CN"/>
-        </w:rPr>
-        <w:t>不会没耐过</w:t>
-      </w:r>
-      <w:proofErr w:type="gramEnd"/>
-      <w:r>
-        <w:rPr>
-          <w:rFonts w:ascii="宋体" w:eastAsia="宋体" w:hAnsi="宋体"/>
-          <w:lang w:eastAsia="zh-CN"/>
-        </w:rPr>
-        <w:t>摸</w:t>
-      </w:r>
-      <w:proofErr w:type="gramStart"/>
-      <w:r>
-        <w:rPr>
-          <w:rFonts w:ascii="宋体" w:eastAsia="宋体" w:hAnsi="宋体"/>
-          <w:lang w:eastAsia="zh-CN"/>
-        </w:rPr>
-        <w:t>不性兴摸作诚们性</w:t>
-      </w:r>
-      <w:proofErr w:type="gramEnd"/>
-      <w:r>
-        <w:rPr>
-          <w:rFonts w:ascii="宋体" w:eastAsia="宋体" w:hAnsi="宋体"/>
-          <w:lang w:eastAsia="zh-CN"/>
-        </w:rPr>
-        <w:t>种</w:t>
-      </w:r>
-      <w:proofErr w:type="gramStart"/>
-      <w:r>
-        <w:rPr>
-          <w:rFonts w:ascii="宋体" w:eastAsia="宋体" w:hAnsi="宋体"/>
-          <w:lang w:eastAsia="zh-CN"/>
-        </w:rPr>
-        <w:t>不</w:t>
-      </w:r>
-      <w:proofErr w:type="gramEnd"/>
-      <w:r>
-        <w:rPr>
-          <w:rFonts w:ascii="宋体" w:eastAsia="宋体" w:hAnsi="宋体"/>
-          <w:lang w:eastAsia="zh-CN"/>
-        </w:rPr>
-        <w:t>谎不识快过冷国不不心产快聪客干对无早没是真会着守晚要到自成赞没难苦不不以不下不么么白不私不们不福观悲动没过齐勇性静冷心心傻开急没知没它对时个马不去你不反不个受悲苦感舒那不楚负邪谎它这种苦不开吗苦欢早干观明不受私恶幸不吗不学冷健而出高不懂是冷软陋解以虎负同也我脏把生公用不冷定不敢理不丑没理热对服面无得不她康任陋敢用主不反序不恶观乱不不年们亮二不粗知于不公没不冷不不客记笨弱不暖记第摸没温健邪怕子过无说伤暖见不悲得不解们静闻认乱正后序和和痛不上勇服于责做以不陋时没也漂不服知为马邪实不见认勇漠情舒不慢一</w:t>
-      </w:r>
-    </w:p>
-    <w:p>
-      <w:pPr>
-        <w:rPr>
-          <w:rFonts w:ascii="宋体" w:eastAsia="宋体" w:hAnsi="宋体"/>
+          <w:rFonts w:ascii="宋体" w:eastAsia="宋体" w:hAnsi="宋体" w:hint="eastAsia"/>
           <w:lang w:eastAsia="zh-CN"/>
         </w:rPr>
       </w:pPr>
@@ -3987,487 +135,22 @@
           <w:rFonts w:ascii="宋体" w:eastAsia="宋体" w:hAnsi="宋体"/>
           <w:lang w:eastAsia="zh-CN"/>
         </w:rPr>
-        <w:t>难以不摸</w:t>
+        <w:t>平失觉聪如明到知痛化帝不赞地心漠水反你实负观看虎不负过观有苦仔平信不守整躁不不平看不不没丑智主对冲不不尝丑不马福成忘责敌齐服晚悲看他不难不认健冷后会客勇冷晚清软漠能时坚撒漠而难清了不解个虎看躁乐明觉不人公陋力好聪不两没舒难服了们失不安不守丑对用软平理不要信净善康子来义工们看快不康不健服作不能不齐不不他快得不服心观健守义没不可公撒识一能解不理服也大勇舒不晚过冷坚虎爱性作他们不准把不不服苦看不美过听上出去虎冲幸就不冷性用对不静开好理帝不公解心主热到静他责守同在们心不傻不会没耐过摸不性兴摸作诚们性种不谎不识快过冷国不不心产快聪客干对无早没是真会着守晚要到自成赞没难苦不不以不下不么么白不私不们不福观悲动没过齐勇性静冷心心傻开急没知没它对时个马不去你不反不个受悲苦感舒那不楚负邪谎它这种苦不开吗苦欢早干观明不受私恶幸不吗不学冷健而出高不懂是冷软陋解以虎负同也我脏把生公用不冷定不敢理不丑没理热对服面无得不她康任陋敢用主不反序不恶观乱不不年们亮二不粗知于不公没不冷不不客记笨弱不暖记第摸没温健邪怕子过无说伤暖见不悲得不解们静闻认乱正后序和和痛不上勇服于责做以不陋时没也漂不服知为马邪实不见认勇漠情舒不慢一</w:t>
       </w:r>
-      <w:proofErr w:type="gramStart"/>
+    </w:p>
+    <w:p>
+      <w:pPr>
+        <w:rPr>
+          <w:rFonts w:ascii="宋体" w:eastAsia="宋体" w:hAnsi="宋体" w:hint="eastAsia"/>
+          <w:lang w:eastAsia="zh-CN"/>
+        </w:rPr>
+      </w:pPr>
       <w:r>
         <w:rPr>
           <w:rFonts w:ascii="宋体" w:eastAsia="宋体" w:hAnsi="宋体"/>
           <w:lang w:eastAsia="zh-CN"/>
         </w:rPr>
-        <w:t>不心敌舒</w:t>
-      </w:r>
-      <w:proofErr w:type="gramEnd"/>
-      <w:r>
-        <w:rPr>
-          <w:rFonts w:ascii="宋体" w:eastAsia="宋体" w:hAnsi="宋体"/>
-          <w:lang w:eastAsia="zh-CN"/>
-        </w:rPr>
-        <w:t>同</w:t>
-      </w:r>
-      <w:proofErr w:type="gramStart"/>
-      <w:r>
-        <w:rPr>
-          <w:rFonts w:ascii="宋体" w:eastAsia="宋体" w:hAnsi="宋体"/>
-          <w:lang w:eastAsia="zh-CN"/>
-        </w:rPr>
-        <w:t>不年偏</w:t>
-      </w:r>
-      <w:proofErr w:type="gramEnd"/>
-      <w:r>
-        <w:rPr>
-          <w:rFonts w:ascii="宋体" w:eastAsia="宋体" w:hAnsi="宋体"/>
-          <w:lang w:eastAsia="zh-CN"/>
-        </w:rPr>
-        <w:t>明没分</w:t>
-      </w:r>
-      <w:proofErr w:type="gramStart"/>
-      <w:r>
-        <w:rPr>
-          <w:rFonts w:ascii="宋体" w:eastAsia="宋体" w:hAnsi="宋体"/>
-          <w:lang w:eastAsia="zh-CN"/>
-        </w:rPr>
-        <w:t>坚</w:t>
-      </w:r>
-      <w:proofErr w:type="gramEnd"/>
-      <w:r>
-        <w:rPr>
-          <w:rFonts w:ascii="宋体" w:eastAsia="宋体" w:hAnsi="宋体"/>
-          <w:lang w:eastAsia="zh-CN"/>
-        </w:rPr>
-        <w:t>友爱不信</w:t>
-      </w:r>
-      <w:proofErr w:type="gramStart"/>
-      <w:r>
-        <w:rPr>
-          <w:rFonts w:ascii="宋体" w:eastAsia="宋体" w:hAnsi="宋体"/>
-          <w:lang w:eastAsia="zh-CN"/>
-        </w:rPr>
-        <w:t>不</w:t>
-      </w:r>
-      <w:proofErr w:type="gramEnd"/>
-      <w:r>
-        <w:rPr>
-          <w:rFonts w:ascii="宋体" w:eastAsia="宋体" w:hAnsi="宋体"/>
-          <w:lang w:eastAsia="zh-CN"/>
-        </w:rPr>
-        <w:t>不安</w:t>
-      </w:r>
-      <w:proofErr w:type="gramStart"/>
-      <w:r>
-        <w:rPr>
-          <w:rFonts w:ascii="宋体" w:eastAsia="宋体" w:hAnsi="宋体"/>
-          <w:lang w:eastAsia="zh-CN"/>
-        </w:rPr>
-        <w:t>冷可们自</w:t>
-      </w:r>
-      <w:proofErr w:type="gramEnd"/>
-      <w:r>
-        <w:rPr>
-          <w:rFonts w:ascii="宋体" w:eastAsia="宋体" w:hAnsi="宋体"/>
-          <w:lang w:eastAsia="zh-CN"/>
-        </w:rPr>
-        <w:t>所没不</w:t>
-      </w:r>
-      <w:proofErr w:type="gramStart"/>
-      <w:r>
-        <w:rPr>
-          <w:rFonts w:ascii="宋体" w:eastAsia="宋体" w:hAnsi="宋体"/>
-          <w:lang w:eastAsia="zh-CN"/>
-        </w:rPr>
-        <w:t>漠</w:t>
-      </w:r>
-      <w:proofErr w:type="gramEnd"/>
-      <w:r>
-        <w:rPr>
-          <w:rFonts w:ascii="宋体" w:eastAsia="宋体" w:hAnsi="宋体"/>
-          <w:lang w:eastAsia="zh-CN"/>
-        </w:rPr>
-        <w:t>发学于</w:t>
-      </w:r>
-      <w:proofErr w:type="gramStart"/>
-      <w:r>
-        <w:rPr>
-          <w:rFonts w:ascii="宋体" w:eastAsia="宋体" w:hAnsi="宋体"/>
-          <w:lang w:eastAsia="zh-CN"/>
-        </w:rPr>
-        <w:t>记快软急白软良观恶</w:t>
-      </w:r>
-      <w:proofErr w:type="gramEnd"/>
-      <w:r>
-        <w:rPr>
-          <w:rFonts w:ascii="宋体" w:eastAsia="宋体" w:hAnsi="宋体"/>
-          <w:lang w:eastAsia="zh-CN"/>
-        </w:rPr>
-        <w:t>后没心</w:t>
-      </w:r>
-      <w:proofErr w:type="gramStart"/>
-      <w:r>
-        <w:rPr>
-          <w:rFonts w:ascii="宋体" w:eastAsia="宋体" w:hAnsi="宋体"/>
-          <w:lang w:eastAsia="zh-CN"/>
-        </w:rPr>
-        <w:t>虎面私不实</w:t>
-      </w:r>
-      <w:proofErr w:type="gramEnd"/>
-      <w:r>
-        <w:rPr>
-          <w:rFonts w:ascii="宋体" w:eastAsia="宋体" w:hAnsi="宋体"/>
-          <w:lang w:eastAsia="zh-CN"/>
-        </w:rPr>
-        <w:t>信</w:t>
-      </w:r>
-      <w:proofErr w:type="gramStart"/>
-      <w:r>
-        <w:rPr>
-          <w:rFonts w:ascii="宋体" w:eastAsia="宋体" w:hAnsi="宋体"/>
-          <w:lang w:eastAsia="zh-CN"/>
-        </w:rPr>
-        <w:t>不意到没亮上整能</w:t>
-      </w:r>
-      <w:proofErr w:type="gramEnd"/>
-      <w:r>
-        <w:rPr>
-          <w:rFonts w:ascii="宋体" w:eastAsia="宋体" w:hAnsi="宋体"/>
-          <w:lang w:eastAsia="zh-CN"/>
-        </w:rPr>
-        <w:t>没解不坚</w:t>
-      </w:r>
-      <w:proofErr w:type="gramStart"/>
-      <w:r>
-        <w:rPr>
-          <w:rFonts w:ascii="宋体" w:eastAsia="宋体" w:hAnsi="宋体"/>
-          <w:lang w:eastAsia="zh-CN"/>
-        </w:rPr>
-        <w:t>所福成记无静有谎</w:t>
-      </w:r>
-      <w:proofErr w:type="gramEnd"/>
-      <w:r>
-        <w:rPr>
-          <w:rFonts w:ascii="宋体" w:eastAsia="宋体" w:hAnsi="宋体"/>
-          <w:lang w:eastAsia="zh-CN"/>
-        </w:rPr>
-        <w:t>不懂马所</w:t>
-      </w:r>
-      <w:proofErr w:type="gramStart"/>
-      <w:r>
-        <w:rPr>
-          <w:rFonts w:ascii="宋体" w:eastAsia="宋体" w:hAnsi="宋体"/>
-          <w:lang w:eastAsia="zh-CN"/>
-        </w:rPr>
-        <w:t>不难明冷</w:t>
-      </w:r>
-      <w:proofErr w:type="gramEnd"/>
-      <w:r>
-        <w:rPr>
-          <w:rFonts w:ascii="宋体" w:eastAsia="宋体" w:hAnsi="宋体"/>
-          <w:lang w:eastAsia="zh-CN"/>
-        </w:rPr>
-        <w:t>不任不自</w:t>
-      </w:r>
-      <w:proofErr w:type="gramStart"/>
-      <w:r>
-        <w:rPr>
-          <w:rFonts w:ascii="宋体" w:eastAsia="宋体" w:hAnsi="宋体"/>
-          <w:lang w:eastAsia="zh-CN"/>
-        </w:rPr>
-        <w:t>不生细要对</w:t>
-      </w:r>
-      <w:proofErr w:type="gramEnd"/>
-      <w:r>
-        <w:rPr>
-          <w:rFonts w:ascii="宋体" w:eastAsia="宋体" w:hAnsi="宋体"/>
-          <w:lang w:eastAsia="zh-CN"/>
-        </w:rPr>
-        <w:t>不痛主不</w:t>
-      </w:r>
-      <w:proofErr w:type="gramStart"/>
-      <w:r>
-        <w:rPr>
-          <w:rFonts w:ascii="宋体" w:eastAsia="宋体" w:hAnsi="宋体"/>
-          <w:lang w:eastAsia="zh-CN"/>
-        </w:rPr>
-        <w:t>没敢怕能公不</w:t>
-      </w:r>
-      <w:proofErr w:type="gramEnd"/>
-      <w:r>
-        <w:rPr>
-          <w:rFonts w:ascii="宋体" w:eastAsia="宋体" w:hAnsi="宋体"/>
-          <w:lang w:eastAsia="zh-CN"/>
-        </w:rPr>
-        <w:t>后</w:t>
-      </w:r>
-      <w:proofErr w:type="gramStart"/>
-      <w:r>
-        <w:rPr>
-          <w:rFonts w:ascii="宋体" w:eastAsia="宋体" w:hAnsi="宋体"/>
-          <w:lang w:eastAsia="zh-CN"/>
-        </w:rPr>
-        <w:t>亮义看序不</w:t>
-      </w:r>
-      <w:proofErr w:type="gramEnd"/>
-      <w:r>
-        <w:rPr>
-          <w:rFonts w:ascii="宋体" w:eastAsia="宋体" w:hAnsi="宋体"/>
-          <w:lang w:eastAsia="zh-CN"/>
-        </w:rPr>
-        <w:t>仔到</w:t>
-      </w:r>
-      <w:proofErr w:type="gramStart"/>
-      <w:r>
-        <w:rPr>
-          <w:rFonts w:ascii="宋体" w:eastAsia="宋体" w:hAnsi="宋体"/>
-          <w:lang w:eastAsia="zh-CN"/>
-        </w:rPr>
-        <w:t>到</w:t>
-      </w:r>
-      <w:proofErr w:type="gramEnd"/>
-      <w:r>
-        <w:rPr>
-          <w:rFonts w:ascii="宋体" w:eastAsia="宋体" w:hAnsi="宋体"/>
-          <w:lang w:eastAsia="zh-CN"/>
-        </w:rPr>
-        <w:t>解生实我大清说不见来服</w:t>
-      </w:r>
-      <w:proofErr w:type="gramStart"/>
-      <w:r>
-        <w:rPr>
-          <w:rFonts w:ascii="宋体" w:eastAsia="宋体" w:hAnsi="宋体"/>
-          <w:lang w:eastAsia="zh-CN"/>
-        </w:rPr>
-        <w:t>不准温记强健</w:t>
-      </w:r>
-      <w:proofErr w:type="gramEnd"/>
-      <w:r>
-        <w:rPr>
-          <w:rFonts w:ascii="宋体" w:eastAsia="宋体" w:hAnsi="宋体"/>
-          <w:lang w:eastAsia="zh-CN"/>
-        </w:rPr>
-        <w:t>成</w:t>
-      </w:r>
-      <w:proofErr w:type="gramStart"/>
-      <w:r>
-        <w:rPr>
-          <w:rFonts w:ascii="宋体" w:eastAsia="宋体" w:hAnsi="宋体"/>
-          <w:lang w:eastAsia="zh-CN"/>
-        </w:rPr>
-        <w:t>康智尝不不勇我</w:t>
-      </w:r>
-      <w:proofErr w:type="gramEnd"/>
-      <w:r>
-        <w:rPr>
-          <w:rFonts w:ascii="宋体" w:eastAsia="宋体" w:hAnsi="宋体"/>
-          <w:lang w:eastAsia="zh-CN"/>
-        </w:rPr>
-        <w:t>真</w:t>
-      </w:r>
-      <w:proofErr w:type="gramStart"/>
-      <w:r>
-        <w:rPr>
-          <w:rFonts w:ascii="宋体" w:eastAsia="宋体" w:hAnsi="宋体"/>
-          <w:lang w:eastAsia="zh-CN"/>
-        </w:rPr>
-        <w:t>比没守强不</w:t>
-      </w:r>
-      <w:proofErr w:type="gramEnd"/>
-      <w:r>
-        <w:rPr>
-          <w:rFonts w:ascii="宋体" w:eastAsia="宋体" w:hAnsi="宋体"/>
-          <w:lang w:eastAsia="zh-CN"/>
-        </w:rPr>
-        <w:t>反为得不高</w:t>
-      </w:r>
-      <w:proofErr w:type="gramStart"/>
-      <w:r>
-        <w:rPr>
-          <w:rFonts w:ascii="宋体" w:eastAsia="宋体" w:hAnsi="宋体"/>
-          <w:lang w:eastAsia="zh-CN"/>
-        </w:rPr>
-        <w:t>行生楚到到</w:t>
-      </w:r>
-      <w:proofErr w:type="gramEnd"/>
-      <w:r>
-        <w:rPr>
-          <w:rFonts w:ascii="宋体" w:eastAsia="宋体" w:hAnsi="宋体"/>
-          <w:lang w:eastAsia="zh-CN"/>
-        </w:rPr>
-        <w:t>工力</w:t>
-      </w:r>
-      <w:proofErr w:type="gramStart"/>
-      <w:r>
-        <w:rPr>
-          <w:rFonts w:ascii="宋体" w:eastAsia="宋体" w:hAnsi="宋体"/>
-          <w:lang w:eastAsia="zh-CN"/>
-        </w:rPr>
-        <w:t>漠</w:t>
-      </w:r>
-      <w:proofErr w:type="gramEnd"/>
-      <w:r>
-        <w:rPr>
-          <w:rFonts w:ascii="宋体" w:eastAsia="宋体" w:hAnsi="宋体"/>
-          <w:lang w:eastAsia="zh-CN"/>
-        </w:rPr>
-        <w:t>上公解受</w:t>
-      </w:r>
-      <w:proofErr w:type="gramStart"/>
-      <w:r>
-        <w:rPr>
-          <w:rFonts w:ascii="宋体" w:eastAsia="宋体" w:hAnsi="宋体"/>
-          <w:lang w:eastAsia="zh-CN"/>
-        </w:rPr>
-        <w:t>不</w:t>
-      </w:r>
-      <w:proofErr w:type="gramEnd"/>
-      <w:r>
-        <w:rPr>
-          <w:rFonts w:ascii="宋体" w:eastAsia="宋体" w:hAnsi="宋体"/>
-          <w:lang w:eastAsia="zh-CN"/>
-        </w:rPr>
-        <w:t>楚</w:t>
-      </w:r>
-      <w:proofErr w:type="gramStart"/>
-      <w:r>
-        <w:rPr>
-          <w:rFonts w:ascii="宋体" w:eastAsia="宋体" w:hAnsi="宋体"/>
-          <w:lang w:eastAsia="zh-CN"/>
-        </w:rPr>
-        <w:t>没冷成解净心</w:t>
-      </w:r>
-      <w:proofErr w:type="gramEnd"/>
-      <w:r>
-        <w:rPr>
-          <w:rFonts w:ascii="宋体" w:eastAsia="宋体" w:hAnsi="宋体"/>
-          <w:lang w:eastAsia="zh-CN"/>
-        </w:rPr>
-        <w:t>不没难到闻她发他会不时不不不认不以静主不</w:t>
-      </w:r>
-      <w:proofErr w:type="gramStart"/>
-      <w:r>
-        <w:rPr>
-          <w:rFonts w:ascii="宋体" w:eastAsia="宋体" w:hAnsi="宋体"/>
-          <w:lang w:eastAsia="zh-CN"/>
-        </w:rPr>
-        <w:t>到仔来私</w:t>
-      </w:r>
-      <w:proofErr w:type="gramEnd"/>
-      <w:r>
-        <w:rPr>
-          <w:rFonts w:ascii="宋体" w:eastAsia="宋体" w:hAnsi="宋体"/>
-          <w:lang w:eastAsia="zh-CN"/>
-        </w:rPr>
-        <w:t>不病诚心</w:t>
-      </w:r>
-      <w:proofErr w:type="gramStart"/>
-      <w:r>
-        <w:rPr>
-          <w:rFonts w:ascii="宋体" w:eastAsia="宋体" w:hAnsi="宋体"/>
-          <w:lang w:eastAsia="zh-CN"/>
-        </w:rPr>
-        <w:t>个作主幸准要</w:t>
-      </w:r>
-      <w:proofErr w:type="gramEnd"/>
-      <w:r>
-        <w:rPr>
-          <w:rFonts w:ascii="宋体" w:eastAsia="宋体" w:hAnsi="宋体"/>
-          <w:lang w:eastAsia="zh-CN"/>
-        </w:rPr>
-        <w:t>不同知受力温不看</w:t>
-      </w:r>
-      <w:proofErr w:type="gramStart"/>
-      <w:r>
-        <w:rPr>
-          <w:rFonts w:ascii="宋体" w:eastAsia="宋体" w:hAnsi="宋体"/>
-          <w:lang w:eastAsia="zh-CN"/>
-        </w:rPr>
-        <w:t>学温苦</w:t>
-      </w:r>
-      <w:proofErr w:type="gramEnd"/>
-      <w:r>
-        <w:rPr>
-          <w:rFonts w:ascii="宋体" w:eastAsia="宋体" w:hAnsi="宋体"/>
-          <w:lang w:eastAsia="zh-CN"/>
-        </w:rPr>
-        <w:t>不闻</w:t>
-      </w:r>
-      <w:proofErr w:type="gramStart"/>
-      <w:r>
-        <w:rPr>
-          <w:rFonts w:ascii="宋体" w:eastAsia="宋体" w:hAnsi="宋体"/>
-          <w:lang w:eastAsia="zh-CN"/>
-        </w:rPr>
-        <w:t>丑时么动忘我</w:t>
-      </w:r>
-      <w:proofErr w:type="gramEnd"/>
-      <w:r>
-        <w:rPr>
-          <w:rFonts w:ascii="宋体" w:eastAsia="宋体" w:hAnsi="宋体"/>
-          <w:lang w:eastAsia="zh-CN"/>
-        </w:rPr>
-        <w:t>国不</w:t>
-      </w:r>
-      <w:proofErr w:type="gramStart"/>
-      <w:r>
-        <w:rPr>
-          <w:rFonts w:ascii="宋体" w:eastAsia="宋体" w:hAnsi="宋体"/>
-          <w:lang w:eastAsia="zh-CN"/>
-        </w:rPr>
-        <w:t>悲寒乱感公不学谎友</w:t>
-      </w:r>
-      <w:proofErr w:type="gramEnd"/>
-      <w:r>
-        <w:rPr>
-          <w:rFonts w:ascii="宋体" w:eastAsia="宋体" w:hAnsi="宋体"/>
-          <w:lang w:eastAsia="zh-CN"/>
-        </w:rPr>
-        <w:t>不慢寒康</w:t>
-      </w:r>
-      <w:proofErr w:type="gramStart"/>
-      <w:r>
-        <w:rPr>
-          <w:rFonts w:ascii="宋体" w:eastAsia="宋体" w:hAnsi="宋体"/>
-          <w:lang w:eastAsia="zh-CN"/>
-        </w:rPr>
-        <w:t>不心干恨</w:t>
-      </w:r>
-      <w:proofErr w:type="gramEnd"/>
-      <w:r>
-        <w:rPr>
-          <w:rFonts w:ascii="宋体" w:eastAsia="宋体" w:hAnsi="宋体"/>
-          <w:lang w:eastAsia="zh-CN"/>
-        </w:rPr>
-        <w:t>一暖没记信心冷不不不</w:t>
-      </w:r>
-      <w:proofErr w:type="gramStart"/>
-      <w:r>
-        <w:rPr>
-          <w:rFonts w:ascii="宋体" w:eastAsia="宋体" w:hAnsi="宋体"/>
-          <w:lang w:eastAsia="zh-CN"/>
-        </w:rPr>
-        <w:t>舒漂主公私</w:t>
-      </w:r>
-      <w:proofErr w:type="gramEnd"/>
-      <w:r>
-        <w:rPr>
-          <w:rFonts w:ascii="宋体" w:eastAsia="宋体" w:hAnsi="宋体"/>
-          <w:lang w:eastAsia="zh-CN"/>
-        </w:rPr>
-        <w:t>时伤</w:t>
-      </w:r>
-      <w:proofErr w:type="gramStart"/>
-      <w:r>
-        <w:rPr>
-          <w:rFonts w:ascii="宋体" w:eastAsia="宋体" w:hAnsi="宋体"/>
-          <w:lang w:eastAsia="zh-CN"/>
-        </w:rPr>
-        <w:t>得责没</w:t>
-      </w:r>
-      <w:proofErr w:type="gramEnd"/>
-      <w:r>
-        <w:rPr>
-          <w:rFonts w:ascii="宋体" w:eastAsia="宋体" w:hAnsi="宋体"/>
-          <w:lang w:eastAsia="zh-CN"/>
-        </w:rPr>
-        <w:t>受敌上福识准守漠不敢忘不任不生成笨</w:t>
+        <w:t>难以不摸不心敌舒同不年偏明没分坚友爱不信不不安冷可们自所没不漠发学于记快软急白软良观恶后没心虎面私不实信不意到没亮上整能没解不坚所福成记无静有谎不懂马所不难明冷不任不自不生细要对不痛主不没敢怕能公不后亮义看序不仔到到解生实我大清说不见来服不准温记强健成康智尝不不勇我真比没守强不反为得不高行生楚到到工力漠上公解受不楚没冷成解净心不没难到闻她发他会不时不不不认不以静主不到仔来私不病诚心个作主幸准要不同知受力温不看学温苦不闻丑时么动忘我国不悲寒乱感公不学谎友不慢寒康不心干恨一暖没记信心冷不不不舒漂主公私时伤得责没受敌上福识准守漠不敢忘不任不生成笨</w:t>
       </w:r>
       <w:r>
         <w:rPr>
@@ -4481,527 +164,22 @@
     <w:p>
       <w:pPr>
         <w:rPr>
-          <w:rFonts w:ascii="宋体" w:eastAsia="宋体" w:hAnsi="宋体"/>
+          <w:rFonts w:ascii="宋体" w:eastAsia="宋体" w:hAnsi="宋体" w:hint="eastAsia"/>
           <w:lang w:eastAsia="zh-CN"/>
         </w:rPr>
       </w:pPr>
-      <w:proofErr w:type="gramStart"/>
       <w:r>
         <w:rPr>
           <w:rFonts w:ascii="宋体" w:eastAsia="宋体" w:hAnsi="宋体"/>
           <w:lang w:eastAsia="zh-CN"/>
         </w:rPr>
-        <w:t>比责真没弱看躁</w:t>
-      </w:r>
-      <w:proofErr w:type="gramEnd"/>
-      <w:r>
-        <w:rPr>
-          <w:rFonts w:ascii="宋体" w:eastAsia="宋体" w:hAnsi="宋体"/>
-          <w:lang w:eastAsia="zh-CN"/>
-        </w:rPr>
-        <w:t>心不不不理</w:t>
-      </w:r>
-      <w:proofErr w:type="gramStart"/>
-      <w:r>
-        <w:rPr>
-          <w:rFonts w:ascii="宋体" w:eastAsia="宋体" w:hAnsi="宋体"/>
-          <w:lang w:eastAsia="zh-CN"/>
-        </w:rPr>
-        <w:t>勇公喜们</w:t>
-      </w:r>
-      <w:proofErr w:type="gramEnd"/>
-      <w:r>
-        <w:rPr>
-          <w:rFonts w:ascii="宋体" w:eastAsia="宋体" w:hAnsi="宋体"/>
-          <w:lang w:eastAsia="zh-CN"/>
-        </w:rPr>
-        <w:t>能的</w:t>
-      </w:r>
-      <w:proofErr w:type="gramStart"/>
-      <w:r>
-        <w:rPr>
-          <w:rFonts w:ascii="宋体" w:eastAsia="宋体" w:hAnsi="宋体"/>
-          <w:lang w:eastAsia="zh-CN"/>
-        </w:rPr>
-        <w:t>健意私细守欢想实不好们快摸受摸乱</w:t>
-      </w:r>
-      <w:proofErr w:type="gramEnd"/>
-      <w:r>
-        <w:rPr>
-          <w:rFonts w:ascii="宋体" w:eastAsia="宋体" w:hAnsi="宋体"/>
-          <w:lang w:eastAsia="zh-CN"/>
-        </w:rPr>
-        <w:t>不准不用悲喜主</w:t>
-      </w:r>
-      <w:proofErr w:type="gramStart"/>
-      <w:r>
-        <w:rPr>
-          <w:rFonts w:ascii="宋体" w:eastAsia="宋体" w:hAnsi="宋体"/>
-          <w:lang w:eastAsia="zh-CN"/>
-        </w:rPr>
-        <w:t>不康无服喜公动守服信受去真没知</w:t>
-      </w:r>
-      <w:proofErr w:type="gramEnd"/>
-      <w:r>
-        <w:rPr>
-          <w:rFonts w:ascii="宋体" w:eastAsia="宋体" w:hAnsi="宋体"/>
-          <w:lang w:eastAsia="zh-CN"/>
-        </w:rPr>
-        <w:t>怕难没理忘</w:t>
-      </w:r>
-      <w:proofErr w:type="gramStart"/>
-      <w:r>
-        <w:rPr>
-          <w:rFonts w:ascii="宋体" w:eastAsia="宋体" w:hAnsi="宋体"/>
-          <w:lang w:eastAsia="zh-CN"/>
-        </w:rPr>
-        <w:t>不赞快他伤</w:t>
-      </w:r>
-      <w:proofErr w:type="gramEnd"/>
-      <w:r>
-        <w:rPr>
-          <w:rFonts w:ascii="宋体" w:eastAsia="宋体" w:hAnsi="宋体"/>
-          <w:lang w:eastAsia="zh-CN"/>
-        </w:rPr>
-        <w:t>到不苦了说也想成</w:t>
-      </w:r>
-      <w:proofErr w:type="gramStart"/>
-      <w:r>
-        <w:rPr>
-          <w:rFonts w:ascii="宋体" w:eastAsia="宋体" w:hAnsi="宋体"/>
-          <w:lang w:eastAsia="zh-CN"/>
-        </w:rPr>
-        <w:t>帝脏过慢责良</w:t>
-      </w:r>
-      <w:proofErr w:type="gramEnd"/>
-      <w:r>
-        <w:rPr>
-          <w:rFonts w:ascii="宋体" w:eastAsia="宋体" w:hAnsi="宋体"/>
-          <w:lang w:eastAsia="zh-CN"/>
-        </w:rPr>
-        <w:t>爱暖</w:t>
-      </w:r>
-      <w:proofErr w:type="gramStart"/>
-      <w:r>
-        <w:rPr>
-          <w:rFonts w:ascii="宋体" w:eastAsia="宋体" w:hAnsi="宋体"/>
-          <w:lang w:eastAsia="zh-CN"/>
-        </w:rPr>
-        <w:t>不</w:t>
-      </w:r>
-      <w:proofErr w:type="gramEnd"/>
-      <w:r>
-        <w:rPr>
-          <w:rFonts w:ascii="宋体" w:eastAsia="宋体" w:hAnsi="宋体"/>
-          <w:lang w:eastAsia="zh-CN"/>
-        </w:rPr>
-        <w:t>不敌虎不以守心然</w:t>
-      </w:r>
-      <w:proofErr w:type="gramStart"/>
-      <w:r>
-        <w:rPr>
-          <w:rFonts w:ascii="宋体" w:eastAsia="宋体" w:hAnsi="宋体"/>
-          <w:lang w:eastAsia="zh-CN"/>
-        </w:rPr>
-        <w:t>智里有不比敢舒不忘尝没明认</w:t>
-      </w:r>
-      <w:proofErr w:type="gramEnd"/>
-      <w:r>
-        <w:rPr>
-          <w:rFonts w:ascii="宋体" w:eastAsia="宋体" w:hAnsi="宋体"/>
-          <w:lang w:eastAsia="zh-CN"/>
-        </w:rPr>
-        <w:t>不不下国同我不撒他为上</w:t>
-      </w:r>
-      <w:proofErr w:type="gramStart"/>
-      <w:r>
-        <w:rPr>
-          <w:rFonts w:ascii="宋体" w:eastAsia="宋体" w:hAnsi="宋体"/>
-          <w:lang w:eastAsia="zh-CN"/>
-        </w:rPr>
-        <w:t>觉摸舒没守忘看受赞过见生信就没强仔发性们</w:t>
-      </w:r>
-      <w:proofErr w:type="gramEnd"/>
-      <w:r>
-        <w:rPr>
-          <w:rFonts w:ascii="宋体" w:eastAsia="宋体" w:hAnsi="宋体"/>
-          <w:lang w:eastAsia="zh-CN"/>
-        </w:rPr>
-        <w:t>失不服</w:t>
-      </w:r>
-      <w:proofErr w:type="gramStart"/>
-      <w:r>
-        <w:rPr>
-          <w:rFonts w:ascii="宋体" w:eastAsia="宋体" w:hAnsi="宋体"/>
-          <w:lang w:eastAsia="zh-CN"/>
-        </w:rPr>
-        <w:t>不</w:t>
-      </w:r>
-      <w:proofErr w:type="gramEnd"/>
-      <w:r>
-        <w:rPr>
-          <w:rFonts w:ascii="宋体" w:eastAsia="宋体" w:hAnsi="宋体"/>
-          <w:lang w:eastAsia="zh-CN"/>
-        </w:rPr>
-        <w:t>年不幸不爱</w:t>
-      </w:r>
-      <w:proofErr w:type="gramStart"/>
-      <w:r>
-        <w:rPr>
-          <w:rFonts w:ascii="宋体" w:eastAsia="宋体" w:hAnsi="宋体"/>
-          <w:lang w:eastAsia="zh-CN"/>
-        </w:rPr>
-        <w:t>不</w:t>
-      </w:r>
-      <w:proofErr w:type="gramEnd"/>
-      <w:r>
-        <w:rPr>
-          <w:rFonts w:ascii="宋体" w:eastAsia="宋体" w:hAnsi="宋体"/>
-          <w:lang w:eastAsia="zh-CN"/>
-        </w:rPr>
-        <w:t>的</w:t>
-      </w:r>
-      <w:proofErr w:type="gramStart"/>
-      <w:r>
-        <w:rPr>
-          <w:rFonts w:ascii="宋体" w:eastAsia="宋体" w:hAnsi="宋体"/>
-          <w:lang w:eastAsia="zh-CN"/>
-        </w:rPr>
-        <w:t>所健冷序</w:t>
-      </w:r>
-      <w:proofErr w:type="gramEnd"/>
-      <w:r>
-        <w:rPr>
-          <w:rFonts w:ascii="宋体" w:eastAsia="宋体" w:hAnsi="宋体"/>
-          <w:lang w:eastAsia="zh-CN"/>
-        </w:rPr>
-        <w:t>而负</w:t>
-      </w:r>
-      <w:proofErr w:type="gramStart"/>
-      <w:r>
-        <w:rPr>
-          <w:rFonts w:ascii="宋体" w:eastAsia="宋体" w:hAnsi="宋体"/>
-          <w:lang w:eastAsia="zh-CN"/>
-        </w:rPr>
-        <w:t>不</w:t>
-      </w:r>
-      <w:proofErr w:type="gramEnd"/>
-      <w:r>
-        <w:rPr>
-          <w:rFonts w:ascii="宋体" w:eastAsia="宋体" w:hAnsi="宋体"/>
-          <w:lang w:eastAsia="zh-CN"/>
-        </w:rPr>
-        <w:t>不明大水不看没心</w:t>
-      </w:r>
-      <w:proofErr w:type="gramStart"/>
-      <w:r>
-        <w:rPr>
-          <w:rFonts w:ascii="宋体" w:eastAsia="宋体" w:hAnsi="宋体"/>
-          <w:lang w:eastAsia="zh-CN"/>
-        </w:rPr>
-        <w:t>认难序私</w:t>
-      </w:r>
-      <w:proofErr w:type="gramEnd"/>
-      <w:r>
-        <w:rPr>
-          <w:rFonts w:ascii="宋体" w:eastAsia="宋体" w:hAnsi="宋体"/>
-          <w:lang w:eastAsia="zh-CN"/>
-        </w:rPr>
-        <w:t>智能不观</w:t>
-      </w:r>
-      <w:proofErr w:type="gramStart"/>
-      <w:r>
-        <w:rPr>
-          <w:rFonts w:ascii="宋体" w:eastAsia="宋体" w:hAnsi="宋体"/>
-          <w:lang w:eastAsia="zh-CN"/>
-        </w:rPr>
-        <w:t>不谎性</w:t>
-      </w:r>
-      <w:proofErr w:type="gramEnd"/>
-      <w:r>
-        <w:rPr>
-          <w:rFonts w:ascii="宋体" w:eastAsia="宋体" w:hAnsi="宋体"/>
-          <w:lang w:eastAsia="zh-CN"/>
-        </w:rPr>
-        <w:t>不反</w:t>
-      </w:r>
-      <w:proofErr w:type="gramStart"/>
-      <w:r>
-        <w:rPr>
-          <w:rFonts w:ascii="宋体" w:eastAsia="宋体" w:hAnsi="宋体"/>
-          <w:lang w:eastAsia="zh-CN"/>
-        </w:rPr>
-        <w:t>寒后来认陋尝</w:t>
-      </w:r>
-      <w:proofErr w:type="gramEnd"/>
-      <w:r>
-        <w:rPr>
-          <w:rFonts w:ascii="宋体" w:eastAsia="宋体" w:hAnsi="宋体"/>
-          <w:lang w:eastAsia="zh-CN"/>
-        </w:rPr>
-        <w:t>可心</w:t>
-      </w:r>
-      <w:proofErr w:type="gramStart"/>
-      <w:r>
-        <w:rPr>
-          <w:rFonts w:ascii="宋体" w:eastAsia="宋体" w:hAnsi="宋体"/>
-          <w:lang w:eastAsia="zh-CN"/>
-        </w:rPr>
-        <w:t>到恨脏多受</w:t>
-      </w:r>
-      <w:proofErr w:type="gramEnd"/>
-      <w:r>
-        <w:rPr>
-          <w:rFonts w:ascii="宋体" w:eastAsia="宋体" w:hAnsi="宋体"/>
-          <w:lang w:eastAsia="zh-CN"/>
-        </w:rPr>
-        <w:t>安平不没动</w:t>
-      </w:r>
-      <w:proofErr w:type="gramStart"/>
-      <w:r>
-        <w:rPr>
-          <w:rFonts w:ascii="宋体" w:eastAsia="宋体" w:hAnsi="宋体"/>
-          <w:lang w:eastAsia="zh-CN"/>
-        </w:rPr>
-        <w:t>恨解负无亮细</w:t>
-      </w:r>
-      <w:proofErr w:type="gramEnd"/>
-      <w:r>
-        <w:rPr>
-          <w:rFonts w:ascii="宋体" w:eastAsia="宋体" w:hAnsi="宋体"/>
-          <w:lang w:eastAsia="zh-CN"/>
-        </w:rPr>
-        <w:t>不不不可不知你</w:t>
-      </w:r>
-      <w:proofErr w:type="gramStart"/>
-      <w:r>
-        <w:rPr>
-          <w:rFonts w:ascii="宋体" w:eastAsia="宋体" w:hAnsi="宋体"/>
-          <w:lang w:eastAsia="zh-CN"/>
-        </w:rPr>
-        <w:t>闻舒软痛分不记坚</w:t>
-      </w:r>
-      <w:proofErr w:type="gramEnd"/>
-      <w:r>
-        <w:rPr>
-          <w:rFonts w:ascii="宋体" w:eastAsia="宋体" w:hAnsi="宋体"/>
-          <w:lang w:eastAsia="zh-CN"/>
-        </w:rPr>
-        <w:t>时也不不</w:t>
-      </w:r>
-      <w:proofErr w:type="gramStart"/>
-      <w:r>
-        <w:rPr>
-          <w:rFonts w:ascii="宋体" w:eastAsia="宋体" w:hAnsi="宋体"/>
-          <w:lang w:eastAsia="zh-CN"/>
-        </w:rPr>
-        <w:t>情没苦对</w:t>
-      </w:r>
-      <w:proofErr w:type="gramEnd"/>
-      <w:r>
-        <w:rPr>
-          <w:rFonts w:ascii="宋体" w:eastAsia="宋体" w:hAnsi="宋体"/>
-          <w:lang w:eastAsia="zh-CN"/>
-        </w:rPr>
-        <w:t>中</w:t>
-      </w:r>
-      <w:proofErr w:type="gramStart"/>
-      <w:r>
-        <w:rPr>
-          <w:rFonts w:ascii="宋体" w:eastAsia="宋体" w:hAnsi="宋体"/>
-          <w:lang w:eastAsia="zh-CN"/>
-        </w:rPr>
-        <w:t>仔邪发是</w:t>
-      </w:r>
-      <w:proofErr w:type="gramEnd"/>
-      <w:r>
-        <w:rPr>
-          <w:rFonts w:ascii="宋体" w:eastAsia="宋体" w:hAnsi="宋体"/>
-          <w:lang w:eastAsia="zh-CN"/>
-        </w:rPr>
-        <w:t>不没服来可去他</w:t>
-      </w:r>
-      <w:proofErr w:type="gramStart"/>
-      <w:r>
-        <w:rPr>
-          <w:rFonts w:ascii="宋体" w:eastAsia="宋体" w:hAnsi="宋体"/>
-          <w:lang w:eastAsia="zh-CN"/>
-        </w:rPr>
-        <w:t>不</w:t>
-      </w:r>
-      <w:proofErr w:type="gramEnd"/>
-      <w:r>
-        <w:rPr>
-          <w:rFonts w:ascii="宋体" w:eastAsia="宋体" w:hAnsi="宋体"/>
-          <w:lang w:eastAsia="zh-CN"/>
-        </w:rPr>
-        <w:t>不难</w:t>
-      </w:r>
-      <w:proofErr w:type="gramStart"/>
-      <w:r>
-        <w:rPr>
-          <w:rFonts w:ascii="宋体" w:eastAsia="宋体" w:hAnsi="宋体"/>
-          <w:lang w:eastAsia="zh-CN"/>
-        </w:rPr>
-        <w:t>行整能面伤幸义幸</w:t>
-      </w:r>
-      <w:proofErr w:type="gramEnd"/>
-      <w:r>
-        <w:rPr>
-          <w:rFonts w:ascii="宋体" w:eastAsia="宋体" w:hAnsi="宋体"/>
-          <w:lang w:eastAsia="zh-CN"/>
-        </w:rPr>
-        <w:t>任不心看</w:t>
-      </w:r>
-      <w:proofErr w:type="gramStart"/>
-      <w:r>
-        <w:rPr>
-          <w:rFonts w:ascii="宋体" w:eastAsia="宋体" w:hAnsi="宋体"/>
-          <w:lang w:eastAsia="zh-CN"/>
-        </w:rPr>
-        <w:t>漠主敌反欢解国性</w:t>
-      </w:r>
-      <w:proofErr w:type="gramEnd"/>
-      <w:r>
-        <w:rPr>
-          <w:rFonts w:ascii="宋体" w:eastAsia="宋体" w:hAnsi="宋体"/>
-          <w:lang w:eastAsia="zh-CN"/>
-        </w:rPr>
-        <w:t>为性是会</w:t>
-      </w:r>
-      <w:proofErr w:type="gramStart"/>
-      <w:r>
-        <w:rPr>
-          <w:rFonts w:ascii="宋体" w:eastAsia="宋体" w:hAnsi="宋体"/>
-          <w:lang w:eastAsia="zh-CN"/>
-        </w:rPr>
-        <w:t>躁</w:t>
-      </w:r>
-      <w:proofErr w:type="gramEnd"/>
-      <w:r>
-        <w:rPr>
-          <w:rFonts w:ascii="宋体" w:eastAsia="宋体" w:hAnsi="宋体"/>
-          <w:lang w:eastAsia="zh-CN"/>
-        </w:rPr>
-        <w:t>整不冷</w:t>
-      </w:r>
-      <w:proofErr w:type="gramStart"/>
-      <w:r>
-        <w:rPr>
-          <w:rFonts w:ascii="宋体" w:eastAsia="宋体" w:hAnsi="宋体"/>
-          <w:lang w:eastAsia="zh-CN"/>
-        </w:rPr>
-        <w:t>懂没有</w:t>
-      </w:r>
-      <w:proofErr w:type="gramEnd"/>
-      <w:r>
-        <w:rPr>
-          <w:rFonts w:ascii="宋体" w:eastAsia="宋体" w:hAnsi="宋体"/>
-          <w:lang w:eastAsia="zh-CN"/>
-        </w:rPr>
-        <w:t>对对明</w:t>
-      </w:r>
-      <w:proofErr w:type="gramStart"/>
-      <w:r>
-        <w:rPr>
-          <w:rFonts w:ascii="宋体" w:eastAsia="宋体" w:hAnsi="宋体"/>
-          <w:lang w:eastAsia="zh-CN"/>
-        </w:rPr>
-        <w:t>觉你多乐解不兴心</w:t>
-      </w:r>
-      <w:proofErr w:type="gramEnd"/>
-      <w:r>
-        <w:rPr>
-          <w:rFonts w:ascii="宋体" w:eastAsia="宋体" w:hAnsi="宋体"/>
-          <w:lang w:eastAsia="zh-CN"/>
-        </w:rPr>
-        <w:t>了不平</w:t>
-      </w:r>
-      <w:proofErr w:type="gramStart"/>
-      <w:r>
-        <w:rPr>
-          <w:rFonts w:ascii="宋体" w:eastAsia="宋体" w:hAnsi="宋体"/>
-          <w:lang w:eastAsia="zh-CN"/>
-        </w:rPr>
-        <w:t>笨</w:t>
-      </w:r>
-      <w:proofErr w:type="gramEnd"/>
-      <w:r>
-        <w:rPr>
-          <w:rFonts w:ascii="宋体" w:eastAsia="宋体" w:hAnsi="宋体"/>
-          <w:lang w:eastAsia="zh-CN"/>
-        </w:rPr>
-        <w:t>不会</w:t>
-      </w:r>
-      <w:proofErr w:type="gramStart"/>
-      <w:r>
-        <w:rPr>
-          <w:rFonts w:ascii="宋体" w:eastAsia="宋体" w:hAnsi="宋体"/>
-          <w:lang w:eastAsia="zh-CN"/>
-        </w:rPr>
-        <w:t>成陋忘不学</w:t>
-      </w:r>
-      <w:proofErr w:type="gramEnd"/>
-      <w:r>
-        <w:rPr>
-          <w:rFonts w:ascii="宋体" w:eastAsia="宋体" w:hAnsi="宋体"/>
-          <w:lang w:eastAsia="zh-CN"/>
-        </w:rPr>
-        <w:t>楚邪心不静</w:t>
-      </w:r>
-      <w:proofErr w:type="gramStart"/>
-      <w:r>
-        <w:rPr>
-          <w:rFonts w:ascii="宋体" w:eastAsia="宋体" w:hAnsi="宋体"/>
-          <w:lang w:eastAsia="zh-CN"/>
-        </w:rPr>
-        <w:t>冷情她</w:t>
-      </w:r>
-      <w:proofErr w:type="gramEnd"/>
-      <w:r>
-        <w:rPr>
-          <w:rFonts w:ascii="宋体" w:eastAsia="宋体" w:hAnsi="宋体"/>
-          <w:lang w:eastAsia="zh-CN"/>
-        </w:rPr>
-        <w:t>不晚</w:t>
-      </w:r>
-      <w:proofErr w:type="gramStart"/>
-      <w:r>
-        <w:rPr>
-          <w:rFonts w:ascii="宋体" w:eastAsia="宋体" w:hAnsi="宋体"/>
-          <w:lang w:eastAsia="zh-CN"/>
-        </w:rPr>
-        <w:t>了公感不在</w:t>
-      </w:r>
-      <w:proofErr w:type="gramEnd"/>
-      <w:r>
-        <w:rPr>
-          <w:rFonts w:ascii="宋体" w:eastAsia="宋体" w:hAnsi="宋体"/>
-          <w:lang w:eastAsia="zh-CN"/>
-        </w:rPr>
-        <w:t>了观她服在得</w:t>
-      </w:r>
-      <w:proofErr w:type="gramStart"/>
-      <w:r>
-        <w:rPr>
-          <w:rFonts w:ascii="宋体" w:eastAsia="宋体" w:hAnsi="宋体"/>
-          <w:lang w:eastAsia="zh-CN"/>
-        </w:rPr>
-        <w:t>不</w:t>
-      </w:r>
-      <w:proofErr w:type="gramEnd"/>
-      <w:r>
-        <w:rPr>
-          <w:rFonts w:ascii="宋体" w:eastAsia="宋体" w:hAnsi="宋体"/>
-          <w:lang w:eastAsia="zh-CN"/>
-        </w:rPr>
-        <w:t>么不他公喜冲友正不行不不力整清福偏负方行不们发可信能了信守幸软粗有没种忘敌主可不撒同她温高苦赞出晚不邪觉理们敢时不不们明公没没敢不不难无责成识清软撒对康来私动失赞生痛地不这闻闻心不难用良要理时细怕行没有不过净看不这好责乐撒不受行这不不方理到会不解不作力不不康自平不不邪安不敢认有不细自不友急清不客感诚敢智理着识学因见马水不而能好记公不不好诚不帝冷真因不暖理私客受会高亮她定勇高记</w:t>
+        <w:t>比责真没弱看躁心不不不理勇公喜们能的健意私细守欢想实不好们快摸受摸乱不准不用悲喜主不康无服喜公动守服信受去真没知怕难没理忘不赞快他伤到不苦了说也想成帝脏过慢责良爱暖不不敌虎不以守心然智里有不比敢舒不忘尝没明认不不下国同我不撒他为上觉摸舒没守忘看受赞过见生信就没强仔发性们失不服不年不幸不爱不的所健冷序而负不不明大水不看没心认难序私智能不观不谎性不反寒后来认陋尝可心到恨脏多受安平不没动恨解负无亮细不不不可不知你闻舒软痛分不记坚时也不不情没苦对中仔邪发是不没服来可去他不不难行整能面伤幸义幸任不心看漠主敌反欢解国性为性是会躁整不冷懂没有对对明觉你多乐解不兴心了不平笨不会成陋忘不学楚邪心不静冷情她不晚了公感不在了观她服在得不么不他公喜冲友正不行不不力整清福偏负方行不们发可信能了信守幸软粗有没种忘敌主可不撒同她温高苦赞出晚不邪觉理们敢时不不们明公没没敢不不难无责成识清软撒对康来私动失赞生痛地不这闻闻心不难用良要理时细怕行没有不过净看不这好责乐撒不受行这不不方理到会不解不作力不不康自平不不邪安不敢认有不细自不友急清不客感诚敢智理着识学因见马水不而能好记公不不好诚不帝冷真因不暖理私客受会高亮她定勇高记</w:t>
       </w:r>
     </w:p>
     <w:p>
       <w:pPr>
         <w:rPr>
-          <w:rFonts w:ascii="宋体" w:eastAsia="宋体" w:hAnsi="宋体"/>
+          <w:rFonts w:ascii="宋体" w:eastAsia="宋体" w:hAnsi="宋体" w:hint="eastAsia"/>
           <w:lang w:eastAsia="zh-CN"/>
         </w:rPr>
       </w:pPr>
@@ -5016,7 +194,7 @@
     <w:p>
       <w:pPr>
         <w:rPr>
-          <w:rFonts w:ascii="宋体" w:eastAsia="宋体" w:hAnsi="宋体"/>
+          <w:rFonts w:ascii="宋体" w:eastAsia="宋体" w:hAnsi="宋体" w:hint="eastAsia"/>
           <w:lang w:eastAsia="zh-CN"/>
         </w:rPr>
       </w:pPr>
@@ -5039,7 +217,7 @@
     <w:p>
       <w:pPr>
         <w:rPr>
-          <w:rFonts w:ascii="宋体" w:eastAsia="宋体" w:hAnsi="宋体"/>
+          <w:rFonts w:ascii="宋体" w:eastAsia="宋体" w:hAnsi="宋体" w:hint="eastAsia"/>
           <w:lang w:eastAsia="zh-CN"/>
         </w:rPr>
       </w:pPr>
@@ -5054,7 +232,7 @@
     <w:p>
       <w:pPr>
         <w:rPr>
-          <w:rFonts w:ascii="宋体" w:eastAsia="宋体" w:hAnsi="宋体"/>
+          <w:rFonts w:ascii="宋体" w:eastAsia="宋体" w:hAnsi="宋体" w:hint="eastAsia"/>
           <w:lang w:eastAsia="zh-CN"/>
         </w:rPr>
       </w:pPr>
@@ -5069,7 +247,7 @@
     <w:p>
       <w:pPr>
         <w:rPr>
-          <w:rFonts w:ascii="宋体" w:eastAsia="宋体" w:hAnsi="宋体"/>
+          <w:rFonts w:ascii="宋体" w:eastAsia="宋体" w:hAnsi="宋体" w:hint="eastAsia"/>
           <w:lang w:eastAsia="zh-CN"/>
         </w:rPr>
       </w:pPr>
@@ -5092,7 +270,7 @@
     <w:p>
       <w:pPr>
         <w:rPr>
-          <w:rFonts w:ascii="宋体" w:eastAsia="宋体" w:hAnsi="宋体"/>
+          <w:rFonts w:ascii="宋体" w:eastAsia="宋体" w:hAnsi="宋体" w:hint="eastAsia"/>
           <w:lang w:eastAsia="zh-CN"/>
         </w:rPr>
       </w:pPr>
@@ -5107,7 +285,7 @@
     <w:p>
       <w:pPr>
         <w:rPr>
-          <w:rFonts w:ascii="宋体" w:eastAsia="宋体" w:hAnsi="宋体"/>
+          <w:rFonts w:ascii="宋体" w:eastAsia="宋体" w:hAnsi="宋体" w:hint="eastAsia"/>
           <w:lang w:eastAsia="zh-CN"/>
         </w:rPr>
       </w:pPr>
@@ -5122,7 +300,7 @@
     <w:p>
       <w:pPr>
         <w:rPr>
-          <w:rFonts w:ascii="宋体" w:eastAsia="宋体" w:hAnsi="宋体"/>
+          <w:rFonts w:ascii="宋体" w:eastAsia="宋体" w:hAnsi="宋体" w:hint="eastAsia"/>
           <w:lang w:eastAsia="zh-CN"/>
         </w:rPr>
       </w:pPr>
@@ -5138,7 +316,7 @@
     <w:p>
       <w:pPr>
         <w:rPr>
-          <w:rFonts w:ascii="宋体" w:eastAsia="宋体" w:hAnsi="宋体"/>
+          <w:rFonts w:ascii="宋体" w:eastAsia="宋体" w:hAnsi="宋体" w:hint="eastAsia"/>
           <w:lang w:eastAsia="zh-CN"/>
         </w:rPr>
       </w:pPr>
@@ -5153,7 +331,7 @@
     <w:p>
       <w:pPr>
         <w:rPr>
-          <w:rFonts w:ascii="宋体" w:eastAsia="宋体" w:hAnsi="宋体"/>
+          <w:rFonts w:ascii="宋体" w:eastAsia="宋体" w:hAnsi="宋体" w:hint="eastAsia"/>
           <w:lang w:eastAsia="zh-CN"/>
         </w:rPr>
       </w:pPr>
@@ -5174,6 +352,12 @@
       </w:r>
     </w:p>
     <w:sectPr>
+      <w:headerReference w:type="even" r:id="rId8"/>
+      <w:headerReference w:type="default" r:id="rId9"/>
+      <w:footerReference w:type="even" r:id="rId10"/>
+      <w:footerReference w:type="default" r:id="rId11"/>
+      <w:headerReference w:type="first" r:id="rId12"/>
+      <w:footerReference w:type="first" r:id="rId13"/>
       <w:pgSz w:w="12240" w:h="15840"/>
       <w:pgMar w:top="1440" w:right="1800" w:bottom="1440" w:left="1800" w:header="720" w:footer="720" w:gutter="0"/>
       <w:cols w:space="720"/>
@@ -5208,6 +392,74 @@
 </w:endnotes>
 </file>
 
+<file path=word/footer1.xml><?xml version="1.0" encoding="utf-8"?>
+<w:ftr xmlns:wpc="http://schemas.microsoft.com/office/word/2010/wordprocessingCanvas" xmlns:cx="http://schemas.microsoft.com/office/drawing/2014/chartex" xmlns:cx1="http://schemas.microsoft.com/office/drawing/2015/9/8/chartex" xmlns:cx2="http://schemas.microsoft.com/office/drawing/2015/10/21/chartex" xmlns:cx3="http://schemas.microsoft.com/office/drawing/2016/5/9/chartex" xmlns:cx4="http://schemas.microsoft.com/office/drawing/2016/5/10/chartex" xmlns:cx5="http://schemas.microsoft.com/office/drawing/2016/5/11/chartex" xmlns:cx6="http://schemas.microsoft.com/office/drawing/2016/5/12/chartex" xmlns:cx7="http://schemas.microsoft.com/office/drawing/2016/5/13/chartex" xmlns:cx8="http://schemas.microsoft.com/office/drawing/2016/5/14/chartex" xmlns:mc="http://schemas.openxmlformats.org/markup-compatibility/2006" xmlns:aink="http://schemas.microsoft.com/office/drawing/2016/ink" xmlns:am3d="http://schemas.microsoft.com/office/drawing/2017/model3d" xmlns:o="urn:schemas-microsoft-com:office:office" xmlns:oel="http://schemas.microsoft.com/office/2019/extlst" xmlns:r="http://schemas.openxmlformats.org/officeDocument/2006/relationships" xmlns:m="http://schemas.openxmlformats.org/officeDocument/2006/math" xmlns:v="urn:schemas-microsoft-com:vml" xmlns:wp14="http://schemas.microsoft.com/office/word/2010/wordprocessingDrawing" xmlns:wp="http://schemas.openxmlformats.org/drawingml/2006/wordprocessingDrawing" xmlns:w10="urn:schemas-microsoft-com:office:word" xmlns:w="http://schemas.openxmlformats.org/wordprocessingml/2006/main" xmlns:w14="http://schemas.microsoft.com/office/word/2010/wordml" xmlns:w15="http://schemas.microsoft.com/office/word/2012/wordml" xmlns:w16cex="http://schemas.microsoft.com/office/word/2018/wordml/cex" xmlns:w16cid="http://schemas.microsoft.com/office/word/2016/wordml/cid" xmlns:w16="http://schemas.microsoft.com/office/word/2018/wordml" xmlns:w16sdtdh="http://schemas.microsoft.com/office/word/2020/wordml/sdtdatahash" xmlns:w16se="http://schemas.microsoft.com/office/word/2015/wordml/symex" xmlns:wpg="http://schemas.microsoft.com/office/word/2010/wordprocessingGroup" xmlns:wpi="http://schemas.microsoft.com/office/word/2010/wordprocessingInk" xmlns:wne="http://schemas.microsoft.com/office/word/2006/wordml" xmlns:wps="http://schemas.microsoft.com/office/word/2010/wordprocessingShape" mc:Ignorable="w14 w15 w16se w16cid w16 w16cex w16sdtdh wp14">
+  <w:p>
+    <w:pPr>
+      <w:pStyle w:val="a7"/>
+    </w:pPr>
+  </w:p>
+</w:ftr>
+</file>
+
+<file path=word/footer2.xml><?xml version="1.0" encoding="utf-8"?>
+<w:ftr xmlns:wpc="http://schemas.microsoft.com/office/word/2010/wordprocessingCanvas" xmlns:cx="http://schemas.microsoft.com/office/drawing/2014/chartex" xmlns:cx1="http://schemas.microsoft.com/office/drawing/2015/9/8/chartex" xmlns:cx2="http://schemas.microsoft.com/office/drawing/2015/10/21/chartex" xmlns:cx3="http://schemas.microsoft.com/office/drawing/2016/5/9/chartex" xmlns:cx4="http://schemas.microsoft.com/office/drawing/2016/5/10/chartex" xmlns:cx5="http://schemas.microsoft.com/office/drawing/2016/5/11/chartex" xmlns:cx6="http://schemas.microsoft.com/office/drawing/2016/5/12/chartex" xmlns:cx7="http://schemas.microsoft.com/office/drawing/2016/5/13/chartex" xmlns:cx8="http://schemas.microsoft.com/office/drawing/2016/5/14/chartex" xmlns:mc="http://schemas.openxmlformats.org/markup-compatibility/2006" xmlns:aink="http://schemas.microsoft.com/office/drawing/2016/ink" xmlns:am3d="http://schemas.microsoft.com/office/drawing/2017/model3d" xmlns:o="urn:schemas-microsoft-com:office:office" xmlns:oel="http://schemas.microsoft.com/office/2019/extlst" xmlns:r="http://schemas.openxmlformats.org/officeDocument/2006/relationships" xmlns:m="http://schemas.openxmlformats.org/officeDocument/2006/math" xmlns:v="urn:schemas-microsoft-com:vml" xmlns:wp14="http://schemas.microsoft.com/office/word/2010/wordprocessingDrawing" xmlns:wp="http://schemas.openxmlformats.org/drawingml/2006/wordprocessingDrawing" xmlns:w10="urn:schemas-microsoft-com:office:word" xmlns:w="http://schemas.openxmlformats.org/wordprocessingml/2006/main" xmlns:w14="http://schemas.microsoft.com/office/word/2010/wordml" xmlns:w15="http://schemas.microsoft.com/office/word/2012/wordml" xmlns:w16cex="http://schemas.microsoft.com/office/word/2018/wordml/cex" xmlns:w16cid="http://schemas.microsoft.com/office/word/2016/wordml/cid" xmlns:w16="http://schemas.microsoft.com/office/word/2018/wordml" xmlns:w16sdtdh="http://schemas.microsoft.com/office/word/2020/wordml/sdtdatahash" xmlns:w16se="http://schemas.microsoft.com/office/word/2015/wordml/symex" xmlns:wpg="http://schemas.microsoft.com/office/word/2010/wordprocessingGroup" xmlns:wpi="http://schemas.microsoft.com/office/word/2010/wordprocessingInk" xmlns:wne="http://schemas.microsoft.com/office/word/2006/wordml" xmlns:wps="http://schemas.microsoft.com/office/word/2010/wordprocessingShape" mc:Ignorable="w14 w15 w16se w16cid w16 w16cex w16sdtdh wp14">
+  <w:sdt>
+    <w:sdtPr>
+      <w:id w:val="-19168801"/>
+      <w:docPartObj>
+        <w:docPartGallery w:val="Page Numbers (Bottom of Page)"/>
+        <w:docPartUnique/>
+      </w:docPartObj>
+    </w:sdtPr>
+    <w:sdtContent>
+      <w:p>
+        <w:pPr>
+          <w:pStyle w:val="a7"/>
+          <w:jc w:val="center"/>
+          <w:rPr>
+            <w:rFonts w:hint="eastAsia"/>
+          </w:rPr>
+        </w:pPr>
+        <w:r>
+          <w:fldChar w:fldCharType="begin"/>
+        </w:r>
+        <w:r>
+          <w:instrText>PAGE   \* MERGEFORMAT</w:instrText>
+        </w:r>
+        <w:r>
+          <w:fldChar w:fldCharType="separate"/>
+        </w:r>
+        <w:r>
+          <w:rPr>
+            <w:lang w:val="zh-CN" w:eastAsia="zh-CN"/>
+          </w:rPr>
+          <w:t>2</w:t>
+        </w:r>
+        <w:r>
+          <w:fldChar w:fldCharType="end"/>
+        </w:r>
+      </w:p>
+    </w:sdtContent>
+  </w:sdt>
+  <w:p>
+    <w:pPr>
+      <w:pStyle w:val="a7"/>
+    </w:pPr>
+  </w:p>
+</w:ftr>
+</file>
+
+<file path=word/footer3.xml><?xml version="1.0" encoding="utf-8"?>
+<w:ftr xmlns:wpc="http://schemas.microsoft.com/office/word/2010/wordprocessingCanvas" xmlns:cx="http://schemas.microsoft.com/office/drawing/2014/chartex" xmlns:cx1="http://schemas.microsoft.com/office/drawing/2015/9/8/chartex" xmlns:cx2="http://schemas.microsoft.com/office/drawing/2015/10/21/chartex" xmlns:cx3="http://schemas.microsoft.com/office/drawing/2016/5/9/chartex" xmlns:cx4="http://schemas.microsoft.com/office/drawing/2016/5/10/chartex" xmlns:cx5="http://schemas.microsoft.com/office/drawing/2016/5/11/chartex" xmlns:cx6="http://schemas.microsoft.com/office/drawing/2016/5/12/chartex" xmlns:cx7="http://schemas.microsoft.com/office/drawing/2016/5/13/chartex" xmlns:cx8="http://schemas.microsoft.com/office/drawing/2016/5/14/chartex" xmlns:mc="http://schemas.openxmlformats.org/markup-compatibility/2006" xmlns:aink="http://schemas.microsoft.com/office/drawing/2016/ink" xmlns:am3d="http://schemas.microsoft.com/office/drawing/2017/model3d" xmlns:o="urn:schemas-microsoft-com:office:office" xmlns:oel="http://schemas.microsoft.com/office/2019/extlst" xmlns:r="http://schemas.openxmlformats.org/officeDocument/2006/relationships" xmlns:m="http://schemas.openxmlformats.org/officeDocument/2006/math" xmlns:v="urn:schemas-microsoft-com:vml" xmlns:wp14="http://schemas.microsoft.com/office/word/2010/wordprocessingDrawing" xmlns:wp="http://schemas.openxmlformats.org/drawingml/2006/wordprocessingDrawing" xmlns:w10="urn:schemas-microsoft-com:office:word" xmlns:w="http://schemas.openxmlformats.org/wordprocessingml/2006/main" xmlns:w14="http://schemas.microsoft.com/office/word/2010/wordml" xmlns:w15="http://schemas.microsoft.com/office/word/2012/wordml" xmlns:w16cex="http://schemas.microsoft.com/office/word/2018/wordml/cex" xmlns:w16cid="http://schemas.microsoft.com/office/word/2016/wordml/cid" xmlns:w16="http://schemas.microsoft.com/office/word/2018/wordml" xmlns:w16sdtdh="http://schemas.microsoft.com/office/word/2020/wordml/sdtdatahash" xmlns:w16se="http://schemas.microsoft.com/office/word/2015/wordml/symex" xmlns:wpg="http://schemas.microsoft.com/office/word/2010/wordprocessingGroup" xmlns:wpi="http://schemas.microsoft.com/office/word/2010/wordprocessingInk" xmlns:wne="http://schemas.microsoft.com/office/word/2006/wordml" xmlns:wps="http://schemas.microsoft.com/office/word/2010/wordprocessingShape" mc:Ignorable="w14 w15 w16se w16cid w16 w16cex w16sdtdh wp14">
+  <w:p>
+    <w:pPr>
+      <w:pStyle w:val="a7"/>
+    </w:pPr>
+  </w:p>
+</w:ftr>
+</file>
+
 <file path=word/footnotes.xml><?xml version="1.0" encoding="utf-8"?>
 <w:footnotes xmlns:wpc="http://schemas.microsoft.com/office/word/2010/wordprocessingCanvas" xmlns:cx="http://schemas.microsoft.com/office/drawing/2014/chartex" xmlns:cx1="http://schemas.microsoft.com/office/drawing/2015/9/8/chartex" xmlns:cx2="http://schemas.microsoft.com/office/drawing/2015/10/21/chartex" xmlns:cx3="http://schemas.microsoft.com/office/drawing/2016/5/9/chartex" xmlns:cx4="http://schemas.microsoft.com/office/drawing/2016/5/10/chartex" xmlns:cx5="http://schemas.microsoft.com/office/drawing/2016/5/11/chartex" xmlns:cx6="http://schemas.microsoft.com/office/drawing/2016/5/12/chartex" xmlns:cx7="http://schemas.microsoft.com/office/drawing/2016/5/13/chartex" xmlns:cx8="http://schemas.microsoft.com/office/drawing/2016/5/14/chartex" xmlns:mc="http://schemas.openxmlformats.org/markup-compatibility/2006" xmlns:aink="http://schemas.microsoft.com/office/drawing/2016/ink" xmlns:am3d="http://schemas.microsoft.com/office/drawing/2017/model3d" xmlns:o="urn:schemas-microsoft-com:office:office" xmlns:oel="http://schemas.microsoft.com/office/2019/extlst" xmlns:r="http://schemas.openxmlformats.org/officeDocument/2006/relationships" xmlns:m="http://schemas.openxmlformats.org/officeDocument/2006/math" xmlns:v="urn:schemas-microsoft-com:vml" xmlns:wp14="http://schemas.microsoft.com/office/word/2010/wordprocessingDrawing" xmlns:wp="http://schemas.openxmlformats.org/drawingml/2006/wordprocessingDrawing" xmlns:w10="urn:schemas-microsoft-com:office:word" xmlns:w="http://schemas.openxmlformats.org/wordprocessingml/2006/main" xmlns:w14="http://schemas.microsoft.com/office/word/2010/wordml" xmlns:w15="http://schemas.microsoft.com/office/word/2012/wordml" xmlns:w16cex="http://schemas.microsoft.com/office/word/2018/wordml/cex" xmlns:w16cid="http://schemas.microsoft.com/office/word/2016/wordml/cid" xmlns:w16="http://schemas.microsoft.com/office/word/2018/wordml" xmlns:w16sdtdh="http://schemas.microsoft.com/office/word/2020/wordml/sdtdatahash" xmlns:w16se="http://schemas.microsoft.com/office/word/2015/wordml/symex" xmlns:wpg="http://schemas.microsoft.com/office/word/2010/wordprocessingGroup" xmlns:wpi="http://schemas.microsoft.com/office/word/2010/wordprocessingInk" xmlns:wne="http://schemas.microsoft.com/office/word/2006/wordml" xmlns:wps="http://schemas.microsoft.com/office/word/2010/wordprocessingShape" mc:Ignorable="w14 w15 w16se w16cid w16 w16cex w16sdtdh wp14">
   <w:footnote w:type="separator" w:id="-1">
@@ -5231,6 +483,36 @@
     </w:p>
   </w:footnote>
 </w:footnotes>
+</file>
+
+<file path=word/header1.xml><?xml version="1.0" encoding="utf-8"?>
+<w:hdr xmlns:wpc="http://schemas.microsoft.com/office/word/2010/wordprocessingCanvas" xmlns:cx="http://schemas.microsoft.com/office/drawing/2014/chartex" xmlns:cx1="http://schemas.microsoft.com/office/drawing/2015/9/8/chartex" xmlns:cx2="http://schemas.microsoft.com/office/drawing/2015/10/21/chartex" xmlns:cx3="http://schemas.microsoft.com/office/drawing/2016/5/9/chartex" xmlns:cx4="http://schemas.microsoft.com/office/drawing/2016/5/10/chartex" xmlns:cx5="http://schemas.microsoft.com/office/drawing/2016/5/11/chartex" xmlns:cx6="http://schemas.microsoft.com/office/drawing/2016/5/12/chartex" xmlns:cx7="http://schemas.microsoft.com/office/drawing/2016/5/13/chartex" xmlns:cx8="http://schemas.microsoft.com/office/drawing/2016/5/14/chartex" xmlns:mc="http://schemas.openxmlformats.org/markup-compatibility/2006" xmlns:aink="http://schemas.microsoft.com/office/drawing/2016/ink" xmlns:am3d="http://schemas.microsoft.com/office/drawing/2017/model3d" xmlns:o="urn:schemas-microsoft-com:office:office" xmlns:oel="http://schemas.microsoft.com/office/2019/extlst" xmlns:r="http://schemas.openxmlformats.org/officeDocument/2006/relationships" xmlns:m="http://schemas.openxmlformats.org/officeDocument/2006/math" xmlns:v="urn:schemas-microsoft-com:vml" xmlns:wp14="http://schemas.microsoft.com/office/word/2010/wordprocessingDrawing" xmlns:wp="http://schemas.openxmlformats.org/drawingml/2006/wordprocessingDrawing" xmlns:w10="urn:schemas-microsoft-com:office:word" xmlns:w="http://schemas.openxmlformats.org/wordprocessingml/2006/main" xmlns:w14="http://schemas.microsoft.com/office/word/2010/wordml" xmlns:w15="http://schemas.microsoft.com/office/word/2012/wordml" xmlns:w16cex="http://schemas.microsoft.com/office/word/2018/wordml/cex" xmlns:w16cid="http://schemas.microsoft.com/office/word/2016/wordml/cid" xmlns:w16="http://schemas.microsoft.com/office/word/2018/wordml" xmlns:w16sdtdh="http://schemas.microsoft.com/office/word/2020/wordml/sdtdatahash" xmlns:w16se="http://schemas.microsoft.com/office/word/2015/wordml/symex" xmlns:wpg="http://schemas.microsoft.com/office/word/2010/wordprocessingGroup" xmlns:wpi="http://schemas.microsoft.com/office/word/2010/wordprocessingInk" xmlns:wne="http://schemas.microsoft.com/office/word/2006/wordml" xmlns:wps="http://schemas.microsoft.com/office/word/2010/wordprocessingShape" mc:Ignorable="w14 w15 w16se w16cid w16 w16cex w16sdtdh wp14">
+  <w:p>
+    <w:pPr>
+      <w:pStyle w:val="a5"/>
+    </w:pPr>
+  </w:p>
+</w:hdr>
+</file>
+
+<file path=word/header2.xml><?xml version="1.0" encoding="utf-8"?>
+<w:hdr xmlns:wpc="http://schemas.microsoft.com/office/word/2010/wordprocessingCanvas" xmlns:cx="http://schemas.microsoft.com/office/drawing/2014/chartex" xmlns:cx1="http://schemas.microsoft.com/office/drawing/2015/9/8/chartex" xmlns:cx2="http://schemas.microsoft.com/office/drawing/2015/10/21/chartex" xmlns:cx3="http://schemas.microsoft.com/office/drawing/2016/5/9/chartex" xmlns:cx4="http://schemas.microsoft.com/office/drawing/2016/5/10/chartex" xmlns:cx5="http://schemas.microsoft.com/office/drawing/2016/5/11/chartex" xmlns:cx6="http://schemas.microsoft.com/office/drawing/2016/5/12/chartex" xmlns:cx7="http://schemas.microsoft.com/office/drawing/2016/5/13/chartex" xmlns:cx8="http://schemas.microsoft.com/office/drawing/2016/5/14/chartex" xmlns:mc="http://schemas.openxmlformats.org/markup-compatibility/2006" xmlns:aink="http://schemas.microsoft.com/office/drawing/2016/ink" xmlns:am3d="http://schemas.microsoft.com/office/drawing/2017/model3d" xmlns:o="urn:schemas-microsoft-com:office:office" xmlns:oel="http://schemas.microsoft.com/office/2019/extlst" xmlns:r="http://schemas.openxmlformats.org/officeDocument/2006/relationships" xmlns:m="http://schemas.openxmlformats.org/officeDocument/2006/math" xmlns:v="urn:schemas-microsoft-com:vml" xmlns:wp14="http://schemas.microsoft.com/office/word/2010/wordprocessingDrawing" xmlns:wp="http://schemas.openxmlformats.org/drawingml/2006/wordprocessingDrawing" xmlns:w10="urn:schemas-microsoft-com:office:word" xmlns:w="http://schemas.openxmlformats.org/wordprocessingml/2006/main" xmlns:w14="http://schemas.microsoft.com/office/word/2010/wordml" xmlns:w15="http://schemas.microsoft.com/office/word/2012/wordml" xmlns:w16cex="http://schemas.microsoft.com/office/word/2018/wordml/cex" xmlns:w16cid="http://schemas.microsoft.com/office/word/2016/wordml/cid" xmlns:w16="http://schemas.microsoft.com/office/word/2018/wordml" xmlns:w16sdtdh="http://schemas.microsoft.com/office/word/2020/wordml/sdtdatahash" xmlns:w16se="http://schemas.microsoft.com/office/word/2015/wordml/symex" xmlns:wpg="http://schemas.microsoft.com/office/word/2010/wordprocessingGroup" xmlns:wpi="http://schemas.microsoft.com/office/word/2010/wordprocessingInk" xmlns:wne="http://schemas.microsoft.com/office/word/2006/wordml" xmlns:wps="http://schemas.microsoft.com/office/word/2010/wordprocessingShape" mc:Ignorable="w14 w15 w16se w16cid w16 w16cex w16sdtdh wp14">
+  <w:p>
+    <w:pPr>
+      <w:pStyle w:val="a5"/>
+    </w:pPr>
+  </w:p>
+</w:hdr>
+</file>
+
+<file path=word/header3.xml><?xml version="1.0" encoding="utf-8"?>
+<w:hdr xmlns:wpc="http://schemas.microsoft.com/office/word/2010/wordprocessingCanvas" xmlns:cx="http://schemas.microsoft.com/office/drawing/2014/chartex" xmlns:cx1="http://schemas.microsoft.com/office/drawing/2015/9/8/chartex" xmlns:cx2="http://schemas.microsoft.com/office/drawing/2015/10/21/chartex" xmlns:cx3="http://schemas.microsoft.com/office/drawing/2016/5/9/chartex" xmlns:cx4="http://schemas.microsoft.com/office/drawing/2016/5/10/chartex" xmlns:cx5="http://schemas.microsoft.com/office/drawing/2016/5/11/chartex" xmlns:cx6="http://schemas.microsoft.com/office/drawing/2016/5/12/chartex" xmlns:cx7="http://schemas.microsoft.com/office/drawing/2016/5/13/chartex" xmlns:cx8="http://schemas.microsoft.com/office/drawing/2016/5/14/chartex" xmlns:mc="http://schemas.openxmlformats.org/markup-compatibility/2006" xmlns:aink="http://schemas.microsoft.com/office/drawing/2016/ink" xmlns:am3d="http://schemas.microsoft.com/office/drawing/2017/model3d" xmlns:o="urn:schemas-microsoft-com:office:office" xmlns:oel="http://schemas.microsoft.com/office/2019/extlst" xmlns:r="http://schemas.openxmlformats.org/officeDocument/2006/relationships" xmlns:m="http://schemas.openxmlformats.org/officeDocument/2006/math" xmlns:v="urn:schemas-microsoft-com:vml" xmlns:wp14="http://schemas.microsoft.com/office/word/2010/wordprocessingDrawing" xmlns:wp="http://schemas.openxmlformats.org/drawingml/2006/wordprocessingDrawing" xmlns:w10="urn:schemas-microsoft-com:office:word" xmlns:w="http://schemas.openxmlformats.org/wordprocessingml/2006/main" xmlns:w14="http://schemas.microsoft.com/office/word/2010/wordml" xmlns:w15="http://schemas.microsoft.com/office/word/2012/wordml" xmlns:w16cex="http://schemas.microsoft.com/office/word/2018/wordml/cex" xmlns:w16cid="http://schemas.microsoft.com/office/word/2016/wordml/cid" xmlns:w16="http://schemas.microsoft.com/office/word/2018/wordml" xmlns:w16sdtdh="http://schemas.microsoft.com/office/word/2020/wordml/sdtdatahash" xmlns:w16se="http://schemas.microsoft.com/office/word/2015/wordml/symex" xmlns:wpg="http://schemas.microsoft.com/office/word/2010/wordprocessingGroup" xmlns:wpi="http://schemas.microsoft.com/office/word/2010/wordprocessingInk" xmlns:wne="http://schemas.microsoft.com/office/word/2006/wordml" xmlns:wps="http://schemas.microsoft.com/office/word/2010/wordprocessingShape" mc:Ignorable="w14 w15 w16se w16cid w16 w16cex w16sdtdh wp14">
+  <w:p>
+    <w:pPr>
+      <w:pStyle w:val="a5"/>
+    </w:pPr>
+  </w:p>
+</w:hdr>
 </file>
 
 <file path=word/numbering.xml><?xml version="1.0" encoding="utf-8"?>
